--- a/LLDD/word/BE/LLDD-BE-API-Document-List-Search.docx
+++ b/LLDD/word/BE/LLDD-BE-API-Document-List-Search.docx
@@ -4613,11 +4613,13 @@
               </w:rPr>
               <w:t>{</w:t>
               <w:br/>
-              <w:t xml:space="preserve">  "sectionCode": "06",</w:t>
-              <w:br/>
               <w:t xml:space="preserve">  "page": 1,</w:t>
               <w:br/>
-              <w:t xml:space="preserve">  "size": 20</w:t>
+              <w:t xml:space="preserve">  "size": 20,</w:t>
+              <w:br/>
+              <w:t xml:space="preserve">  "status": "06",</w:t>
+              <w:br/>
+              <w:t xml:space="preserve">  "sectionCode": "06"</w:t>
               <w:br/>
               <w:t>}</w:t>
             </w:r>
@@ -4768,7 +4770,7 @@
                 <w:rFonts w:ascii="Arial" w:hAnsi="Arial" w:eastAsia="Arial" w:cs="Tahoma"/>
                 <w:sz w:val="18"/>
               </w:rPr>
-              <w:t>sectionCode</w:t>
+              <w:t>page</w:t>
             </w:r>
           </w:p>
         </w:tc>
@@ -4793,7 +4795,7 @@
                 <w:rFonts w:ascii="Arial" w:hAnsi="Arial" w:eastAsia="Arial" w:cs="Tahoma"/>
                 <w:sz w:val="18"/>
               </w:rPr>
-              <w:t>string</w:t>
+              <w:t>integer</w:t>
             </w:r>
           </w:p>
         </w:tc>
@@ -4843,7 +4845,7 @@
                 <w:rFonts w:ascii="Arial" w:hAnsi="Arial" w:eastAsia="Arial" w:cs="Tahoma"/>
                 <w:sz w:val="18"/>
               </w:rPr>
-              <w:t>canonical code; do not replace with display label</w:t>
+              <w:t>&gt;= 1; default 1</w:t>
             </w:r>
           </w:p>
         </w:tc>
@@ -4873,7 +4875,7 @@
                 <w:rFonts w:ascii="Arial" w:hAnsi="Arial" w:eastAsia="Arial" w:cs="Tahoma"/>
                 <w:sz w:val="18"/>
               </w:rPr>
-              <w:t>page</w:t>
+              <w:t>size</w:t>
             </w:r>
           </w:p>
         </w:tc>
@@ -4948,7 +4950,7 @@
                 <w:rFonts w:ascii="Arial" w:hAnsi="Arial" w:eastAsia="Arial" w:cs="Tahoma"/>
                 <w:sz w:val="18"/>
               </w:rPr>
-              <w:t>&gt;= 1; default 1</w:t>
+              <w:t>1..100; default 20</w:t>
             </w:r>
           </w:p>
         </w:tc>
@@ -4978,7 +4980,7 @@
                 <w:rFonts w:ascii="Arial" w:hAnsi="Arial" w:eastAsia="Arial" w:cs="Tahoma"/>
                 <w:sz w:val="18"/>
               </w:rPr>
-              <w:t>size</w:t>
+              <w:t>status</w:t>
             </w:r>
           </w:p>
         </w:tc>
@@ -5003,7 +5005,7 @@
                 <w:rFonts w:ascii="Arial" w:hAnsi="Arial" w:eastAsia="Arial" w:cs="Tahoma"/>
                 <w:sz w:val="18"/>
               </w:rPr>
-              <w:t>integer</w:t>
+              <w:t>string</w:t>
             </w:r>
           </w:p>
         </w:tc>
@@ -5053,7 +5055,112 @@
                 <w:rFonts w:ascii="Arial" w:hAnsi="Arial" w:eastAsia="Arial" w:cs="Tahoma"/>
                 <w:sz w:val="18"/>
               </w:rPr>
-              <w:t>1..100; default 20</w:t>
+              <w:t>UTF-8; use value domain described by endpoint purpose</w:t>
+            </w:r>
+          </w:p>
+        </w:tc>
+      </w:tr>
+      <w:tr>
+        <w:trPr>
+          <w:cantSplit/>
+        </w:trPr>
+        <w:tc>
+          <w:tcPr>
+            <w:tcW w:type="dxa" w:w="2520"/>
+            <w:vAlign w:val="center"/>
+          </w:tcPr>
+          <w:p>
+            <w:pPr>
+              <w:keepLines/>
+              <w:spacing w:after="0"/>
+            </w:pPr>
+            <w:r>
+              <w:rPr>
+                <w:rFonts w:ascii="Arial" w:hAnsi="Arial" w:eastAsia="Arial" w:cs="Tahoma"/>
+                <w:sz w:val="18"/>
+              </w:rPr>
+            </w:r>
+            <w:r>
+              <w:rPr>
+                <w:rFonts w:ascii="Arial" w:hAnsi="Arial" w:eastAsia="Arial" w:cs="Tahoma"/>
+                <w:sz w:val="18"/>
+              </w:rPr>
+              <w:t>sectionCode</w:t>
+            </w:r>
+          </w:p>
+        </w:tc>
+        <w:tc>
+          <w:tcPr>
+            <w:tcW w:type="dxa" w:w="2520"/>
+            <w:vAlign w:val="center"/>
+          </w:tcPr>
+          <w:p>
+            <w:pPr>
+              <w:keepLines/>
+              <w:spacing w:after="0"/>
+            </w:pPr>
+            <w:r>
+              <w:rPr>
+                <w:rFonts w:ascii="Arial" w:hAnsi="Arial" w:eastAsia="Arial" w:cs="Tahoma"/>
+                <w:sz w:val="18"/>
+              </w:rPr>
+            </w:r>
+            <w:r>
+              <w:rPr>
+                <w:rFonts w:ascii="Arial" w:hAnsi="Arial" w:eastAsia="Arial" w:cs="Tahoma"/>
+                <w:sz w:val="18"/>
+              </w:rPr>
+              <w:t>string</w:t>
+            </w:r>
+          </w:p>
+        </w:tc>
+        <w:tc>
+          <w:tcPr>
+            <w:tcW w:type="dxa" w:w="2520"/>
+            <w:vAlign w:val="center"/>
+          </w:tcPr>
+          <w:p>
+            <w:pPr>
+              <w:keepLines/>
+              <w:spacing w:after="0"/>
+            </w:pPr>
+            <w:r>
+              <w:rPr>
+                <w:rFonts w:ascii="Arial" w:hAnsi="Arial" w:eastAsia="Arial" w:cs="Tahoma"/>
+                <w:sz w:val="18"/>
+              </w:rPr>
+            </w:r>
+            <w:r>
+              <w:rPr>
+                <w:rFonts w:ascii="Arial" w:hAnsi="Arial" w:eastAsia="Arial" w:cs="Tahoma"/>
+                <w:sz w:val="18"/>
+              </w:rPr>
+              <w:t>No</w:t>
+            </w:r>
+          </w:p>
+        </w:tc>
+        <w:tc>
+          <w:tcPr>
+            <w:tcW w:type="dxa" w:w="2520"/>
+            <w:vAlign w:val="center"/>
+          </w:tcPr>
+          <w:p>
+            <w:pPr>
+              <w:keepLines/>
+              <w:spacing w:after="0"/>
+            </w:pPr>
+            <w:r>
+              <w:rPr>
+                <w:rFonts w:ascii="Arial" w:hAnsi="Arial" w:eastAsia="Arial" w:cs="Tahoma"/>
+                <w:sz w:val="18"/>
+              </w:rPr>
+            </w:r>
+            <w:r>
+              <w:rPr>
+                <w:rFonts w:ascii="Arial" w:hAnsi="Arial" w:eastAsia="Arial" w:cs="Tahoma"/>
+                <w:sz w:val="18"/>
+              </w:rPr>
+              <w:t>canonical code; do not replace with display label</w:t>
             </w:r>
           </w:p>
         </w:tc>
@@ -5119,13 +5226,37 @@
               </w:rPr>
               <w:t>{</w:t>
               <w:br/>
+              <w:t xml:space="preserve">  "page": 1,</w:t>
+              <w:br/>
+              <w:t xml:space="preserve">  "size": 20,</w:t>
+              <w:br/>
+              <w:t xml:space="preserve">  "total": 24,</w:t>
+              <w:br/>
               <w:t xml:space="preserve">  "items": [</w:t>
               <w:br/>
               <w:t xml:space="preserve">    {</w:t>
               <w:br/>
+              <w:t xml:space="preserve">      "roundNo": 1,</w:t>
+              <w:br/>
               <w:t xml:space="preserve">      "docNo": "2026/00123",</w:t>
               <w:br/>
-              <w:t xml:space="preserve">      "waitingDays": 3</w:t>
+              <w:t xml:space="preserve">      "impactedStoreCode": "01234",</w:t>
+              <w:br/>
+              <w:t xml:space="preserve">      "impactedStoreName": "สาขาตัวอย่าง",</w:t>
+              <w:br/>
+              <w:t xml:space="preserve">      "regionCode": "BE",</w:t>
+              <w:br/>
+              <w:t xml:space="preserve">      "salesDeclinePercent": 12.5,</w:t>
+              <w:br/>
+              <w:t xml:space="preserve">      "statusCode": "06",</w:t>
+              <w:br/>
+              <w:t xml:space="preserve">      "statusName": "รอฝ่าย SBP DSA ดำเนินการ",</w:t>
+              <w:br/>
+              <w:t xml:space="preserve">      "totalCompensationAmount": 48200.0,</w:t>
+              <w:br/>
+              <w:t xml:space="preserve">      "daysPending": 3,</w:t>
+              <w:br/>
+              <w:t xml:space="preserve">      "salesDataDays": 58</w:t>
               <w:br/>
               <w:t xml:space="preserve">    }</w:t>
               <w:br/>
@@ -5280,7 +5411,7 @@
                 <w:rFonts w:ascii="Arial" w:hAnsi="Arial" w:eastAsia="Arial" w:cs="Tahoma"/>
                 <w:sz w:val="18"/>
               </w:rPr>
-              <w:t>items</w:t>
+              <w:t>page</w:t>
             </w:r>
           </w:p>
         </w:tc>
@@ -5305,7 +5436,7 @@
                 <w:rFonts w:ascii="Arial" w:hAnsi="Arial" w:eastAsia="Arial" w:cs="Tahoma"/>
                 <w:sz w:val="18"/>
               </w:rPr>
-              <w:t>array&lt;object&gt;</w:t>
+              <w:t>integer</w:t>
             </w:r>
           </w:p>
         </w:tc>
@@ -5355,7 +5486,7 @@
                 <w:rFonts w:ascii="Arial" w:hAnsi="Arial" w:eastAsia="Arial" w:cs="Tahoma"/>
                 <w:sz w:val="18"/>
               </w:rPr>
-              <w:t>JSON array; element type shown in Type column</w:t>
+              <w:t>&gt;= 1; default 1</w:t>
             </w:r>
           </w:p>
         </w:tc>
@@ -5385,7 +5516,7 @@
                 <w:rFonts w:ascii="Arial" w:hAnsi="Arial" w:eastAsia="Arial" w:cs="Tahoma"/>
                 <w:sz w:val="18"/>
               </w:rPr>
-              <w:t>items[].docNo</w:t>
+              <w:t>size</w:t>
             </w:r>
           </w:p>
         </w:tc>
@@ -5410,7 +5541,7 @@
                 <w:rFonts w:ascii="Arial" w:hAnsi="Arial" w:eastAsia="Arial" w:cs="Tahoma"/>
                 <w:sz w:val="18"/>
               </w:rPr>
-              <w:t>string</w:t>
+              <w:t>integer</w:t>
             </w:r>
           </w:p>
         </w:tc>
@@ -5460,7 +5591,7 @@
                 <w:rFonts w:ascii="Arial" w:hAnsi="Arial" w:eastAsia="Arial" w:cs="Tahoma"/>
                 <w:sz w:val="18"/>
               </w:rPr>
-              <w:t>ค.ศ. YYYY/xxxxx</w:t>
+              <w:t>1..100; default 20</w:t>
             </w:r>
           </w:p>
         </w:tc>
@@ -5490,7 +5621,1267 @@
                 <w:rFonts w:ascii="Arial" w:hAnsi="Arial" w:eastAsia="Arial" w:cs="Tahoma"/>
                 <w:sz w:val="18"/>
               </w:rPr>
-              <w:t>items[].waitingDays</w:t>
+              <w:t>total</w:t>
+            </w:r>
+          </w:p>
+        </w:tc>
+        <w:tc>
+          <w:tcPr>
+            <w:tcW w:type="dxa" w:w="2520"/>
+            <w:vAlign w:val="center"/>
+          </w:tcPr>
+          <w:p>
+            <w:pPr>
+              <w:keepLines/>
+              <w:spacing w:after="0"/>
+            </w:pPr>
+            <w:r>
+              <w:rPr>
+                <w:rFonts w:ascii="Arial" w:hAnsi="Arial" w:eastAsia="Arial" w:cs="Tahoma"/>
+                <w:sz w:val="18"/>
+              </w:rPr>
+            </w:r>
+            <w:r>
+              <w:rPr>
+                <w:rFonts w:ascii="Arial" w:hAnsi="Arial" w:eastAsia="Arial" w:cs="Tahoma"/>
+                <w:sz w:val="18"/>
+              </w:rPr>
+              <w:t>integer</w:t>
+            </w:r>
+          </w:p>
+        </w:tc>
+        <w:tc>
+          <w:tcPr>
+            <w:tcW w:type="dxa" w:w="2520"/>
+            <w:vAlign w:val="center"/>
+          </w:tcPr>
+          <w:p>
+            <w:pPr>
+              <w:keepLines/>
+              <w:spacing w:after="0"/>
+            </w:pPr>
+            <w:r>
+              <w:rPr>
+                <w:rFonts w:ascii="Arial" w:hAnsi="Arial" w:eastAsia="Arial" w:cs="Tahoma"/>
+                <w:sz w:val="18"/>
+              </w:rPr>
+            </w:r>
+            <w:r>
+              <w:rPr>
+                <w:rFonts w:ascii="Arial" w:hAnsi="Arial" w:eastAsia="Arial" w:cs="Tahoma"/>
+                <w:sz w:val="18"/>
+              </w:rPr>
+              <w:t>Yes</w:t>
+            </w:r>
+          </w:p>
+        </w:tc>
+        <w:tc>
+          <w:tcPr>
+            <w:tcW w:type="dxa" w:w="2520"/>
+            <w:vAlign w:val="center"/>
+          </w:tcPr>
+          <w:p>
+            <w:pPr>
+              <w:keepLines/>
+              <w:spacing w:after="0"/>
+            </w:pPr>
+            <w:r>
+              <w:rPr>
+                <w:rFonts w:ascii="Arial" w:hAnsi="Arial" w:eastAsia="Arial" w:cs="Tahoma"/>
+                <w:sz w:val="18"/>
+              </w:rPr>
+            </w:r>
+            <w:r>
+              <w:rPr>
+                <w:rFonts w:ascii="Arial" w:hAnsi="Arial" w:eastAsia="Arial" w:cs="Tahoma"/>
+                <w:sz w:val="18"/>
+              </w:rPr>
+              <w:t>UTF-8; use value domain described by endpoint purpose</w:t>
+            </w:r>
+          </w:p>
+        </w:tc>
+      </w:tr>
+      <w:tr>
+        <w:trPr>
+          <w:cantSplit/>
+        </w:trPr>
+        <w:tc>
+          <w:tcPr>
+            <w:tcW w:type="dxa" w:w="2520"/>
+            <w:vAlign w:val="center"/>
+          </w:tcPr>
+          <w:p>
+            <w:pPr>
+              <w:keepLines/>
+              <w:spacing w:after="0"/>
+            </w:pPr>
+            <w:r>
+              <w:rPr>
+                <w:rFonts w:ascii="Arial" w:hAnsi="Arial" w:eastAsia="Arial" w:cs="Tahoma"/>
+                <w:sz w:val="18"/>
+              </w:rPr>
+            </w:r>
+            <w:r>
+              <w:rPr>
+                <w:rFonts w:ascii="Arial" w:hAnsi="Arial" w:eastAsia="Arial" w:cs="Tahoma"/>
+                <w:sz w:val="18"/>
+              </w:rPr>
+              <w:t>items</w:t>
+            </w:r>
+          </w:p>
+        </w:tc>
+        <w:tc>
+          <w:tcPr>
+            <w:tcW w:type="dxa" w:w="2520"/>
+            <w:vAlign w:val="center"/>
+          </w:tcPr>
+          <w:p>
+            <w:pPr>
+              <w:keepLines/>
+              <w:spacing w:after="0"/>
+            </w:pPr>
+            <w:r>
+              <w:rPr>
+                <w:rFonts w:ascii="Arial" w:hAnsi="Arial" w:eastAsia="Arial" w:cs="Tahoma"/>
+                <w:sz w:val="18"/>
+              </w:rPr>
+            </w:r>
+            <w:r>
+              <w:rPr>
+                <w:rFonts w:ascii="Arial" w:hAnsi="Arial" w:eastAsia="Arial" w:cs="Tahoma"/>
+                <w:sz w:val="18"/>
+              </w:rPr>
+              <w:t>array&lt;object&gt;</w:t>
+            </w:r>
+          </w:p>
+        </w:tc>
+        <w:tc>
+          <w:tcPr>
+            <w:tcW w:type="dxa" w:w="2520"/>
+            <w:vAlign w:val="center"/>
+          </w:tcPr>
+          <w:p>
+            <w:pPr>
+              <w:keepLines/>
+              <w:spacing w:after="0"/>
+            </w:pPr>
+            <w:r>
+              <w:rPr>
+                <w:rFonts w:ascii="Arial" w:hAnsi="Arial" w:eastAsia="Arial" w:cs="Tahoma"/>
+                <w:sz w:val="18"/>
+              </w:rPr>
+            </w:r>
+            <w:r>
+              <w:rPr>
+                <w:rFonts w:ascii="Arial" w:hAnsi="Arial" w:eastAsia="Arial" w:cs="Tahoma"/>
+                <w:sz w:val="18"/>
+              </w:rPr>
+              <w:t>Yes</w:t>
+            </w:r>
+          </w:p>
+        </w:tc>
+        <w:tc>
+          <w:tcPr>
+            <w:tcW w:type="dxa" w:w="2520"/>
+            <w:vAlign w:val="center"/>
+          </w:tcPr>
+          <w:p>
+            <w:pPr>
+              <w:keepLines/>
+              <w:spacing w:after="0"/>
+            </w:pPr>
+            <w:r>
+              <w:rPr>
+                <w:rFonts w:ascii="Arial" w:hAnsi="Arial" w:eastAsia="Arial" w:cs="Tahoma"/>
+                <w:sz w:val="18"/>
+              </w:rPr>
+            </w:r>
+            <w:r>
+              <w:rPr>
+                <w:rFonts w:ascii="Arial" w:hAnsi="Arial" w:eastAsia="Arial" w:cs="Tahoma"/>
+                <w:sz w:val="18"/>
+              </w:rPr>
+              <w:t>JSON array; element type shown in Type column</w:t>
+            </w:r>
+          </w:p>
+        </w:tc>
+      </w:tr>
+      <w:tr>
+        <w:trPr>
+          <w:cantSplit/>
+        </w:trPr>
+        <w:tc>
+          <w:tcPr>
+            <w:tcW w:type="dxa" w:w="2520"/>
+            <w:vAlign w:val="center"/>
+          </w:tcPr>
+          <w:p>
+            <w:pPr>
+              <w:keepLines/>
+              <w:spacing w:after="0"/>
+            </w:pPr>
+            <w:r>
+              <w:rPr>
+                <w:rFonts w:ascii="Arial" w:hAnsi="Arial" w:eastAsia="Arial" w:cs="Tahoma"/>
+                <w:sz w:val="18"/>
+              </w:rPr>
+            </w:r>
+            <w:r>
+              <w:rPr>
+                <w:rFonts w:ascii="Arial" w:hAnsi="Arial" w:eastAsia="Arial" w:cs="Tahoma"/>
+                <w:sz w:val="18"/>
+              </w:rPr>
+              <w:t>items[].roundNo</w:t>
+            </w:r>
+          </w:p>
+        </w:tc>
+        <w:tc>
+          <w:tcPr>
+            <w:tcW w:type="dxa" w:w="2520"/>
+            <w:vAlign w:val="center"/>
+          </w:tcPr>
+          <w:p>
+            <w:pPr>
+              <w:keepLines/>
+              <w:spacing w:after="0"/>
+            </w:pPr>
+            <w:r>
+              <w:rPr>
+                <w:rFonts w:ascii="Arial" w:hAnsi="Arial" w:eastAsia="Arial" w:cs="Tahoma"/>
+                <w:sz w:val="18"/>
+              </w:rPr>
+            </w:r>
+            <w:r>
+              <w:rPr>
+                <w:rFonts w:ascii="Arial" w:hAnsi="Arial" w:eastAsia="Arial" w:cs="Tahoma"/>
+                <w:sz w:val="18"/>
+              </w:rPr>
+              <w:t>integer</w:t>
+            </w:r>
+          </w:p>
+        </w:tc>
+        <w:tc>
+          <w:tcPr>
+            <w:tcW w:type="dxa" w:w="2520"/>
+            <w:vAlign w:val="center"/>
+          </w:tcPr>
+          <w:p>
+            <w:pPr>
+              <w:keepLines/>
+              <w:spacing w:after="0"/>
+            </w:pPr>
+            <w:r>
+              <w:rPr>
+                <w:rFonts w:ascii="Arial" w:hAnsi="Arial" w:eastAsia="Arial" w:cs="Tahoma"/>
+                <w:sz w:val="18"/>
+              </w:rPr>
+            </w:r>
+            <w:r>
+              <w:rPr>
+                <w:rFonts w:ascii="Arial" w:hAnsi="Arial" w:eastAsia="Arial" w:cs="Tahoma"/>
+                <w:sz w:val="18"/>
+              </w:rPr>
+              <w:t>Yes</w:t>
+            </w:r>
+          </w:p>
+        </w:tc>
+        <w:tc>
+          <w:tcPr>
+            <w:tcW w:type="dxa" w:w="2520"/>
+            <w:vAlign w:val="center"/>
+          </w:tcPr>
+          <w:p>
+            <w:pPr>
+              <w:keepLines/>
+              <w:spacing w:after="0"/>
+            </w:pPr>
+            <w:r>
+              <w:rPr>
+                <w:rFonts w:ascii="Arial" w:hAnsi="Arial" w:eastAsia="Arial" w:cs="Tahoma"/>
+                <w:sz w:val="18"/>
+              </w:rPr>
+            </w:r>
+            <w:r>
+              <w:rPr>
+                <w:rFonts w:ascii="Arial" w:hAnsi="Arial" w:eastAsia="Arial" w:cs="Tahoma"/>
+                <w:sz w:val="18"/>
+              </w:rPr>
+              <w:t>UTF-8; use value domain described by endpoint purpose</w:t>
+            </w:r>
+          </w:p>
+        </w:tc>
+      </w:tr>
+      <w:tr>
+        <w:trPr>
+          <w:cantSplit/>
+        </w:trPr>
+        <w:tc>
+          <w:tcPr>
+            <w:tcW w:type="dxa" w:w="2520"/>
+            <w:vAlign w:val="center"/>
+          </w:tcPr>
+          <w:p>
+            <w:pPr>
+              <w:keepLines/>
+              <w:spacing w:after="0"/>
+            </w:pPr>
+            <w:r>
+              <w:rPr>
+                <w:rFonts w:ascii="Arial" w:hAnsi="Arial" w:eastAsia="Arial" w:cs="Tahoma"/>
+                <w:sz w:val="18"/>
+              </w:rPr>
+            </w:r>
+            <w:r>
+              <w:rPr>
+                <w:rFonts w:ascii="Arial" w:hAnsi="Arial" w:eastAsia="Arial" w:cs="Tahoma"/>
+                <w:sz w:val="18"/>
+              </w:rPr>
+              <w:t>items[].docNo</w:t>
+            </w:r>
+          </w:p>
+        </w:tc>
+        <w:tc>
+          <w:tcPr>
+            <w:tcW w:type="dxa" w:w="2520"/>
+            <w:vAlign w:val="center"/>
+          </w:tcPr>
+          <w:p>
+            <w:pPr>
+              <w:keepLines/>
+              <w:spacing w:after="0"/>
+            </w:pPr>
+            <w:r>
+              <w:rPr>
+                <w:rFonts w:ascii="Arial" w:hAnsi="Arial" w:eastAsia="Arial" w:cs="Tahoma"/>
+                <w:sz w:val="18"/>
+              </w:rPr>
+            </w:r>
+            <w:r>
+              <w:rPr>
+                <w:rFonts w:ascii="Arial" w:hAnsi="Arial" w:eastAsia="Arial" w:cs="Tahoma"/>
+                <w:sz w:val="18"/>
+              </w:rPr>
+              <w:t>string</w:t>
+            </w:r>
+          </w:p>
+        </w:tc>
+        <w:tc>
+          <w:tcPr>
+            <w:tcW w:type="dxa" w:w="2520"/>
+            <w:vAlign w:val="center"/>
+          </w:tcPr>
+          <w:p>
+            <w:pPr>
+              <w:keepLines/>
+              <w:spacing w:after="0"/>
+            </w:pPr>
+            <w:r>
+              <w:rPr>
+                <w:rFonts w:ascii="Arial" w:hAnsi="Arial" w:eastAsia="Arial" w:cs="Tahoma"/>
+                <w:sz w:val="18"/>
+              </w:rPr>
+            </w:r>
+            <w:r>
+              <w:rPr>
+                <w:rFonts w:ascii="Arial" w:hAnsi="Arial" w:eastAsia="Arial" w:cs="Tahoma"/>
+                <w:sz w:val="18"/>
+              </w:rPr>
+              <w:t>Yes</w:t>
+            </w:r>
+          </w:p>
+        </w:tc>
+        <w:tc>
+          <w:tcPr>
+            <w:tcW w:type="dxa" w:w="2520"/>
+            <w:vAlign w:val="center"/>
+          </w:tcPr>
+          <w:p>
+            <w:pPr>
+              <w:keepLines/>
+              <w:spacing w:after="0"/>
+            </w:pPr>
+            <w:r>
+              <w:rPr>
+                <w:rFonts w:ascii="Arial" w:hAnsi="Arial" w:eastAsia="Arial" w:cs="Tahoma"/>
+                <w:sz w:val="18"/>
+              </w:rPr>
+            </w:r>
+            <w:r>
+              <w:rPr>
+                <w:rFonts w:ascii="Arial" w:hAnsi="Arial" w:eastAsia="Arial" w:cs="Tahoma"/>
+                <w:sz w:val="18"/>
+              </w:rPr>
+              <w:t>ค.ศ. YYYY/xxxxx</w:t>
+            </w:r>
+          </w:p>
+        </w:tc>
+      </w:tr>
+      <w:tr>
+        <w:trPr>
+          <w:cantSplit/>
+        </w:trPr>
+        <w:tc>
+          <w:tcPr>
+            <w:tcW w:type="dxa" w:w="2520"/>
+            <w:vAlign w:val="center"/>
+          </w:tcPr>
+          <w:p>
+            <w:pPr>
+              <w:keepLines/>
+              <w:spacing w:after="0"/>
+            </w:pPr>
+            <w:r>
+              <w:rPr>
+                <w:rFonts w:ascii="Arial" w:hAnsi="Arial" w:eastAsia="Arial" w:cs="Tahoma"/>
+                <w:sz w:val="18"/>
+              </w:rPr>
+            </w:r>
+            <w:r>
+              <w:rPr>
+                <w:rFonts w:ascii="Arial" w:hAnsi="Arial" w:eastAsia="Arial" w:cs="Tahoma"/>
+                <w:sz w:val="18"/>
+              </w:rPr>
+              <w:t>items[].impactedStoreCode</w:t>
+            </w:r>
+          </w:p>
+        </w:tc>
+        <w:tc>
+          <w:tcPr>
+            <w:tcW w:type="dxa" w:w="2520"/>
+            <w:vAlign w:val="center"/>
+          </w:tcPr>
+          <w:p>
+            <w:pPr>
+              <w:keepLines/>
+              <w:spacing w:after="0"/>
+            </w:pPr>
+            <w:r>
+              <w:rPr>
+                <w:rFonts w:ascii="Arial" w:hAnsi="Arial" w:eastAsia="Arial" w:cs="Tahoma"/>
+                <w:sz w:val="18"/>
+              </w:rPr>
+            </w:r>
+            <w:r>
+              <w:rPr>
+                <w:rFonts w:ascii="Arial" w:hAnsi="Arial" w:eastAsia="Arial" w:cs="Tahoma"/>
+                <w:sz w:val="18"/>
+              </w:rPr>
+              <w:t>string</w:t>
+            </w:r>
+          </w:p>
+        </w:tc>
+        <w:tc>
+          <w:tcPr>
+            <w:tcW w:type="dxa" w:w="2520"/>
+            <w:vAlign w:val="center"/>
+          </w:tcPr>
+          <w:p>
+            <w:pPr>
+              <w:keepLines/>
+              <w:spacing w:after="0"/>
+            </w:pPr>
+            <w:r>
+              <w:rPr>
+                <w:rFonts w:ascii="Arial" w:hAnsi="Arial" w:eastAsia="Arial" w:cs="Tahoma"/>
+                <w:sz w:val="18"/>
+              </w:rPr>
+            </w:r>
+            <w:r>
+              <w:rPr>
+                <w:rFonts w:ascii="Arial" w:hAnsi="Arial" w:eastAsia="Arial" w:cs="Tahoma"/>
+                <w:sz w:val="18"/>
+              </w:rPr>
+              <w:t>Yes</w:t>
+            </w:r>
+          </w:p>
+        </w:tc>
+        <w:tc>
+          <w:tcPr>
+            <w:tcW w:type="dxa" w:w="2520"/>
+            <w:vAlign w:val="center"/>
+          </w:tcPr>
+          <w:p>
+            <w:pPr>
+              <w:keepLines/>
+              <w:spacing w:after="0"/>
+            </w:pPr>
+            <w:r>
+              <w:rPr>
+                <w:rFonts w:ascii="Arial" w:hAnsi="Arial" w:eastAsia="Arial" w:cs="Tahoma"/>
+                <w:sz w:val="18"/>
+              </w:rPr>
+            </w:r>
+            <w:r>
+              <w:rPr>
+                <w:rFonts w:ascii="Arial" w:hAnsi="Arial" w:eastAsia="Arial" w:cs="Tahoma"/>
+                <w:sz w:val="18"/>
+              </w:rPr>
+              <w:t>exactly 5 digits; preserve leading zero</w:t>
+            </w:r>
+          </w:p>
+        </w:tc>
+      </w:tr>
+      <w:tr>
+        <w:trPr>
+          <w:cantSplit/>
+        </w:trPr>
+        <w:tc>
+          <w:tcPr>
+            <w:tcW w:type="dxa" w:w="2520"/>
+            <w:vAlign w:val="center"/>
+          </w:tcPr>
+          <w:p>
+            <w:pPr>
+              <w:keepLines/>
+              <w:spacing w:after="0"/>
+            </w:pPr>
+            <w:r>
+              <w:rPr>
+                <w:rFonts w:ascii="Arial" w:hAnsi="Arial" w:eastAsia="Arial" w:cs="Tahoma"/>
+                <w:sz w:val="18"/>
+              </w:rPr>
+            </w:r>
+            <w:r>
+              <w:rPr>
+                <w:rFonts w:ascii="Arial" w:hAnsi="Arial" w:eastAsia="Arial" w:cs="Tahoma"/>
+                <w:sz w:val="18"/>
+              </w:rPr>
+              <w:t>items[].impactedStoreName</w:t>
+            </w:r>
+          </w:p>
+        </w:tc>
+        <w:tc>
+          <w:tcPr>
+            <w:tcW w:type="dxa" w:w="2520"/>
+            <w:vAlign w:val="center"/>
+          </w:tcPr>
+          <w:p>
+            <w:pPr>
+              <w:keepLines/>
+              <w:spacing w:after="0"/>
+            </w:pPr>
+            <w:r>
+              <w:rPr>
+                <w:rFonts w:ascii="Arial" w:hAnsi="Arial" w:eastAsia="Arial" w:cs="Tahoma"/>
+                <w:sz w:val="18"/>
+              </w:rPr>
+            </w:r>
+            <w:r>
+              <w:rPr>
+                <w:rFonts w:ascii="Arial" w:hAnsi="Arial" w:eastAsia="Arial" w:cs="Tahoma"/>
+                <w:sz w:val="18"/>
+              </w:rPr>
+              <w:t>string</w:t>
+            </w:r>
+          </w:p>
+        </w:tc>
+        <w:tc>
+          <w:tcPr>
+            <w:tcW w:type="dxa" w:w="2520"/>
+            <w:vAlign w:val="center"/>
+          </w:tcPr>
+          <w:p>
+            <w:pPr>
+              <w:keepLines/>
+              <w:spacing w:after="0"/>
+            </w:pPr>
+            <w:r>
+              <w:rPr>
+                <w:rFonts w:ascii="Arial" w:hAnsi="Arial" w:eastAsia="Arial" w:cs="Tahoma"/>
+                <w:sz w:val="18"/>
+              </w:rPr>
+            </w:r>
+            <w:r>
+              <w:rPr>
+                <w:rFonts w:ascii="Arial" w:hAnsi="Arial" w:eastAsia="Arial" w:cs="Tahoma"/>
+                <w:sz w:val="18"/>
+              </w:rPr>
+              <w:t>Yes</w:t>
+            </w:r>
+          </w:p>
+        </w:tc>
+        <w:tc>
+          <w:tcPr>
+            <w:tcW w:type="dxa" w:w="2520"/>
+            <w:vAlign w:val="center"/>
+          </w:tcPr>
+          <w:p>
+            <w:pPr>
+              <w:keepLines/>
+              <w:spacing w:after="0"/>
+            </w:pPr>
+            <w:r>
+              <w:rPr>
+                <w:rFonts w:ascii="Arial" w:hAnsi="Arial" w:eastAsia="Arial" w:cs="Tahoma"/>
+                <w:sz w:val="18"/>
+              </w:rPr>
+            </w:r>
+            <w:r>
+              <w:rPr>
+                <w:rFonts w:ascii="Arial" w:hAnsi="Arial" w:eastAsia="Arial" w:cs="Tahoma"/>
+                <w:sz w:val="18"/>
+              </w:rPr>
+              <w:t>UTF-8; use value domain described by endpoint purpose</w:t>
+            </w:r>
+          </w:p>
+        </w:tc>
+      </w:tr>
+      <w:tr>
+        <w:trPr>
+          <w:cantSplit/>
+        </w:trPr>
+        <w:tc>
+          <w:tcPr>
+            <w:tcW w:type="dxa" w:w="2520"/>
+            <w:vAlign w:val="center"/>
+          </w:tcPr>
+          <w:p>
+            <w:pPr>
+              <w:keepLines/>
+              <w:spacing w:after="0"/>
+            </w:pPr>
+            <w:r>
+              <w:rPr>
+                <w:rFonts w:ascii="Arial" w:hAnsi="Arial" w:eastAsia="Arial" w:cs="Tahoma"/>
+                <w:sz w:val="18"/>
+              </w:rPr>
+            </w:r>
+            <w:r>
+              <w:rPr>
+                <w:rFonts w:ascii="Arial" w:hAnsi="Arial" w:eastAsia="Arial" w:cs="Tahoma"/>
+                <w:sz w:val="18"/>
+              </w:rPr>
+              <w:t>items[].regionCode</w:t>
+            </w:r>
+          </w:p>
+        </w:tc>
+        <w:tc>
+          <w:tcPr>
+            <w:tcW w:type="dxa" w:w="2520"/>
+            <w:vAlign w:val="center"/>
+          </w:tcPr>
+          <w:p>
+            <w:pPr>
+              <w:keepLines/>
+              <w:spacing w:after="0"/>
+            </w:pPr>
+            <w:r>
+              <w:rPr>
+                <w:rFonts w:ascii="Arial" w:hAnsi="Arial" w:eastAsia="Arial" w:cs="Tahoma"/>
+                <w:sz w:val="18"/>
+              </w:rPr>
+            </w:r>
+            <w:r>
+              <w:rPr>
+                <w:rFonts w:ascii="Arial" w:hAnsi="Arial" w:eastAsia="Arial" w:cs="Tahoma"/>
+                <w:sz w:val="18"/>
+              </w:rPr>
+              <w:t>string</w:t>
+            </w:r>
+          </w:p>
+        </w:tc>
+        <w:tc>
+          <w:tcPr>
+            <w:tcW w:type="dxa" w:w="2520"/>
+            <w:vAlign w:val="center"/>
+          </w:tcPr>
+          <w:p>
+            <w:pPr>
+              <w:keepLines/>
+              <w:spacing w:after="0"/>
+            </w:pPr>
+            <w:r>
+              <w:rPr>
+                <w:rFonts w:ascii="Arial" w:hAnsi="Arial" w:eastAsia="Arial" w:cs="Tahoma"/>
+                <w:sz w:val="18"/>
+              </w:rPr>
+            </w:r>
+            <w:r>
+              <w:rPr>
+                <w:rFonts w:ascii="Arial" w:hAnsi="Arial" w:eastAsia="Arial" w:cs="Tahoma"/>
+                <w:sz w:val="18"/>
+              </w:rPr>
+              <w:t>Yes</w:t>
+            </w:r>
+          </w:p>
+        </w:tc>
+        <w:tc>
+          <w:tcPr>
+            <w:tcW w:type="dxa" w:w="2520"/>
+            <w:vAlign w:val="center"/>
+          </w:tcPr>
+          <w:p>
+            <w:pPr>
+              <w:keepLines/>
+              <w:spacing w:after="0"/>
+            </w:pPr>
+            <w:r>
+              <w:rPr>
+                <w:rFonts w:ascii="Arial" w:hAnsi="Arial" w:eastAsia="Arial" w:cs="Tahoma"/>
+                <w:sz w:val="18"/>
+              </w:rPr>
+            </w:r>
+            <w:r>
+              <w:rPr>
+                <w:rFonts w:ascii="Arial" w:hAnsi="Arial" w:eastAsia="Arial" w:cs="Tahoma"/>
+                <w:sz w:val="18"/>
+              </w:rPr>
+              <w:t>UTF-8; use value domain described by endpoint purpose</w:t>
+            </w:r>
+          </w:p>
+        </w:tc>
+      </w:tr>
+      <w:tr>
+        <w:trPr>
+          <w:cantSplit/>
+        </w:trPr>
+        <w:tc>
+          <w:tcPr>
+            <w:tcW w:type="dxa" w:w="2520"/>
+            <w:vAlign w:val="center"/>
+          </w:tcPr>
+          <w:p>
+            <w:pPr>
+              <w:keepLines/>
+              <w:spacing w:after="0"/>
+            </w:pPr>
+            <w:r>
+              <w:rPr>
+                <w:rFonts w:ascii="Arial" w:hAnsi="Arial" w:eastAsia="Arial" w:cs="Tahoma"/>
+                <w:sz w:val="18"/>
+              </w:rPr>
+            </w:r>
+            <w:r>
+              <w:rPr>
+                <w:rFonts w:ascii="Arial" w:hAnsi="Arial" w:eastAsia="Arial" w:cs="Tahoma"/>
+                <w:sz w:val="18"/>
+              </w:rPr>
+              <w:t>items[].salesDeclinePercent</w:t>
+            </w:r>
+          </w:p>
+        </w:tc>
+        <w:tc>
+          <w:tcPr>
+            <w:tcW w:type="dxa" w:w="2520"/>
+            <w:vAlign w:val="center"/>
+          </w:tcPr>
+          <w:p>
+            <w:pPr>
+              <w:keepLines/>
+              <w:spacing w:after="0"/>
+            </w:pPr>
+            <w:r>
+              <w:rPr>
+                <w:rFonts w:ascii="Arial" w:hAnsi="Arial" w:eastAsia="Arial" w:cs="Tahoma"/>
+                <w:sz w:val="18"/>
+              </w:rPr>
+            </w:r>
+            <w:r>
+              <w:rPr>
+                <w:rFonts w:ascii="Arial" w:hAnsi="Arial" w:eastAsia="Arial" w:cs="Tahoma"/>
+                <w:sz w:val="18"/>
+              </w:rPr>
+              <w:t>number</w:t>
+            </w:r>
+          </w:p>
+        </w:tc>
+        <w:tc>
+          <w:tcPr>
+            <w:tcW w:type="dxa" w:w="2520"/>
+            <w:vAlign w:val="center"/>
+          </w:tcPr>
+          <w:p>
+            <w:pPr>
+              <w:keepLines/>
+              <w:spacing w:after="0"/>
+            </w:pPr>
+            <w:r>
+              <w:rPr>
+                <w:rFonts w:ascii="Arial" w:hAnsi="Arial" w:eastAsia="Arial" w:cs="Tahoma"/>
+                <w:sz w:val="18"/>
+              </w:rPr>
+            </w:r>
+            <w:r>
+              <w:rPr>
+                <w:rFonts w:ascii="Arial" w:hAnsi="Arial" w:eastAsia="Arial" w:cs="Tahoma"/>
+                <w:sz w:val="18"/>
+              </w:rPr>
+              <w:t>Yes</w:t>
+            </w:r>
+          </w:p>
+        </w:tc>
+        <w:tc>
+          <w:tcPr>
+            <w:tcW w:type="dxa" w:w="2520"/>
+            <w:vAlign w:val="center"/>
+          </w:tcPr>
+          <w:p>
+            <w:pPr>
+              <w:keepLines/>
+              <w:spacing w:after="0"/>
+            </w:pPr>
+            <w:r>
+              <w:rPr>
+                <w:rFonts w:ascii="Arial" w:hAnsi="Arial" w:eastAsia="Arial" w:cs="Tahoma"/>
+                <w:sz w:val="18"/>
+              </w:rPr>
+            </w:r>
+            <w:r>
+              <w:rPr>
+                <w:rFonts w:ascii="Arial" w:hAnsi="Arial" w:eastAsia="Arial" w:cs="Tahoma"/>
+                <w:sz w:val="18"/>
+              </w:rPr>
+              <w:t>number 0..100 with 2 decimals</w:t>
+            </w:r>
+          </w:p>
+        </w:tc>
+      </w:tr>
+      <w:tr>
+        <w:trPr>
+          <w:cantSplit/>
+        </w:trPr>
+        <w:tc>
+          <w:tcPr>
+            <w:tcW w:type="dxa" w:w="2520"/>
+            <w:vAlign w:val="center"/>
+          </w:tcPr>
+          <w:p>
+            <w:pPr>
+              <w:keepLines/>
+              <w:spacing w:after="0"/>
+            </w:pPr>
+            <w:r>
+              <w:rPr>
+                <w:rFonts w:ascii="Arial" w:hAnsi="Arial" w:eastAsia="Arial" w:cs="Tahoma"/>
+                <w:sz w:val="18"/>
+              </w:rPr>
+            </w:r>
+            <w:r>
+              <w:rPr>
+                <w:rFonts w:ascii="Arial" w:hAnsi="Arial" w:eastAsia="Arial" w:cs="Tahoma"/>
+                <w:sz w:val="18"/>
+              </w:rPr>
+              <w:t>items[].statusCode</w:t>
+            </w:r>
+          </w:p>
+        </w:tc>
+        <w:tc>
+          <w:tcPr>
+            <w:tcW w:type="dxa" w:w="2520"/>
+            <w:vAlign w:val="center"/>
+          </w:tcPr>
+          <w:p>
+            <w:pPr>
+              <w:keepLines/>
+              <w:spacing w:after="0"/>
+            </w:pPr>
+            <w:r>
+              <w:rPr>
+                <w:rFonts w:ascii="Arial" w:hAnsi="Arial" w:eastAsia="Arial" w:cs="Tahoma"/>
+                <w:sz w:val="18"/>
+              </w:rPr>
+            </w:r>
+            <w:r>
+              <w:rPr>
+                <w:rFonts w:ascii="Arial" w:hAnsi="Arial" w:eastAsia="Arial" w:cs="Tahoma"/>
+                <w:sz w:val="18"/>
+              </w:rPr>
+              <w:t>string</w:t>
+            </w:r>
+          </w:p>
+        </w:tc>
+        <w:tc>
+          <w:tcPr>
+            <w:tcW w:type="dxa" w:w="2520"/>
+            <w:vAlign w:val="center"/>
+          </w:tcPr>
+          <w:p>
+            <w:pPr>
+              <w:keepLines/>
+              <w:spacing w:after="0"/>
+            </w:pPr>
+            <w:r>
+              <w:rPr>
+                <w:rFonts w:ascii="Arial" w:hAnsi="Arial" w:eastAsia="Arial" w:cs="Tahoma"/>
+                <w:sz w:val="18"/>
+              </w:rPr>
+            </w:r>
+            <w:r>
+              <w:rPr>
+                <w:rFonts w:ascii="Arial" w:hAnsi="Arial" w:eastAsia="Arial" w:cs="Tahoma"/>
+                <w:sz w:val="18"/>
+              </w:rPr>
+              <w:t>Yes</w:t>
+            </w:r>
+          </w:p>
+        </w:tc>
+        <w:tc>
+          <w:tcPr>
+            <w:tcW w:type="dxa" w:w="2520"/>
+            <w:vAlign w:val="center"/>
+          </w:tcPr>
+          <w:p>
+            <w:pPr>
+              <w:keepLines/>
+              <w:spacing w:after="0"/>
+            </w:pPr>
+            <w:r>
+              <w:rPr>
+                <w:rFonts w:ascii="Arial" w:hAnsi="Arial" w:eastAsia="Arial" w:cs="Tahoma"/>
+                <w:sz w:val="18"/>
+              </w:rPr>
+            </w:r>
+            <w:r>
+              <w:rPr>
+                <w:rFonts w:ascii="Arial" w:hAnsi="Arial" w:eastAsia="Arial" w:cs="Tahoma"/>
+                <w:sz w:val="18"/>
+              </w:rPr>
+              <w:t>canonical code; do not replace with display label</w:t>
+            </w:r>
+          </w:p>
+        </w:tc>
+      </w:tr>
+      <w:tr>
+        <w:trPr>
+          <w:cantSplit/>
+        </w:trPr>
+        <w:tc>
+          <w:tcPr>
+            <w:tcW w:type="dxa" w:w="2520"/>
+            <w:vAlign w:val="center"/>
+          </w:tcPr>
+          <w:p>
+            <w:pPr>
+              <w:keepLines/>
+              <w:spacing w:after="0"/>
+            </w:pPr>
+            <w:r>
+              <w:rPr>
+                <w:rFonts w:ascii="Arial" w:hAnsi="Arial" w:eastAsia="Arial" w:cs="Tahoma"/>
+                <w:sz w:val="18"/>
+              </w:rPr>
+            </w:r>
+            <w:r>
+              <w:rPr>
+                <w:rFonts w:ascii="Arial" w:hAnsi="Arial" w:eastAsia="Arial" w:cs="Tahoma"/>
+                <w:sz w:val="18"/>
+              </w:rPr>
+              <w:t>items[].statusName</w:t>
+            </w:r>
+          </w:p>
+        </w:tc>
+        <w:tc>
+          <w:tcPr>
+            <w:tcW w:type="dxa" w:w="2520"/>
+            <w:vAlign w:val="center"/>
+          </w:tcPr>
+          <w:p>
+            <w:pPr>
+              <w:keepLines/>
+              <w:spacing w:after="0"/>
+            </w:pPr>
+            <w:r>
+              <w:rPr>
+                <w:rFonts w:ascii="Arial" w:hAnsi="Arial" w:eastAsia="Arial" w:cs="Tahoma"/>
+                <w:sz w:val="18"/>
+              </w:rPr>
+            </w:r>
+            <w:r>
+              <w:rPr>
+                <w:rFonts w:ascii="Arial" w:hAnsi="Arial" w:eastAsia="Arial" w:cs="Tahoma"/>
+                <w:sz w:val="18"/>
+              </w:rPr>
+              <w:t>string</w:t>
+            </w:r>
+          </w:p>
+        </w:tc>
+        <w:tc>
+          <w:tcPr>
+            <w:tcW w:type="dxa" w:w="2520"/>
+            <w:vAlign w:val="center"/>
+          </w:tcPr>
+          <w:p>
+            <w:pPr>
+              <w:keepLines/>
+              <w:spacing w:after="0"/>
+            </w:pPr>
+            <w:r>
+              <w:rPr>
+                <w:rFonts w:ascii="Arial" w:hAnsi="Arial" w:eastAsia="Arial" w:cs="Tahoma"/>
+                <w:sz w:val="18"/>
+              </w:rPr>
+            </w:r>
+            <w:r>
+              <w:rPr>
+                <w:rFonts w:ascii="Arial" w:hAnsi="Arial" w:eastAsia="Arial" w:cs="Tahoma"/>
+                <w:sz w:val="18"/>
+              </w:rPr>
+              <w:t>Yes</w:t>
+            </w:r>
+          </w:p>
+        </w:tc>
+        <w:tc>
+          <w:tcPr>
+            <w:tcW w:type="dxa" w:w="2520"/>
+            <w:vAlign w:val="center"/>
+          </w:tcPr>
+          <w:p>
+            <w:pPr>
+              <w:keepLines/>
+              <w:spacing w:after="0"/>
+            </w:pPr>
+            <w:r>
+              <w:rPr>
+                <w:rFonts w:ascii="Arial" w:hAnsi="Arial" w:eastAsia="Arial" w:cs="Tahoma"/>
+                <w:sz w:val="18"/>
+              </w:rPr>
+            </w:r>
+            <w:r>
+              <w:rPr>
+                <w:rFonts w:ascii="Arial" w:hAnsi="Arial" w:eastAsia="Arial" w:cs="Tahoma"/>
+                <w:sz w:val="18"/>
+              </w:rPr>
+              <w:t>UTF-8; use value domain described by endpoint purpose</w:t>
+            </w:r>
+          </w:p>
+        </w:tc>
+      </w:tr>
+      <w:tr>
+        <w:trPr>
+          <w:cantSplit/>
+        </w:trPr>
+        <w:tc>
+          <w:tcPr>
+            <w:tcW w:type="dxa" w:w="2520"/>
+            <w:vAlign w:val="center"/>
+          </w:tcPr>
+          <w:p>
+            <w:pPr>
+              <w:keepLines/>
+              <w:spacing w:after="0"/>
+            </w:pPr>
+            <w:r>
+              <w:rPr>
+                <w:rFonts w:ascii="Arial" w:hAnsi="Arial" w:eastAsia="Arial" w:cs="Tahoma"/>
+                <w:sz w:val="18"/>
+              </w:rPr>
+            </w:r>
+            <w:r>
+              <w:rPr>
+                <w:rFonts w:ascii="Arial" w:hAnsi="Arial" w:eastAsia="Arial" w:cs="Tahoma"/>
+                <w:sz w:val="18"/>
+              </w:rPr>
+              <w:t>items[].totalCompensationAmount</w:t>
+            </w:r>
+          </w:p>
+        </w:tc>
+        <w:tc>
+          <w:tcPr>
+            <w:tcW w:type="dxa" w:w="2520"/>
+            <w:vAlign w:val="center"/>
+          </w:tcPr>
+          <w:p>
+            <w:pPr>
+              <w:keepLines/>
+              <w:spacing w:after="0"/>
+            </w:pPr>
+            <w:r>
+              <w:rPr>
+                <w:rFonts w:ascii="Arial" w:hAnsi="Arial" w:eastAsia="Arial" w:cs="Tahoma"/>
+                <w:sz w:val="18"/>
+              </w:rPr>
+            </w:r>
+            <w:r>
+              <w:rPr>
+                <w:rFonts w:ascii="Arial" w:hAnsi="Arial" w:eastAsia="Arial" w:cs="Tahoma"/>
+                <w:sz w:val="18"/>
+              </w:rPr>
+              <w:t>number</w:t>
+            </w:r>
+          </w:p>
+        </w:tc>
+        <w:tc>
+          <w:tcPr>
+            <w:tcW w:type="dxa" w:w="2520"/>
+            <w:vAlign w:val="center"/>
+          </w:tcPr>
+          <w:p>
+            <w:pPr>
+              <w:keepLines/>
+              <w:spacing w:after="0"/>
+            </w:pPr>
+            <w:r>
+              <w:rPr>
+                <w:rFonts w:ascii="Arial" w:hAnsi="Arial" w:eastAsia="Arial" w:cs="Tahoma"/>
+                <w:sz w:val="18"/>
+              </w:rPr>
+            </w:r>
+            <w:r>
+              <w:rPr>
+                <w:rFonts w:ascii="Arial" w:hAnsi="Arial" w:eastAsia="Arial" w:cs="Tahoma"/>
+                <w:sz w:val="18"/>
+              </w:rPr>
+              <w:t>Yes</w:t>
+            </w:r>
+          </w:p>
+        </w:tc>
+        <w:tc>
+          <w:tcPr>
+            <w:tcW w:type="dxa" w:w="2520"/>
+            <w:vAlign w:val="center"/>
+          </w:tcPr>
+          <w:p>
+            <w:pPr>
+              <w:keepLines/>
+              <w:spacing w:after="0"/>
+            </w:pPr>
+            <w:r>
+              <w:rPr>
+                <w:rFonts w:ascii="Arial" w:hAnsi="Arial" w:eastAsia="Arial" w:cs="Tahoma"/>
+                <w:sz w:val="18"/>
+              </w:rPr>
+            </w:r>
+            <w:r>
+              <w:rPr>
+                <w:rFonts w:ascii="Arial" w:hAnsi="Arial" w:eastAsia="Arial" w:cs="Tahoma"/>
+                <w:sz w:val="18"/>
+              </w:rPr>
+              <w:t>number &gt;= 0 with 2 decimals</w:t>
+            </w:r>
+          </w:p>
+        </w:tc>
+      </w:tr>
+      <w:tr>
+        <w:trPr>
+          <w:cantSplit/>
+        </w:trPr>
+        <w:tc>
+          <w:tcPr>
+            <w:tcW w:type="dxa" w:w="2520"/>
+            <w:vAlign w:val="center"/>
+          </w:tcPr>
+          <w:p>
+            <w:pPr>
+              <w:keepLines/>
+              <w:spacing w:after="0"/>
+            </w:pPr>
+            <w:r>
+              <w:rPr>
+                <w:rFonts w:ascii="Arial" w:hAnsi="Arial" w:eastAsia="Arial" w:cs="Tahoma"/>
+                <w:sz w:val="18"/>
+              </w:rPr>
+            </w:r>
+            <w:r>
+              <w:rPr>
+                <w:rFonts w:ascii="Arial" w:hAnsi="Arial" w:eastAsia="Arial" w:cs="Tahoma"/>
+                <w:sz w:val="18"/>
+              </w:rPr>
+              <w:t>items[].daysPending</w:t>
+            </w:r>
+          </w:p>
+        </w:tc>
+        <w:tc>
+          <w:tcPr>
+            <w:tcW w:type="dxa" w:w="2520"/>
+            <w:vAlign w:val="center"/>
+          </w:tcPr>
+          <w:p>
+            <w:pPr>
+              <w:keepLines/>
+              <w:spacing w:after="0"/>
+            </w:pPr>
+            <w:r>
+              <w:rPr>
+                <w:rFonts w:ascii="Arial" w:hAnsi="Arial" w:eastAsia="Arial" w:cs="Tahoma"/>
+                <w:sz w:val="18"/>
+              </w:rPr>
+            </w:r>
+            <w:r>
+              <w:rPr>
+                <w:rFonts w:ascii="Arial" w:hAnsi="Arial" w:eastAsia="Arial" w:cs="Tahoma"/>
+                <w:sz w:val="18"/>
+              </w:rPr>
+              <w:t>integer</w:t>
+            </w:r>
+          </w:p>
+        </w:tc>
+        <w:tc>
+          <w:tcPr>
+            <w:tcW w:type="dxa" w:w="2520"/>
+            <w:vAlign w:val="center"/>
+          </w:tcPr>
+          <w:p>
+            <w:pPr>
+              <w:keepLines/>
+              <w:spacing w:after="0"/>
+            </w:pPr>
+            <w:r>
+              <w:rPr>
+                <w:rFonts w:ascii="Arial" w:hAnsi="Arial" w:eastAsia="Arial" w:cs="Tahoma"/>
+                <w:sz w:val="18"/>
+              </w:rPr>
+            </w:r>
+            <w:r>
+              <w:rPr>
+                <w:rFonts w:ascii="Arial" w:hAnsi="Arial" w:eastAsia="Arial" w:cs="Tahoma"/>
+                <w:sz w:val="18"/>
+              </w:rPr>
+              <w:t>Yes</w:t>
+            </w:r>
+          </w:p>
+        </w:tc>
+        <w:tc>
+          <w:tcPr>
+            <w:tcW w:type="dxa" w:w="2520"/>
+            <w:vAlign w:val="center"/>
+          </w:tcPr>
+          <w:p>
+            <w:pPr>
+              <w:keepLines/>
+              <w:spacing w:after="0"/>
+            </w:pPr>
+            <w:r>
+              <w:rPr>
+                <w:rFonts w:ascii="Arial" w:hAnsi="Arial" w:eastAsia="Arial" w:cs="Tahoma"/>
+                <w:sz w:val="18"/>
+              </w:rPr>
+            </w:r>
+            <w:r>
+              <w:rPr>
+                <w:rFonts w:ascii="Arial" w:hAnsi="Arial" w:eastAsia="Arial" w:cs="Tahoma"/>
+                <w:sz w:val="18"/>
+              </w:rPr>
+              <w:t>UTF-8; use value domain described by endpoint purpose</w:t>
+            </w:r>
+          </w:p>
+        </w:tc>
+      </w:tr>
+      <w:tr>
+        <w:trPr>
+          <w:cantSplit/>
+        </w:trPr>
+        <w:tc>
+          <w:tcPr>
+            <w:tcW w:type="dxa" w:w="2520"/>
+            <w:vAlign w:val="center"/>
+          </w:tcPr>
+          <w:p>
+            <w:pPr>
+              <w:keepLines/>
+              <w:spacing w:after="0"/>
+            </w:pPr>
+            <w:r>
+              <w:rPr>
+                <w:rFonts w:ascii="Arial" w:hAnsi="Arial" w:eastAsia="Arial" w:cs="Tahoma"/>
+                <w:sz w:val="18"/>
+              </w:rPr>
+            </w:r>
+            <w:r>
+              <w:rPr>
+                <w:rFonts w:ascii="Arial" w:hAnsi="Arial" w:eastAsia="Arial" w:cs="Tahoma"/>
+                <w:sz w:val="18"/>
+              </w:rPr>
+              <w:t>items[].salesDataDays</w:t>
             </w:r>
           </w:p>
         </w:tc>
@@ -5656,7 +7047,9 @@
               <w:br/>
               <w:t xml:space="preserve">  "status": "06",</w:t>
               <w:br/>
-              <w:t xml:space="preserve">  "page": 1</w:t>
+              <w:t xml:space="preserve">  "page": 1,</w:t>
+              <w:br/>
+              <w:t xml:space="preserve">  "size": 20</w:t>
               <w:br/>
               <w:t>}</w:t>
             </w:r>
@@ -6202,6 +7595,111 @@
           </w:p>
         </w:tc>
       </w:tr>
+      <w:tr>
+        <w:trPr>
+          <w:cantSplit/>
+        </w:trPr>
+        <w:tc>
+          <w:tcPr>
+            <w:tcW w:type="dxa" w:w="2520"/>
+            <w:vAlign w:val="center"/>
+          </w:tcPr>
+          <w:p>
+            <w:pPr>
+              <w:keepLines/>
+              <w:spacing w:after="0"/>
+            </w:pPr>
+            <w:r>
+              <w:rPr>
+                <w:rFonts w:ascii="Arial" w:hAnsi="Arial" w:eastAsia="Arial" w:cs="Tahoma"/>
+                <w:sz w:val="18"/>
+              </w:rPr>
+            </w:r>
+            <w:r>
+              <w:rPr>
+                <w:rFonts w:ascii="Arial" w:hAnsi="Arial" w:eastAsia="Arial" w:cs="Tahoma"/>
+                <w:sz w:val="18"/>
+              </w:rPr>
+              <w:t>size</w:t>
+            </w:r>
+          </w:p>
+        </w:tc>
+        <w:tc>
+          <w:tcPr>
+            <w:tcW w:type="dxa" w:w="2520"/>
+            <w:vAlign w:val="center"/>
+          </w:tcPr>
+          <w:p>
+            <w:pPr>
+              <w:keepLines/>
+              <w:spacing w:after="0"/>
+            </w:pPr>
+            <w:r>
+              <w:rPr>
+                <w:rFonts w:ascii="Arial" w:hAnsi="Arial" w:eastAsia="Arial" w:cs="Tahoma"/>
+                <w:sz w:val="18"/>
+              </w:rPr>
+            </w:r>
+            <w:r>
+              <w:rPr>
+                <w:rFonts w:ascii="Arial" w:hAnsi="Arial" w:eastAsia="Arial" w:cs="Tahoma"/>
+                <w:sz w:val="18"/>
+              </w:rPr>
+              <w:t>integer</w:t>
+            </w:r>
+          </w:p>
+        </w:tc>
+        <w:tc>
+          <w:tcPr>
+            <w:tcW w:type="dxa" w:w="2520"/>
+            <w:vAlign w:val="center"/>
+          </w:tcPr>
+          <w:p>
+            <w:pPr>
+              <w:keepLines/>
+              <w:spacing w:after="0"/>
+            </w:pPr>
+            <w:r>
+              <w:rPr>
+                <w:rFonts w:ascii="Arial" w:hAnsi="Arial" w:eastAsia="Arial" w:cs="Tahoma"/>
+                <w:sz w:val="18"/>
+              </w:rPr>
+            </w:r>
+            <w:r>
+              <w:rPr>
+                <w:rFonts w:ascii="Arial" w:hAnsi="Arial" w:eastAsia="Arial" w:cs="Tahoma"/>
+                <w:sz w:val="18"/>
+              </w:rPr>
+              <w:t>No</w:t>
+            </w:r>
+          </w:p>
+        </w:tc>
+        <w:tc>
+          <w:tcPr>
+            <w:tcW w:type="dxa" w:w="2520"/>
+            <w:vAlign w:val="center"/>
+          </w:tcPr>
+          <w:p>
+            <w:pPr>
+              <w:keepLines/>
+              <w:spacing w:after="0"/>
+            </w:pPr>
+            <w:r>
+              <w:rPr>
+                <w:rFonts w:ascii="Arial" w:hAnsi="Arial" w:eastAsia="Arial" w:cs="Tahoma"/>
+                <w:sz w:val="18"/>
+              </w:rPr>
+            </w:r>
+            <w:r>
+              <w:rPr>
+                <w:rFonts w:ascii="Arial" w:hAnsi="Arial" w:eastAsia="Arial" w:cs="Tahoma"/>
+                <w:sz w:val="18"/>
+              </w:rPr>
+              <w:t>1..100; default 20</w:t>
+            </w:r>
+          </w:p>
+        </w:tc>
+      </w:tr>
     </w:tbl>
     <w:p/>
     <w:tbl>
@@ -6263,13 +7761,37 @@
               </w:rPr>
               <w:t>{</w:t>
               <w:br/>
+              <w:t xml:space="preserve">  "page": 1,</w:t>
+              <w:br/>
+              <w:t xml:space="preserve">  "size": 20,</w:t>
+              <w:br/>
+              <w:t xml:space="preserve">  "total": 342,</w:t>
+              <w:br/>
               <w:t xml:space="preserve">  "items": [</w:t>
               <w:br/>
               <w:t xml:space="preserve">    {</w:t>
               <w:br/>
-              <w:t xml:space="preserve">      "docNo": "2026/00123",</w:t>
+              <w:t xml:space="preserve">      "roundNo": 2,</w:t>
               <w:br/>
-              <w:t xml:space="preserve">      "statusCode": "06"</w:t>
+              <w:t xml:space="preserve">      "docNo": "2026/00124",</w:t>
+              <w:br/>
+              <w:t xml:space="preserve">      "impactedStoreCode": "01235",</w:t>
+              <w:br/>
+              <w:t xml:space="preserve">      "impactedStoreName": "สาขาตัวอย่าง 2",</w:t>
+              <w:br/>
+              <w:t xml:space="preserve">      "regionCode": "BS",</w:t>
+              <w:br/>
+              <w:t xml:space="preserve">      "salesDeclinePercent": 18.0,</w:t>
+              <w:br/>
+              <w:t xml:space="preserve">      "statusCode": "99",</w:t>
+              <w:br/>
+              <w:t xml:space="preserve">      "statusName": "เสร็จสิ้น",</w:t>
+              <w:br/>
+              <w:t xml:space="preserve">      "totalCompensationAmount": 72500.0,</w:t>
+              <w:br/>
+              <w:t xml:space="preserve">      "daysPending": 0,</w:t>
+              <w:br/>
+              <w:t xml:space="preserve">      "salesDataDays": 60</w:t>
               <w:br/>
               <w:t xml:space="preserve">    }</w:t>
               <w:br/>
@@ -6424,7 +7946,7 @@
                 <w:rFonts w:ascii="Arial" w:hAnsi="Arial" w:eastAsia="Arial" w:cs="Tahoma"/>
                 <w:sz w:val="18"/>
               </w:rPr>
-              <w:t>items</w:t>
+              <w:t>page</w:t>
             </w:r>
           </w:p>
         </w:tc>
@@ -6449,7 +7971,7 @@
                 <w:rFonts w:ascii="Arial" w:hAnsi="Arial" w:eastAsia="Arial" w:cs="Tahoma"/>
                 <w:sz w:val="18"/>
               </w:rPr>
-              <w:t>array&lt;object&gt;</w:t>
+              <w:t>integer</w:t>
             </w:r>
           </w:p>
         </w:tc>
@@ -6499,7 +8021,7 @@
                 <w:rFonts w:ascii="Arial" w:hAnsi="Arial" w:eastAsia="Arial" w:cs="Tahoma"/>
                 <w:sz w:val="18"/>
               </w:rPr>
-              <w:t>JSON array; element type shown in Type column</w:t>
+              <w:t>&gt;= 1; default 1</w:t>
             </w:r>
           </w:p>
         </w:tc>
@@ -6529,7 +8051,7 @@
                 <w:rFonts w:ascii="Arial" w:hAnsi="Arial" w:eastAsia="Arial" w:cs="Tahoma"/>
                 <w:sz w:val="18"/>
               </w:rPr>
-              <w:t>items[].docNo</w:t>
+              <w:t>size</w:t>
             </w:r>
           </w:p>
         </w:tc>
@@ -6554,7 +8076,7 @@
                 <w:rFonts w:ascii="Arial" w:hAnsi="Arial" w:eastAsia="Arial" w:cs="Tahoma"/>
                 <w:sz w:val="18"/>
               </w:rPr>
-              <w:t>string</w:t>
+              <w:t>integer</w:t>
             </w:r>
           </w:p>
         </w:tc>
@@ -6604,7 +8126,7 @@
                 <w:rFonts w:ascii="Arial" w:hAnsi="Arial" w:eastAsia="Arial" w:cs="Tahoma"/>
                 <w:sz w:val="18"/>
               </w:rPr>
-              <w:t>ค.ศ. YYYY/xxxxx</w:t>
+              <w:t>1..100; default 20</w:t>
             </w:r>
           </w:p>
         </w:tc>
@@ -6634,6 +8156,846 @@
                 <w:rFonts w:ascii="Arial" w:hAnsi="Arial" w:eastAsia="Arial" w:cs="Tahoma"/>
                 <w:sz w:val="18"/>
               </w:rPr>
+              <w:t>total</w:t>
+            </w:r>
+          </w:p>
+        </w:tc>
+        <w:tc>
+          <w:tcPr>
+            <w:tcW w:type="dxa" w:w="2520"/>
+            <w:vAlign w:val="center"/>
+          </w:tcPr>
+          <w:p>
+            <w:pPr>
+              <w:keepLines/>
+              <w:spacing w:after="0"/>
+            </w:pPr>
+            <w:r>
+              <w:rPr>
+                <w:rFonts w:ascii="Arial" w:hAnsi="Arial" w:eastAsia="Arial" w:cs="Tahoma"/>
+                <w:sz w:val="18"/>
+              </w:rPr>
+            </w:r>
+            <w:r>
+              <w:rPr>
+                <w:rFonts w:ascii="Arial" w:hAnsi="Arial" w:eastAsia="Arial" w:cs="Tahoma"/>
+                <w:sz w:val="18"/>
+              </w:rPr>
+              <w:t>integer</w:t>
+            </w:r>
+          </w:p>
+        </w:tc>
+        <w:tc>
+          <w:tcPr>
+            <w:tcW w:type="dxa" w:w="2520"/>
+            <w:vAlign w:val="center"/>
+          </w:tcPr>
+          <w:p>
+            <w:pPr>
+              <w:keepLines/>
+              <w:spacing w:after="0"/>
+            </w:pPr>
+            <w:r>
+              <w:rPr>
+                <w:rFonts w:ascii="Arial" w:hAnsi="Arial" w:eastAsia="Arial" w:cs="Tahoma"/>
+                <w:sz w:val="18"/>
+              </w:rPr>
+            </w:r>
+            <w:r>
+              <w:rPr>
+                <w:rFonts w:ascii="Arial" w:hAnsi="Arial" w:eastAsia="Arial" w:cs="Tahoma"/>
+                <w:sz w:val="18"/>
+              </w:rPr>
+              <w:t>Yes</w:t>
+            </w:r>
+          </w:p>
+        </w:tc>
+        <w:tc>
+          <w:tcPr>
+            <w:tcW w:type="dxa" w:w="2520"/>
+            <w:vAlign w:val="center"/>
+          </w:tcPr>
+          <w:p>
+            <w:pPr>
+              <w:keepLines/>
+              <w:spacing w:after="0"/>
+            </w:pPr>
+            <w:r>
+              <w:rPr>
+                <w:rFonts w:ascii="Arial" w:hAnsi="Arial" w:eastAsia="Arial" w:cs="Tahoma"/>
+                <w:sz w:val="18"/>
+              </w:rPr>
+            </w:r>
+            <w:r>
+              <w:rPr>
+                <w:rFonts w:ascii="Arial" w:hAnsi="Arial" w:eastAsia="Arial" w:cs="Tahoma"/>
+                <w:sz w:val="18"/>
+              </w:rPr>
+              <w:t>UTF-8; use value domain described by endpoint purpose</w:t>
+            </w:r>
+          </w:p>
+        </w:tc>
+      </w:tr>
+      <w:tr>
+        <w:trPr>
+          <w:cantSplit/>
+        </w:trPr>
+        <w:tc>
+          <w:tcPr>
+            <w:tcW w:type="dxa" w:w="2520"/>
+            <w:vAlign w:val="center"/>
+          </w:tcPr>
+          <w:p>
+            <w:pPr>
+              <w:keepLines/>
+              <w:spacing w:after="0"/>
+            </w:pPr>
+            <w:r>
+              <w:rPr>
+                <w:rFonts w:ascii="Arial" w:hAnsi="Arial" w:eastAsia="Arial" w:cs="Tahoma"/>
+                <w:sz w:val="18"/>
+              </w:rPr>
+            </w:r>
+            <w:r>
+              <w:rPr>
+                <w:rFonts w:ascii="Arial" w:hAnsi="Arial" w:eastAsia="Arial" w:cs="Tahoma"/>
+                <w:sz w:val="18"/>
+              </w:rPr>
+              <w:t>items</w:t>
+            </w:r>
+          </w:p>
+        </w:tc>
+        <w:tc>
+          <w:tcPr>
+            <w:tcW w:type="dxa" w:w="2520"/>
+            <w:vAlign w:val="center"/>
+          </w:tcPr>
+          <w:p>
+            <w:pPr>
+              <w:keepLines/>
+              <w:spacing w:after="0"/>
+            </w:pPr>
+            <w:r>
+              <w:rPr>
+                <w:rFonts w:ascii="Arial" w:hAnsi="Arial" w:eastAsia="Arial" w:cs="Tahoma"/>
+                <w:sz w:val="18"/>
+              </w:rPr>
+            </w:r>
+            <w:r>
+              <w:rPr>
+                <w:rFonts w:ascii="Arial" w:hAnsi="Arial" w:eastAsia="Arial" w:cs="Tahoma"/>
+                <w:sz w:val="18"/>
+              </w:rPr>
+              <w:t>array&lt;object&gt;</w:t>
+            </w:r>
+          </w:p>
+        </w:tc>
+        <w:tc>
+          <w:tcPr>
+            <w:tcW w:type="dxa" w:w="2520"/>
+            <w:vAlign w:val="center"/>
+          </w:tcPr>
+          <w:p>
+            <w:pPr>
+              <w:keepLines/>
+              <w:spacing w:after="0"/>
+            </w:pPr>
+            <w:r>
+              <w:rPr>
+                <w:rFonts w:ascii="Arial" w:hAnsi="Arial" w:eastAsia="Arial" w:cs="Tahoma"/>
+                <w:sz w:val="18"/>
+              </w:rPr>
+            </w:r>
+            <w:r>
+              <w:rPr>
+                <w:rFonts w:ascii="Arial" w:hAnsi="Arial" w:eastAsia="Arial" w:cs="Tahoma"/>
+                <w:sz w:val="18"/>
+              </w:rPr>
+              <w:t>Yes</w:t>
+            </w:r>
+          </w:p>
+        </w:tc>
+        <w:tc>
+          <w:tcPr>
+            <w:tcW w:type="dxa" w:w="2520"/>
+            <w:vAlign w:val="center"/>
+          </w:tcPr>
+          <w:p>
+            <w:pPr>
+              <w:keepLines/>
+              <w:spacing w:after="0"/>
+            </w:pPr>
+            <w:r>
+              <w:rPr>
+                <w:rFonts w:ascii="Arial" w:hAnsi="Arial" w:eastAsia="Arial" w:cs="Tahoma"/>
+                <w:sz w:val="18"/>
+              </w:rPr>
+            </w:r>
+            <w:r>
+              <w:rPr>
+                <w:rFonts w:ascii="Arial" w:hAnsi="Arial" w:eastAsia="Arial" w:cs="Tahoma"/>
+                <w:sz w:val="18"/>
+              </w:rPr>
+              <w:t>JSON array; element type shown in Type column</w:t>
+            </w:r>
+          </w:p>
+        </w:tc>
+      </w:tr>
+      <w:tr>
+        <w:trPr>
+          <w:cantSplit/>
+        </w:trPr>
+        <w:tc>
+          <w:tcPr>
+            <w:tcW w:type="dxa" w:w="2520"/>
+            <w:vAlign w:val="center"/>
+          </w:tcPr>
+          <w:p>
+            <w:pPr>
+              <w:keepLines/>
+              <w:spacing w:after="0"/>
+            </w:pPr>
+            <w:r>
+              <w:rPr>
+                <w:rFonts w:ascii="Arial" w:hAnsi="Arial" w:eastAsia="Arial" w:cs="Tahoma"/>
+                <w:sz w:val="18"/>
+              </w:rPr>
+            </w:r>
+            <w:r>
+              <w:rPr>
+                <w:rFonts w:ascii="Arial" w:hAnsi="Arial" w:eastAsia="Arial" w:cs="Tahoma"/>
+                <w:sz w:val="18"/>
+              </w:rPr>
+              <w:t>items[].roundNo</w:t>
+            </w:r>
+          </w:p>
+        </w:tc>
+        <w:tc>
+          <w:tcPr>
+            <w:tcW w:type="dxa" w:w="2520"/>
+            <w:vAlign w:val="center"/>
+          </w:tcPr>
+          <w:p>
+            <w:pPr>
+              <w:keepLines/>
+              <w:spacing w:after="0"/>
+            </w:pPr>
+            <w:r>
+              <w:rPr>
+                <w:rFonts w:ascii="Arial" w:hAnsi="Arial" w:eastAsia="Arial" w:cs="Tahoma"/>
+                <w:sz w:val="18"/>
+              </w:rPr>
+            </w:r>
+            <w:r>
+              <w:rPr>
+                <w:rFonts w:ascii="Arial" w:hAnsi="Arial" w:eastAsia="Arial" w:cs="Tahoma"/>
+                <w:sz w:val="18"/>
+              </w:rPr>
+              <w:t>integer</w:t>
+            </w:r>
+          </w:p>
+        </w:tc>
+        <w:tc>
+          <w:tcPr>
+            <w:tcW w:type="dxa" w:w="2520"/>
+            <w:vAlign w:val="center"/>
+          </w:tcPr>
+          <w:p>
+            <w:pPr>
+              <w:keepLines/>
+              <w:spacing w:after="0"/>
+            </w:pPr>
+            <w:r>
+              <w:rPr>
+                <w:rFonts w:ascii="Arial" w:hAnsi="Arial" w:eastAsia="Arial" w:cs="Tahoma"/>
+                <w:sz w:val="18"/>
+              </w:rPr>
+            </w:r>
+            <w:r>
+              <w:rPr>
+                <w:rFonts w:ascii="Arial" w:hAnsi="Arial" w:eastAsia="Arial" w:cs="Tahoma"/>
+                <w:sz w:val="18"/>
+              </w:rPr>
+              <w:t>Yes</w:t>
+            </w:r>
+          </w:p>
+        </w:tc>
+        <w:tc>
+          <w:tcPr>
+            <w:tcW w:type="dxa" w:w="2520"/>
+            <w:vAlign w:val="center"/>
+          </w:tcPr>
+          <w:p>
+            <w:pPr>
+              <w:keepLines/>
+              <w:spacing w:after="0"/>
+            </w:pPr>
+            <w:r>
+              <w:rPr>
+                <w:rFonts w:ascii="Arial" w:hAnsi="Arial" w:eastAsia="Arial" w:cs="Tahoma"/>
+                <w:sz w:val="18"/>
+              </w:rPr>
+            </w:r>
+            <w:r>
+              <w:rPr>
+                <w:rFonts w:ascii="Arial" w:hAnsi="Arial" w:eastAsia="Arial" w:cs="Tahoma"/>
+                <w:sz w:val="18"/>
+              </w:rPr>
+              <w:t>UTF-8; use value domain described by endpoint purpose</w:t>
+            </w:r>
+          </w:p>
+        </w:tc>
+      </w:tr>
+      <w:tr>
+        <w:trPr>
+          <w:cantSplit/>
+        </w:trPr>
+        <w:tc>
+          <w:tcPr>
+            <w:tcW w:type="dxa" w:w="2520"/>
+            <w:vAlign w:val="center"/>
+          </w:tcPr>
+          <w:p>
+            <w:pPr>
+              <w:keepLines/>
+              <w:spacing w:after="0"/>
+            </w:pPr>
+            <w:r>
+              <w:rPr>
+                <w:rFonts w:ascii="Arial" w:hAnsi="Arial" w:eastAsia="Arial" w:cs="Tahoma"/>
+                <w:sz w:val="18"/>
+              </w:rPr>
+            </w:r>
+            <w:r>
+              <w:rPr>
+                <w:rFonts w:ascii="Arial" w:hAnsi="Arial" w:eastAsia="Arial" w:cs="Tahoma"/>
+                <w:sz w:val="18"/>
+              </w:rPr>
+              <w:t>items[].docNo</w:t>
+            </w:r>
+          </w:p>
+        </w:tc>
+        <w:tc>
+          <w:tcPr>
+            <w:tcW w:type="dxa" w:w="2520"/>
+            <w:vAlign w:val="center"/>
+          </w:tcPr>
+          <w:p>
+            <w:pPr>
+              <w:keepLines/>
+              <w:spacing w:after="0"/>
+            </w:pPr>
+            <w:r>
+              <w:rPr>
+                <w:rFonts w:ascii="Arial" w:hAnsi="Arial" w:eastAsia="Arial" w:cs="Tahoma"/>
+                <w:sz w:val="18"/>
+              </w:rPr>
+            </w:r>
+            <w:r>
+              <w:rPr>
+                <w:rFonts w:ascii="Arial" w:hAnsi="Arial" w:eastAsia="Arial" w:cs="Tahoma"/>
+                <w:sz w:val="18"/>
+              </w:rPr>
+              <w:t>string</w:t>
+            </w:r>
+          </w:p>
+        </w:tc>
+        <w:tc>
+          <w:tcPr>
+            <w:tcW w:type="dxa" w:w="2520"/>
+            <w:vAlign w:val="center"/>
+          </w:tcPr>
+          <w:p>
+            <w:pPr>
+              <w:keepLines/>
+              <w:spacing w:after="0"/>
+            </w:pPr>
+            <w:r>
+              <w:rPr>
+                <w:rFonts w:ascii="Arial" w:hAnsi="Arial" w:eastAsia="Arial" w:cs="Tahoma"/>
+                <w:sz w:val="18"/>
+              </w:rPr>
+            </w:r>
+            <w:r>
+              <w:rPr>
+                <w:rFonts w:ascii="Arial" w:hAnsi="Arial" w:eastAsia="Arial" w:cs="Tahoma"/>
+                <w:sz w:val="18"/>
+              </w:rPr>
+              <w:t>Yes</w:t>
+            </w:r>
+          </w:p>
+        </w:tc>
+        <w:tc>
+          <w:tcPr>
+            <w:tcW w:type="dxa" w:w="2520"/>
+            <w:vAlign w:val="center"/>
+          </w:tcPr>
+          <w:p>
+            <w:pPr>
+              <w:keepLines/>
+              <w:spacing w:after="0"/>
+            </w:pPr>
+            <w:r>
+              <w:rPr>
+                <w:rFonts w:ascii="Arial" w:hAnsi="Arial" w:eastAsia="Arial" w:cs="Tahoma"/>
+                <w:sz w:val="18"/>
+              </w:rPr>
+            </w:r>
+            <w:r>
+              <w:rPr>
+                <w:rFonts w:ascii="Arial" w:hAnsi="Arial" w:eastAsia="Arial" w:cs="Tahoma"/>
+                <w:sz w:val="18"/>
+              </w:rPr>
+              <w:t>ค.ศ. YYYY/xxxxx</w:t>
+            </w:r>
+          </w:p>
+        </w:tc>
+      </w:tr>
+      <w:tr>
+        <w:trPr>
+          <w:cantSplit/>
+        </w:trPr>
+        <w:tc>
+          <w:tcPr>
+            <w:tcW w:type="dxa" w:w="2520"/>
+            <w:vAlign w:val="center"/>
+          </w:tcPr>
+          <w:p>
+            <w:pPr>
+              <w:keepLines/>
+              <w:spacing w:after="0"/>
+            </w:pPr>
+            <w:r>
+              <w:rPr>
+                <w:rFonts w:ascii="Arial" w:hAnsi="Arial" w:eastAsia="Arial" w:cs="Tahoma"/>
+                <w:sz w:val="18"/>
+              </w:rPr>
+            </w:r>
+            <w:r>
+              <w:rPr>
+                <w:rFonts w:ascii="Arial" w:hAnsi="Arial" w:eastAsia="Arial" w:cs="Tahoma"/>
+                <w:sz w:val="18"/>
+              </w:rPr>
+              <w:t>items[].impactedStoreCode</w:t>
+            </w:r>
+          </w:p>
+        </w:tc>
+        <w:tc>
+          <w:tcPr>
+            <w:tcW w:type="dxa" w:w="2520"/>
+            <w:vAlign w:val="center"/>
+          </w:tcPr>
+          <w:p>
+            <w:pPr>
+              <w:keepLines/>
+              <w:spacing w:after="0"/>
+            </w:pPr>
+            <w:r>
+              <w:rPr>
+                <w:rFonts w:ascii="Arial" w:hAnsi="Arial" w:eastAsia="Arial" w:cs="Tahoma"/>
+                <w:sz w:val="18"/>
+              </w:rPr>
+            </w:r>
+            <w:r>
+              <w:rPr>
+                <w:rFonts w:ascii="Arial" w:hAnsi="Arial" w:eastAsia="Arial" w:cs="Tahoma"/>
+                <w:sz w:val="18"/>
+              </w:rPr>
+              <w:t>string</w:t>
+            </w:r>
+          </w:p>
+        </w:tc>
+        <w:tc>
+          <w:tcPr>
+            <w:tcW w:type="dxa" w:w="2520"/>
+            <w:vAlign w:val="center"/>
+          </w:tcPr>
+          <w:p>
+            <w:pPr>
+              <w:keepLines/>
+              <w:spacing w:after="0"/>
+            </w:pPr>
+            <w:r>
+              <w:rPr>
+                <w:rFonts w:ascii="Arial" w:hAnsi="Arial" w:eastAsia="Arial" w:cs="Tahoma"/>
+                <w:sz w:val="18"/>
+              </w:rPr>
+            </w:r>
+            <w:r>
+              <w:rPr>
+                <w:rFonts w:ascii="Arial" w:hAnsi="Arial" w:eastAsia="Arial" w:cs="Tahoma"/>
+                <w:sz w:val="18"/>
+              </w:rPr>
+              <w:t>Yes</w:t>
+            </w:r>
+          </w:p>
+        </w:tc>
+        <w:tc>
+          <w:tcPr>
+            <w:tcW w:type="dxa" w:w="2520"/>
+            <w:vAlign w:val="center"/>
+          </w:tcPr>
+          <w:p>
+            <w:pPr>
+              <w:keepLines/>
+              <w:spacing w:after="0"/>
+            </w:pPr>
+            <w:r>
+              <w:rPr>
+                <w:rFonts w:ascii="Arial" w:hAnsi="Arial" w:eastAsia="Arial" w:cs="Tahoma"/>
+                <w:sz w:val="18"/>
+              </w:rPr>
+            </w:r>
+            <w:r>
+              <w:rPr>
+                <w:rFonts w:ascii="Arial" w:hAnsi="Arial" w:eastAsia="Arial" w:cs="Tahoma"/>
+                <w:sz w:val="18"/>
+              </w:rPr>
+              <w:t>exactly 5 digits; preserve leading zero</w:t>
+            </w:r>
+          </w:p>
+        </w:tc>
+      </w:tr>
+      <w:tr>
+        <w:trPr>
+          <w:cantSplit/>
+        </w:trPr>
+        <w:tc>
+          <w:tcPr>
+            <w:tcW w:type="dxa" w:w="2520"/>
+            <w:vAlign w:val="center"/>
+          </w:tcPr>
+          <w:p>
+            <w:pPr>
+              <w:keepLines/>
+              <w:spacing w:after="0"/>
+            </w:pPr>
+            <w:r>
+              <w:rPr>
+                <w:rFonts w:ascii="Arial" w:hAnsi="Arial" w:eastAsia="Arial" w:cs="Tahoma"/>
+                <w:sz w:val="18"/>
+              </w:rPr>
+            </w:r>
+            <w:r>
+              <w:rPr>
+                <w:rFonts w:ascii="Arial" w:hAnsi="Arial" w:eastAsia="Arial" w:cs="Tahoma"/>
+                <w:sz w:val="18"/>
+              </w:rPr>
+              <w:t>items[].impactedStoreName</w:t>
+            </w:r>
+          </w:p>
+        </w:tc>
+        <w:tc>
+          <w:tcPr>
+            <w:tcW w:type="dxa" w:w="2520"/>
+            <w:vAlign w:val="center"/>
+          </w:tcPr>
+          <w:p>
+            <w:pPr>
+              <w:keepLines/>
+              <w:spacing w:after="0"/>
+            </w:pPr>
+            <w:r>
+              <w:rPr>
+                <w:rFonts w:ascii="Arial" w:hAnsi="Arial" w:eastAsia="Arial" w:cs="Tahoma"/>
+                <w:sz w:val="18"/>
+              </w:rPr>
+            </w:r>
+            <w:r>
+              <w:rPr>
+                <w:rFonts w:ascii="Arial" w:hAnsi="Arial" w:eastAsia="Arial" w:cs="Tahoma"/>
+                <w:sz w:val="18"/>
+              </w:rPr>
+              <w:t>string</w:t>
+            </w:r>
+          </w:p>
+        </w:tc>
+        <w:tc>
+          <w:tcPr>
+            <w:tcW w:type="dxa" w:w="2520"/>
+            <w:vAlign w:val="center"/>
+          </w:tcPr>
+          <w:p>
+            <w:pPr>
+              <w:keepLines/>
+              <w:spacing w:after="0"/>
+            </w:pPr>
+            <w:r>
+              <w:rPr>
+                <w:rFonts w:ascii="Arial" w:hAnsi="Arial" w:eastAsia="Arial" w:cs="Tahoma"/>
+                <w:sz w:val="18"/>
+              </w:rPr>
+            </w:r>
+            <w:r>
+              <w:rPr>
+                <w:rFonts w:ascii="Arial" w:hAnsi="Arial" w:eastAsia="Arial" w:cs="Tahoma"/>
+                <w:sz w:val="18"/>
+              </w:rPr>
+              <w:t>Yes</w:t>
+            </w:r>
+          </w:p>
+        </w:tc>
+        <w:tc>
+          <w:tcPr>
+            <w:tcW w:type="dxa" w:w="2520"/>
+            <w:vAlign w:val="center"/>
+          </w:tcPr>
+          <w:p>
+            <w:pPr>
+              <w:keepLines/>
+              <w:spacing w:after="0"/>
+            </w:pPr>
+            <w:r>
+              <w:rPr>
+                <w:rFonts w:ascii="Arial" w:hAnsi="Arial" w:eastAsia="Arial" w:cs="Tahoma"/>
+                <w:sz w:val="18"/>
+              </w:rPr>
+            </w:r>
+            <w:r>
+              <w:rPr>
+                <w:rFonts w:ascii="Arial" w:hAnsi="Arial" w:eastAsia="Arial" w:cs="Tahoma"/>
+                <w:sz w:val="18"/>
+              </w:rPr>
+              <w:t>UTF-8; use value domain described by endpoint purpose</w:t>
+            </w:r>
+          </w:p>
+        </w:tc>
+      </w:tr>
+      <w:tr>
+        <w:trPr>
+          <w:cantSplit/>
+        </w:trPr>
+        <w:tc>
+          <w:tcPr>
+            <w:tcW w:type="dxa" w:w="2520"/>
+            <w:vAlign w:val="center"/>
+          </w:tcPr>
+          <w:p>
+            <w:pPr>
+              <w:keepLines/>
+              <w:spacing w:after="0"/>
+            </w:pPr>
+            <w:r>
+              <w:rPr>
+                <w:rFonts w:ascii="Arial" w:hAnsi="Arial" w:eastAsia="Arial" w:cs="Tahoma"/>
+                <w:sz w:val="18"/>
+              </w:rPr>
+            </w:r>
+            <w:r>
+              <w:rPr>
+                <w:rFonts w:ascii="Arial" w:hAnsi="Arial" w:eastAsia="Arial" w:cs="Tahoma"/>
+                <w:sz w:val="18"/>
+              </w:rPr>
+              <w:t>items[].regionCode</w:t>
+            </w:r>
+          </w:p>
+        </w:tc>
+        <w:tc>
+          <w:tcPr>
+            <w:tcW w:type="dxa" w:w="2520"/>
+            <w:vAlign w:val="center"/>
+          </w:tcPr>
+          <w:p>
+            <w:pPr>
+              <w:keepLines/>
+              <w:spacing w:after="0"/>
+            </w:pPr>
+            <w:r>
+              <w:rPr>
+                <w:rFonts w:ascii="Arial" w:hAnsi="Arial" w:eastAsia="Arial" w:cs="Tahoma"/>
+                <w:sz w:val="18"/>
+              </w:rPr>
+            </w:r>
+            <w:r>
+              <w:rPr>
+                <w:rFonts w:ascii="Arial" w:hAnsi="Arial" w:eastAsia="Arial" w:cs="Tahoma"/>
+                <w:sz w:val="18"/>
+              </w:rPr>
+              <w:t>string</w:t>
+            </w:r>
+          </w:p>
+        </w:tc>
+        <w:tc>
+          <w:tcPr>
+            <w:tcW w:type="dxa" w:w="2520"/>
+            <w:vAlign w:val="center"/>
+          </w:tcPr>
+          <w:p>
+            <w:pPr>
+              <w:keepLines/>
+              <w:spacing w:after="0"/>
+            </w:pPr>
+            <w:r>
+              <w:rPr>
+                <w:rFonts w:ascii="Arial" w:hAnsi="Arial" w:eastAsia="Arial" w:cs="Tahoma"/>
+                <w:sz w:val="18"/>
+              </w:rPr>
+            </w:r>
+            <w:r>
+              <w:rPr>
+                <w:rFonts w:ascii="Arial" w:hAnsi="Arial" w:eastAsia="Arial" w:cs="Tahoma"/>
+                <w:sz w:val="18"/>
+              </w:rPr>
+              <w:t>Yes</w:t>
+            </w:r>
+          </w:p>
+        </w:tc>
+        <w:tc>
+          <w:tcPr>
+            <w:tcW w:type="dxa" w:w="2520"/>
+            <w:vAlign w:val="center"/>
+          </w:tcPr>
+          <w:p>
+            <w:pPr>
+              <w:keepLines/>
+              <w:spacing w:after="0"/>
+            </w:pPr>
+            <w:r>
+              <w:rPr>
+                <w:rFonts w:ascii="Arial" w:hAnsi="Arial" w:eastAsia="Arial" w:cs="Tahoma"/>
+                <w:sz w:val="18"/>
+              </w:rPr>
+            </w:r>
+            <w:r>
+              <w:rPr>
+                <w:rFonts w:ascii="Arial" w:hAnsi="Arial" w:eastAsia="Arial" w:cs="Tahoma"/>
+                <w:sz w:val="18"/>
+              </w:rPr>
+              <w:t>UTF-8; use value domain described by endpoint purpose</w:t>
+            </w:r>
+          </w:p>
+        </w:tc>
+      </w:tr>
+      <w:tr>
+        <w:trPr>
+          <w:cantSplit/>
+        </w:trPr>
+        <w:tc>
+          <w:tcPr>
+            <w:tcW w:type="dxa" w:w="2520"/>
+            <w:vAlign w:val="center"/>
+          </w:tcPr>
+          <w:p>
+            <w:pPr>
+              <w:keepLines/>
+              <w:spacing w:after="0"/>
+            </w:pPr>
+            <w:r>
+              <w:rPr>
+                <w:rFonts w:ascii="Arial" w:hAnsi="Arial" w:eastAsia="Arial" w:cs="Tahoma"/>
+                <w:sz w:val="18"/>
+              </w:rPr>
+            </w:r>
+            <w:r>
+              <w:rPr>
+                <w:rFonts w:ascii="Arial" w:hAnsi="Arial" w:eastAsia="Arial" w:cs="Tahoma"/>
+                <w:sz w:val="18"/>
+              </w:rPr>
+              <w:t>items[].salesDeclinePercent</w:t>
+            </w:r>
+          </w:p>
+        </w:tc>
+        <w:tc>
+          <w:tcPr>
+            <w:tcW w:type="dxa" w:w="2520"/>
+            <w:vAlign w:val="center"/>
+          </w:tcPr>
+          <w:p>
+            <w:pPr>
+              <w:keepLines/>
+              <w:spacing w:after="0"/>
+            </w:pPr>
+            <w:r>
+              <w:rPr>
+                <w:rFonts w:ascii="Arial" w:hAnsi="Arial" w:eastAsia="Arial" w:cs="Tahoma"/>
+                <w:sz w:val="18"/>
+              </w:rPr>
+            </w:r>
+            <w:r>
+              <w:rPr>
+                <w:rFonts w:ascii="Arial" w:hAnsi="Arial" w:eastAsia="Arial" w:cs="Tahoma"/>
+                <w:sz w:val="18"/>
+              </w:rPr>
+              <w:t>number</w:t>
+            </w:r>
+          </w:p>
+        </w:tc>
+        <w:tc>
+          <w:tcPr>
+            <w:tcW w:type="dxa" w:w="2520"/>
+            <w:vAlign w:val="center"/>
+          </w:tcPr>
+          <w:p>
+            <w:pPr>
+              <w:keepLines/>
+              <w:spacing w:after="0"/>
+            </w:pPr>
+            <w:r>
+              <w:rPr>
+                <w:rFonts w:ascii="Arial" w:hAnsi="Arial" w:eastAsia="Arial" w:cs="Tahoma"/>
+                <w:sz w:val="18"/>
+              </w:rPr>
+            </w:r>
+            <w:r>
+              <w:rPr>
+                <w:rFonts w:ascii="Arial" w:hAnsi="Arial" w:eastAsia="Arial" w:cs="Tahoma"/>
+                <w:sz w:val="18"/>
+              </w:rPr>
+              <w:t>Yes</w:t>
+            </w:r>
+          </w:p>
+        </w:tc>
+        <w:tc>
+          <w:tcPr>
+            <w:tcW w:type="dxa" w:w="2520"/>
+            <w:vAlign w:val="center"/>
+          </w:tcPr>
+          <w:p>
+            <w:pPr>
+              <w:keepLines/>
+              <w:spacing w:after="0"/>
+            </w:pPr>
+            <w:r>
+              <w:rPr>
+                <w:rFonts w:ascii="Arial" w:hAnsi="Arial" w:eastAsia="Arial" w:cs="Tahoma"/>
+                <w:sz w:val="18"/>
+              </w:rPr>
+            </w:r>
+            <w:r>
+              <w:rPr>
+                <w:rFonts w:ascii="Arial" w:hAnsi="Arial" w:eastAsia="Arial" w:cs="Tahoma"/>
+                <w:sz w:val="18"/>
+              </w:rPr>
+              <w:t>number 0..100 with 2 decimals</w:t>
+            </w:r>
+          </w:p>
+        </w:tc>
+      </w:tr>
+      <w:tr>
+        <w:trPr>
+          <w:cantSplit/>
+        </w:trPr>
+        <w:tc>
+          <w:tcPr>
+            <w:tcW w:type="dxa" w:w="2520"/>
+            <w:vAlign w:val="center"/>
+          </w:tcPr>
+          <w:p>
+            <w:pPr>
+              <w:keepLines/>
+              <w:spacing w:after="0"/>
+            </w:pPr>
+            <w:r>
+              <w:rPr>
+                <w:rFonts w:ascii="Arial" w:hAnsi="Arial" w:eastAsia="Arial" w:cs="Tahoma"/>
+                <w:sz w:val="18"/>
+              </w:rPr>
+            </w:r>
+            <w:r>
+              <w:rPr>
+                <w:rFonts w:ascii="Arial" w:hAnsi="Arial" w:eastAsia="Arial" w:cs="Tahoma"/>
+                <w:sz w:val="18"/>
+              </w:rPr>
               <w:t>items[].statusCode</w:t>
             </w:r>
           </w:p>
@@ -6710,6 +9072,426 @@
                 <w:sz w:val="18"/>
               </w:rPr>
               <w:t>canonical code; do not replace with display label</w:t>
+            </w:r>
+          </w:p>
+        </w:tc>
+      </w:tr>
+      <w:tr>
+        <w:trPr>
+          <w:cantSplit/>
+        </w:trPr>
+        <w:tc>
+          <w:tcPr>
+            <w:tcW w:type="dxa" w:w="2520"/>
+            <w:vAlign w:val="center"/>
+          </w:tcPr>
+          <w:p>
+            <w:pPr>
+              <w:keepLines/>
+              <w:spacing w:after="0"/>
+            </w:pPr>
+            <w:r>
+              <w:rPr>
+                <w:rFonts w:ascii="Arial" w:hAnsi="Arial" w:eastAsia="Arial" w:cs="Tahoma"/>
+                <w:sz w:val="18"/>
+              </w:rPr>
+            </w:r>
+            <w:r>
+              <w:rPr>
+                <w:rFonts w:ascii="Arial" w:hAnsi="Arial" w:eastAsia="Arial" w:cs="Tahoma"/>
+                <w:sz w:val="18"/>
+              </w:rPr>
+              <w:t>items[].statusName</w:t>
+            </w:r>
+          </w:p>
+        </w:tc>
+        <w:tc>
+          <w:tcPr>
+            <w:tcW w:type="dxa" w:w="2520"/>
+            <w:vAlign w:val="center"/>
+          </w:tcPr>
+          <w:p>
+            <w:pPr>
+              <w:keepLines/>
+              <w:spacing w:after="0"/>
+            </w:pPr>
+            <w:r>
+              <w:rPr>
+                <w:rFonts w:ascii="Arial" w:hAnsi="Arial" w:eastAsia="Arial" w:cs="Tahoma"/>
+                <w:sz w:val="18"/>
+              </w:rPr>
+            </w:r>
+            <w:r>
+              <w:rPr>
+                <w:rFonts w:ascii="Arial" w:hAnsi="Arial" w:eastAsia="Arial" w:cs="Tahoma"/>
+                <w:sz w:val="18"/>
+              </w:rPr>
+              <w:t>string</w:t>
+            </w:r>
+          </w:p>
+        </w:tc>
+        <w:tc>
+          <w:tcPr>
+            <w:tcW w:type="dxa" w:w="2520"/>
+            <w:vAlign w:val="center"/>
+          </w:tcPr>
+          <w:p>
+            <w:pPr>
+              <w:keepLines/>
+              <w:spacing w:after="0"/>
+            </w:pPr>
+            <w:r>
+              <w:rPr>
+                <w:rFonts w:ascii="Arial" w:hAnsi="Arial" w:eastAsia="Arial" w:cs="Tahoma"/>
+                <w:sz w:val="18"/>
+              </w:rPr>
+            </w:r>
+            <w:r>
+              <w:rPr>
+                <w:rFonts w:ascii="Arial" w:hAnsi="Arial" w:eastAsia="Arial" w:cs="Tahoma"/>
+                <w:sz w:val="18"/>
+              </w:rPr>
+              <w:t>Yes</w:t>
+            </w:r>
+          </w:p>
+        </w:tc>
+        <w:tc>
+          <w:tcPr>
+            <w:tcW w:type="dxa" w:w="2520"/>
+            <w:vAlign w:val="center"/>
+          </w:tcPr>
+          <w:p>
+            <w:pPr>
+              <w:keepLines/>
+              <w:spacing w:after="0"/>
+            </w:pPr>
+            <w:r>
+              <w:rPr>
+                <w:rFonts w:ascii="Arial" w:hAnsi="Arial" w:eastAsia="Arial" w:cs="Tahoma"/>
+                <w:sz w:val="18"/>
+              </w:rPr>
+            </w:r>
+            <w:r>
+              <w:rPr>
+                <w:rFonts w:ascii="Arial" w:hAnsi="Arial" w:eastAsia="Arial" w:cs="Tahoma"/>
+                <w:sz w:val="18"/>
+              </w:rPr>
+              <w:t>UTF-8; use value domain described by endpoint purpose</w:t>
+            </w:r>
+          </w:p>
+        </w:tc>
+      </w:tr>
+      <w:tr>
+        <w:trPr>
+          <w:cantSplit/>
+        </w:trPr>
+        <w:tc>
+          <w:tcPr>
+            <w:tcW w:type="dxa" w:w="2520"/>
+            <w:vAlign w:val="center"/>
+          </w:tcPr>
+          <w:p>
+            <w:pPr>
+              <w:keepLines/>
+              <w:spacing w:after="0"/>
+            </w:pPr>
+            <w:r>
+              <w:rPr>
+                <w:rFonts w:ascii="Arial" w:hAnsi="Arial" w:eastAsia="Arial" w:cs="Tahoma"/>
+                <w:sz w:val="18"/>
+              </w:rPr>
+            </w:r>
+            <w:r>
+              <w:rPr>
+                <w:rFonts w:ascii="Arial" w:hAnsi="Arial" w:eastAsia="Arial" w:cs="Tahoma"/>
+                <w:sz w:val="18"/>
+              </w:rPr>
+              <w:t>items[].totalCompensationAmount</w:t>
+            </w:r>
+          </w:p>
+        </w:tc>
+        <w:tc>
+          <w:tcPr>
+            <w:tcW w:type="dxa" w:w="2520"/>
+            <w:vAlign w:val="center"/>
+          </w:tcPr>
+          <w:p>
+            <w:pPr>
+              <w:keepLines/>
+              <w:spacing w:after="0"/>
+            </w:pPr>
+            <w:r>
+              <w:rPr>
+                <w:rFonts w:ascii="Arial" w:hAnsi="Arial" w:eastAsia="Arial" w:cs="Tahoma"/>
+                <w:sz w:val="18"/>
+              </w:rPr>
+            </w:r>
+            <w:r>
+              <w:rPr>
+                <w:rFonts w:ascii="Arial" w:hAnsi="Arial" w:eastAsia="Arial" w:cs="Tahoma"/>
+                <w:sz w:val="18"/>
+              </w:rPr>
+              <w:t>number</w:t>
+            </w:r>
+          </w:p>
+        </w:tc>
+        <w:tc>
+          <w:tcPr>
+            <w:tcW w:type="dxa" w:w="2520"/>
+            <w:vAlign w:val="center"/>
+          </w:tcPr>
+          <w:p>
+            <w:pPr>
+              <w:keepLines/>
+              <w:spacing w:after="0"/>
+            </w:pPr>
+            <w:r>
+              <w:rPr>
+                <w:rFonts w:ascii="Arial" w:hAnsi="Arial" w:eastAsia="Arial" w:cs="Tahoma"/>
+                <w:sz w:val="18"/>
+              </w:rPr>
+            </w:r>
+            <w:r>
+              <w:rPr>
+                <w:rFonts w:ascii="Arial" w:hAnsi="Arial" w:eastAsia="Arial" w:cs="Tahoma"/>
+                <w:sz w:val="18"/>
+              </w:rPr>
+              <w:t>Yes</w:t>
+            </w:r>
+          </w:p>
+        </w:tc>
+        <w:tc>
+          <w:tcPr>
+            <w:tcW w:type="dxa" w:w="2520"/>
+            <w:vAlign w:val="center"/>
+          </w:tcPr>
+          <w:p>
+            <w:pPr>
+              <w:keepLines/>
+              <w:spacing w:after="0"/>
+            </w:pPr>
+            <w:r>
+              <w:rPr>
+                <w:rFonts w:ascii="Arial" w:hAnsi="Arial" w:eastAsia="Arial" w:cs="Tahoma"/>
+                <w:sz w:val="18"/>
+              </w:rPr>
+            </w:r>
+            <w:r>
+              <w:rPr>
+                <w:rFonts w:ascii="Arial" w:hAnsi="Arial" w:eastAsia="Arial" w:cs="Tahoma"/>
+                <w:sz w:val="18"/>
+              </w:rPr>
+              <w:t>number &gt;= 0 with 2 decimals</w:t>
+            </w:r>
+          </w:p>
+        </w:tc>
+      </w:tr>
+      <w:tr>
+        <w:trPr>
+          <w:cantSplit/>
+        </w:trPr>
+        <w:tc>
+          <w:tcPr>
+            <w:tcW w:type="dxa" w:w="2520"/>
+            <w:vAlign w:val="center"/>
+          </w:tcPr>
+          <w:p>
+            <w:pPr>
+              <w:keepLines/>
+              <w:spacing w:after="0"/>
+            </w:pPr>
+            <w:r>
+              <w:rPr>
+                <w:rFonts w:ascii="Arial" w:hAnsi="Arial" w:eastAsia="Arial" w:cs="Tahoma"/>
+                <w:sz w:val="18"/>
+              </w:rPr>
+            </w:r>
+            <w:r>
+              <w:rPr>
+                <w:rFonts w:ascii="Arial" w:hAnsi="Arial" w:eastAsia="Arial" w:cs="Tahoma"/>
+                <w:sz w:val="18"/>
+              </w:rPr>
+              <w:t>items[].daysPending</w:t>
+            </w:r>
+          </w:p>
+        </w:tc>
+        <w:tc>
+          <w:tcPr>
+            <w:tcW w:type="dxa" w:w="2520"/>
+            <w:vAlign w:val="center"/>
+          </w:tcPr>
+          <w:p>
+            <w:pPr>
+              <w:keepLines/>
+              <w:spacing w:after="0"/>
+            </w:pPr>
+            <w:r>
+              <w:rPr>
+                <w:rFonts w:ascii="Arial" w:hAnsi="Arial" w:eastAsia="Arial" w:cs="Tahoma"/>
+                <w:sz w:val="18"/>
+              </w:rPr>
+            </w:r>
+            <w:r>
+              <w:rPr>
+                <w:rFonts w:ascii="Arial" w:hAnsi="Arial" w:eastAsia="Arial" w:cs="Tahoma"/>
+                <w:sz w:val="18"/>
+              </w:rPr>
+              <w:t>integer</w:t>
+            </w:r>
+          </w:p>
+        </w:tc>
+        <w:tc>
+          <w:tcPr>
+            <w:tcW w:type="dxa" w:w="2520"/>
+            <w:vAlign w:val="center"/>
+          </w:tcPr>
+          <w:p>
+            <w:pPr>
+              <w:keepLines/>
+              <w:spacing w:after="0"/>
+            </w:pPr>
+            <w:r>
+              <w:rPr>
+                <w:rFonts w:ascii="Arial" w:hAnsi="Arial" w:eastAsia="Arial" w:cs="Tahoma"/>
+                <w:sz w:val="18"/>
+              </w:rPr>
+            </w:r>
+            <w:r>
+              <w:rPr>
+                <w:rFonts w:ascii="Arial" w:hAnsi="Arial" w:eastAsia="Arial" w:cs="Tahoma"/>
+                <w:sz w:val="18"/>
+              </w:rPr>
+              <w:t>Yes</w:t>
+            </w:r>
+          </w:p>
+        </w:tc>
+        <w:tc>
+          <w:tcPr>
+            <w:tcW w:type="dxa" w:w="2520"/>
+            <w:vAlign w:val="center"/>
+          </w:tcPr>
+          <w:p>
+            <w:pPr>
+              <w:keepLines/>
+              <w:spacing w:after="0"/>
+            </w:pPr>
+            <w:r>
+              <w:rPr>
+                <w:rFonts w:ascii="Arial" w:hAnsi="Arial" w:eastAsia="Arial" w:cs="Tahoma"/>
+                <w:sz w:val="18"/>
+              </w:rPr>
+            </w:r>
+            <w:r>
+              <w:rPr>
+                <w:rFonts w:ascii="Arial" w:hAnsi="Arial" w:eastAsia="Arial" w:cs="Tahoma"/>
+                <w:sz w:val="18"/>
+              </w:rPr>
+              <w:t>UTF-8; use value domain described by endpoint purpose</w:t>
+            </w:r>
+          </w:p>
+        </w:tc>
+      </w:tr>
+      <w:tr>
+        <w:trPr>
+          <w:cantSplit/>
+        </w:trPr>
+        <w:tc>
+          <w:tcPr>
+            <w:tcW w:type="dxa" w:w="2520"/>
+            <w:vAlign w:val="center"/>
+          </w:tcPr>
+          <w:p>
+            <w:pPr>
+              <w:keepLines/>
+              <w:spacing w:after="0"/>
+            </w:pPr>
+            <w:r>
+              <w:rPr>
+                <w:rFonts w:ascii="Arial" w:hAnsi="Arial" w:eastAsia="Arial" w:cs="Tahoma"/>
+                <w:sz w:val="18"/>
+              </w:rPr>
+            </w:r>
+            <w:r>
+              <w:rPr>
+                <w:rFonts w:ascii="Arial" w:hAnsi="Arial" w:eastAsia="Arial" w:cs="Tahoma"/>
+                <w:sz w:val="18"/>
+              </w:rPr>
+              <w:t>items[].salesDataDays</w:t>
+            </w:r>
+          </w:p>
+        </w:tc>
+        <w:tc>
+          <w:tcPr>
+            <w:tcW w:type="dxa" w:w="2520"/>
+            <w:vAlign w:val="center"/>
+          </w:tcPr>
+          <w:p>
+            <w:pPr>
+              <w:keepLines/>
+              <w:spacing w:after="0"/>
+            </w:pPr>
+            <w:r>
+              <w:rPr>
+                <w:rFonts w:ascii="Arial" w:hAnsi="Arial" w:eastAsia="Arial" w:cs="Tahoma"/>
+                <w:sz w:val="18"/>
+              </w:rPr>
+            </w:r>
+            <w:r>
+              <w:rPr>
+                <w:rFonts w:ascii="Arial" w:hAnsi="Arial" w:eastAsia="Arial" w:cs="Tahoma"/>
+                <w:sz w:val="18"/>
+              </w:rPr>
+              <w:t>integer</w:t>
+            </w:r>
+          </w:p>
+        </w:tc>
+        <w:tc>
+          <w:tcPr>
+            <w:tcW w:type="dxa" w:w="2520"/>
+            <w:vAlign w:val="center"/>
+          </w:tcPr>
+          <w:p>
+            <w:pPr>
+              <w:keepLines/>
+              <w:spacing w:after="0"/>
+            </w:pPr>
+            <w:r>
+              <w:rPr>
+                <w:rFonts w:ascii="Arial" w:hAnsi="Arial" w:eastAsia="Arial" w:cs="Tahoma"/>
+                <w:sz w:val="18"/>
+              </w:rPr>
+            </w:r>
+            <w:r>
+              <w:rPr>
+                <w:rFonts w:ascii="Arial" w:hAnsi="Arial" w:eastAsia="Arial" w:cs="Tahoma"/>
+                <w:sz w:val="18"/>
+              </w:rPr>
+              <w:t>Yes</w:t>
+            </w:r>
+          </w:p>
+        </w:tc>
+        <w:tc>
+          <w:tcPr>
+            <w:tcW w:type="dxa" w:w="2520"/>
+            <w:vAlign w:val="center"/>
+          </w:tcPr>
+          <w:p>
+            <w:pPr>
+              <w:keepLines/>
+              <w:spacing w:after="0"/>
+            </w:pPr>
+            <w:r>
+              <w:rPr>
+                <w:rFonts w:ascii="Arial" w:hAnsi="Arial" w:eastAsia="Arial" w:cs="Tahoma"/>
+                <w:sz w:val="18"/>
+              </w:rPr>
+            </w:r>
+            <w:r>
+              <w:rPr>
+                <w:rFonts w:ascii="Arial" w:hAnsi="Arial" w:eastAsia="Arial" w:cs="Tahoma"/>
+                <w:sz w:val="18"/>
+              </w:rPr>
+              <w:t>UTF-8; use value domain described by endpoint purpose</w:t>
             </w:r>
           </w:p>
         </w:tc>
@@ -7134,6 +9916,86 @@
                 <w:sz w:val="18"/>
               </w:rPr>
               <w:t>flag ข้อมูลผิดปกติ/ยอดขายไม่ครบ 60 วัน</w:t>
+            </w:r>
+          </w:p>
+        </w:tc>
+      </w:tr>
+      <w:tr>
+        <w:trPr>
+          <w:cantSplit/>
+        </w:trPr>
+        <w:tc>
+          <w:tcPr>
+            <w:tcW w:type="dxa" w:w="3360"/>
+            <w:vAlign w:val="center"/>
+          </w:tcPr>
+          <w:p>
+            <w:pPr>
+              <w:keepLines/>
+              <w:spacing w:after="0"/>
+            </w:pPr>
+            <w:r>
+              <w:rPr>
+                <w:rFonts w:ascii="Arial" w:hAnsi="Arial" w:eastAsia="Arial" w:cs="Tahoma"/>
+                <w:sz w:val="18"/>
+              </w:rPr>
+            </w:r>
+            <w:r>
+              <w:rPr>
+                <w:rFonts w:ascii="Arial" w:hAnsi="Arial" w:eastAsia="Arial" w:cs="Tahoma"/>
+                <w:sz w:val="18"/>
+              </w:rPr>
+              <w:t>workflow_history (@srm/glb-workflow · sps_store)</w:t>
+            </w:r>
+          </w:p>
+        </w:tc>
+        <w:tc>
+          <w:tcPr>
+            <w:tcW w:type="dxa" w:w="3360"/>
+            <w:vAlign w:val="center"/>
+          </w:tcPr>
+          <w:p>
+            <w:pPr>
+              <w:keepLines/>
+              <w:spacing w:after="0"/>
+            </w:pPr>
+            <w:r>
+              <w:rPr>
+                <w:rFonts w:ascii="Arial" w:hAnsi="Arial" w:eastAsia="Arial" w:cs="Tahoma"/>
+                <w:sz w:val="18"/>
+              </w:rPr>
+            </w:r>
+            <w:r>
+              <w:rPr>
+                <w:rFonts w:ascii="Arial" w:hAnsi="Arial" w:eastAsia="Arial" w:cs="Tahoma"/>
+                <w:sz w:val="18"/>
+              </w:rPr>
+              <w:t>R</w:t>
+            </w:r>
+          </w:p>
+        </w:tc>
+        <w:tc>
+          <w:tcPr>
+            <w:tcW w:type="dxa" w:w="3360"/>
+            <w:vAlign w:val="center"/>
+          </w:tcPr>
+          <w:p>
+            <w:pPr>
+              <w:keepLines/>
+              <w:spacing w:after="0"/>
+            </w:pPr>
+            <w:r>
+              <w:rPr>
+                <w:rFonts w:ascii="Arial" w:hAnsi="Arial" w:eastAsia="Arial" w:cs="Tahoma"/>
+                <w:sz w:val="18"/>
+              </w:rPr>
+            </w:r>
+            <w:r>
+              <w:rPr>
+                <w:rFonts w:ascii="Arial" w:hAnsi="Arial" w:eastAsia="Arial" w:cs="Tahoma"/>
+                <w:sz w:val="18"/>
+              </w:rPr>
+              <w:t>ประวัติการเดิน state ของ engine (อ้างอิงเสริม ห้ามเขียน) (เพิ่ม 2026-09-02 — SQL แตะอยู่แล้วแต่ไม่ได้ประกาศไว้)</w:t>
             </w:r>
           </w:p>
         </w:tc>
@@ -7295,7 +10157,7 @@
     </w:p>
     <w:p>
       <w:pPr>
-        <w:pStyle w:val="Heading3"/>
+        <w:pStyle w:val="Heading2"/>
         <w:keepNext/>
         <w:keepLines/>
         <w:pageBreakBefore w:val="0"/>
@@ -7559,7 +10421,64 @@
                 <w:rFonts w:ascii="Arial" w:hAnsi="Arial" w:eastAsia="Arial" w:cs="Tahoma"/>
                 <w:sz w:val="18"/>
               </w:rPr>
-              <w:t>เก็บ SQL ต่อ endpoint (คัดจากหัวข้อ 10) แยกออกจาก service ให้ทดสอบ/รีวิวง่าย</w:t>
+              <w:t xml:space="preserve">เก็บ SQL ต่อ endpoint (คัดจากหัวข้อ 10) แยกออกจาก service ให้ทดสอบ/รีวิวง่าย · </w:t>
+            </w:r>
+            <w:r>
+              <w:rPr>
+                <w:rFonts w:ascii="Arial" w:hAnsi="Arial" w:eastAsia="Arial" w:cs="Tahoma"/>
+                <w:b/>
+                <w:sz w:val="18"/>
+              </w:rPr>
+              <w:t>คีย์ = ชื่อ handler</w:t>
+            </w:r>
+            <w:r>
+              <w:rPr>
+                <w:rFonts w:ascii="Arial" w:hAnsi="Arial" w:eastAsia="Arial" w:cs="Tahoma"/>
+                <w:sz w:val="18"/>
+              </w:rPr>
+              <w:t xml:space="preserve"> เช่น </w:t>
+            </w:r>
+            <w:r>
+              <w:rPr>
+                <w:rFonts w:ascii="Courier New" w:hAnsi="Courier New" w:eastAsia="Courier New" w:cs="Tahoma"/>
+                <w:sz w:val="18"/>
+              </w:rPr>
+              <w:t>getSgiMasterFactors</w:t>
+            </w:r>
+            <w:r>
+              <w:rPr>
+                <w:rFonts w:ascii="Arial" w:hAnsi="Arial" w:eastAsia="Arial" w:cs="Tahoma"/>
+                <w:sz w:val="18"/>
+              </w:rPr>
+              <w:t xml:space="preserve"> · บล็อกที่มีหลาย statement ให้แยกเป็นหลายคีย์ โดยเติมท้ายชื่อให้สื่อความ เช่น DELETE master ที่มี 2 statement → </w:t>
+            </w:r>
+            <w:r>
+              <w:rPr>
+                <w:rFonts w:ascii="Courier New" w:hAnsi="Courier New" w:eastAsia="Courier New" w:cs="Tahoma"/>
+                <w:sz w:val="18"/>
+              </w:rPr>
+              <w:t>removeSgiMasterFactorsByCodeInUse</w:t>
+            </w:r>
+            <w:r>
+              <w:rPr>
+                <w:rFonts w:ascii="Arial" w:hAnsi="Arial" w:eastAsia="Arial" w:cs="Tahoma"/>
+                <w:sz w:val="18"/>
+              </w:rPr>
+              <w:t xml:space="preserve"> (SELECT ตรวจการใช้งาน) + </w:t>
+            </w:r>
+            <w:r>
+              <w:rPr>
+                <w:rFonts w:ascii="Courier New" w:hAnsi="Courier New" w:eastAsia="Courier New" w:cs="Tahoma"/>
+                <w:sz w:val="18"/>
+              </w:rPr>
+              <w:t>removeSgiMasterFactorsByCode</w:t>
+            </w:r>
+            <w:r>
+              <w:rPr>
+                <w:rFonts w:ascii="Arial" w:hAnsi="Arial" w:eastAsia="Arial" w:cs="Tahoma"/>
+                <w:sz w:val="18"/>
+              </w:rPr>
+              <w:t xml:space="preserve"> (DELETE)</w:t>
             </w:r>
           </w:p>
         </w:tc>
@@ -8338,7 +11257,7 @@
     <w:p/>
     <w:p>
       <w:pPr>
-        <w:pStyle w:val="Heading3"/>
+        <w:pStyle w:val="Heading2"/>
         <w:keepNext/>
         <w:keepLines/>
         <w:pageBreakBefore w:val="0"/>
@@ -8374,7 +11293,7 @@
         <w:br/>
         <w:t>// BFF เรียกด้วย x-api-key และแนบ x-user-id / x-user-group-id / x-user-permissions มาให้</w:t>
         <w:br/>
-        <w:t>@Controller('sgi/sgi/document')</w:t>
+        <w:t>@Controller('document')</w:t>
         <w:br/>
         <w:t>@UseGuards(HttpHeaderGuard)</w:t>
         <w:br/>
@@ -8385,7 +11304,7 @@
         <w:br/>
         <w:t xml:space="preserve">  // GET /api/v1/sgi/document/tasks — Inbox tasks API</w:t>
         <w:br/>
-        <w:t xml:space="preserve">  @Get('document/tasks')</w:t>
+        <w:t xml:space="preserve">  @Get('tasks')</w:t>
         <w:br/>
         <w:t xml:space="preserve">  getSgiDocumentTasks(@Query() query: DocumentListSearchQueryDto, @UserId() userId: string) {</w:t>
         <w:br/>
@@ -8398,7 +11317,7 @@
         <w:br/>
         <w:t xml:space="preserve">  // GET /api/v1/sgi/document — Document search API</w:t>
         <w:br/>
-        <w:t xml:space="preserve">  @Get('document')</w:t>
+        <w:t xml:space="preserve">  @Get()</w:t>
         <w:br/>
         <w:t xml:space="preserve">  getSgiDocument(@Query() query: DocumentListSearchQueryDto, @UserId() userId: string) {</w:t>
         <w:br/>
@@ -8413,7 +11332,7 @@
     </w:p>
     <w:p>
       <w:pPr>
-        <w:pStyle w:val="Heading3"/>
+        <w:pStyle w:val="Heading2"/>
         <w:keepNext/>
         <w:keepLines/>
         <w:pageBreakBefore w:val="0"/>
@@ -8440,7 +11359,7 @@
         <w:br/>
         <w:t xml:space="preserve">  IsArray, IsBoolean, IsIn, IsInt, IsNotEmpty, IsNumber, IsObject, IsOptional,</w:t>
         <w:br/>
-        <w:t xml:space="preserve">  IsString, Matches, Max, MaxLength, Min,</w:t>
+        <w:t xml:space="preserve">  IsString, Matches, Max, MaxLength, Min, ValidateNested,</w:t>
         <w:br/>
         <w:t>} from 'class-validator';</w:t>
         <w:br/>
@@ -8454,6 +11373,41 @@
         <w:br/>
         <w:t>export class DocumentListSearchQueryDto {</w:t>
         <w:br/>
+        <w:t xml:space="preserve">  /** pagination */</w:t>
+        <w:br/>
+        <w:t xml:space="preserve">  @IsOptional()</w:t>
+        <w:br/>
+        <w:t xml:space="preserve">  @Type(() =&gt; Number)</w:t>
+        <w:br/>
+        <w:t xml:space="preserve">  @IsInt()</w:t>
+        <w:br/>
+        <w:t xml:space="preserve">  @Min(1)</w:t>
+        <w:br/>
+        <w:t xml:space="preserve">  page?: number;</w:t>
+        <w:br/>
+        <w:br/>
+        <w:t xml:space="preserve">  /** pagination */</w:t>
+        <w:br/>
+        <w:t xml:space="preserve">  @IsOptional()</w:t>
+        <w:br/>
+        <w:t xml:space="preserve">  @Type(() =&gt; Number)</w:t>
+        <w:br/>
+        <w:t xml:space="preserve">  @IsInt()</w:t>
+        <w:br/>
+        <w:t xml:space="preserve">  @Min(1)</w:t>
+        <w:br/>
+        <w:t xml:space="preserve">  @Max(100)</w:t>
+        <w:br/>
+        <w:t xml:space="preserve">  size?: number;</w:t>
+        <w:br/>
+        <w:br/>
+        <w:t xml:space="preserve">  @IsNotEmpty()</w:t>
+        <w:br/>
+        <w:t xml:space="preserve">  @IsString()</w:t>
+        <w:br/>
+        <w:t xml:space="preserve">  status: string;</w:t>
+        <w:br/>
+        <w:br/>
         <w:t xml:space="preserve">  /** required เฉพาะบาง endpoint — ตรวจซ้ำใน service */</w:t>
         <w:br/>
         <w:t xml:space="preserve">  @IsOptional()</w:t>
@@ -8463,7 +11417,7 @@
         <w:t xml:space="preserve">  sectionCode?: string;</w:t>
         <w:br/>
         <w:br/>
-        <w:t xml:space="preserve">  /** pagination */</w:t>
+        <w:t xml:space="preserve">  /** ไม่ระบุคืน 400 ตาม ข้อกำหนดทางธุรกิจ · BE ผ่าน toAD() เผื่อ client ส่ง พ.ศ. · required เฉพาะบาง endpoin… */</w:t>
         <w:br/>
         <w:t xml:space="preserve">  @IsOptional()</w:t>
         <w:br/>
@@ -8471,62 +11425,25 @@
         <w:br/>
         <w:t xml:space="preserve">  @IsInt()</w:t>
         <w:br/>
-        <w:t xml:space="preserve">  @Min(1)</w:t>
-        <w:br/>
-        <w:t xml:space="preserve">  page?: number;</w:t>
-        <w:br/>
-        <w:br/>
-        <w:t xml:space="preserve">  /** pagination */</w:t>
+        <w:t xml:space="preserve">  year?: number;</w:t>
+        <w:br/>
+        <w:br/>
+        <w:t xml:space="preserve">  /** แสดง leading zero · required เฉพาะบาง endpoint — ตรวจซ้ำใน service */</w:t>
         <w:br/>
         <w:t xml:space="preserve">  @IsOptional()</w:t>
         <w:br/>
-        <w:t xml:space="preserve">  @Type(() =&gt; Number)</w:t>
-        <w:br/>
-        <w:t xml:space="preserve">  @IsInt()</w:t>
-        <w:br/>
-        <w:t xml:space="preserve">  @Min(1)</w:t>
-        <w:br/>
-        <w:t xml:space="preserve">  @Max(100)</w:t>
-        <w:br/>
-        <w:t xml:space="preserve">  size?: number;</w:t>
-        <w:br/>
-        <w:br/>
-        <w:t xml:space="preserve">  /** ไม่ระบุคืน 400 ตาม ข้อกำหนดทางธุรกิจ · BE ผ่าน toAD() เผื่อ client ส่ง พ.ศ. · required เฉพาะบาง endpoin… */</w:t>
-        <w:br/>
-        <w:t xml:space="preserve">  @IsOptional()</w:t>
-        <w:br/>
-        <w:t xml:space="preserve">  @Type(() =&gt; Number)</w:t>
-        <w:br/>
-        <w:t xml:space="preserve">  @IsInt()</w:t>
-        <w:br/>
-        <w:t xml:space="preserve">  year?: number;</w:t>
-        <w:br/>
-        <w:br/>
-        <w:t xml:space="preserve">  /** แสดง leading zero · required เฉพาะบาง endpoint — ตรวจซ้ำใน service */</w:t>
-        <w:br/>
-        <w:t xml:space="preserve">  @IsOptional()</w:t>
-        <w:br/>
         <w:t xml:space="preserve">  @IsString()</w:t>
         <w:br/>
         <w:t xml:space="preserve">  @Matches(/^\d{5}$/, { message: 'รหัสร้านต้องเป็นตัวเลข 5 หลัก และคงเลขศูนย์นำหน้า' })</w:t>
         <w:br/>
         <w:t xml:space="preserve">  storeCode?: string;</w:t>
-        <w:br/>
-        <w:br/>
-        <w:t xml:space="preserve">  /** required เฉพาะบาง endpoint — ตรวจซ้ำใน service */</w:t>
-        <w:br/>
-        <w:t xml:space="preserve">  @IsOptional()</w:t>
-        <w:br/>
-        <w:t xml:space="preserve">  @IsString()</w:t>
-        <w:br/>
-        <w:t xml:space="preserve">  status?: string;</w:t>
         <w:br/>
         <w:t>}</w:t>
       </w:r>
     </w:p>
     <w:p>
       <w:pPr>
-        <w:pStyle w:val="Heading3"/>
+        <w:pStyle w:val="Heading2"/>
         <w:keepNext/>
         <w:keepLines/>
         <w:pageBreakBefore w:val="0"/>
@@ -8573,7 +11490,7 @@
         </w:rPr>
         <w:t>// src/modules/sgi-document-list-search/sgi-document-list-search.service.ts</w:t>
         <w:br/>
-        <w:t>import { Inject, Injectable, Logger, NotFoundException, NotImplementedException } from '@nestjs/common';</w:t>
+        <w:t>import { BadRequestException, ConflictException, Inject, Injectable, Logger, NotFoundException, NotImplementedException } from '@nestjs/common';</w:t>
         <w:br/>
         <w:t>import { DataSource } from 'typeorm';</w:t>
         <w:br/>
@@ -8614,13 +11531,13 @@
         <w:br/>
         <w:t xml:space="preserve">    // SQL เต็มอยู่ในหัวข้อ Database SQL ของเอกสารนี้ (คีย์ 'GET /api/v1/sgi/document/tasks')</w:t>
         <w:br/>
-        <w:t xml:space="preserve">    // ⚠️ SQL ตัวอย่างบางเส้นเขียนด้วย named parameter (:size/:offset) แต่ dataSource.query()</w:t>
-        <w:br/>
-        <w:t xml:space="preserve">    //    รับเฉพาะ positional $1..$n — ต้องแปลงชื่อเป็นลำดับก่อน หรือใช้ QueryBuilder แทน</w:t>
+        <w:t xml:space="preserve">    // SQL ในเอกสารเป็น positional $1..$n อยู่แล้ว (ตัวสร้างแปลงให้ตั้งแต่ 2026-09-04)</w:t>
+        <w:br/>
+        <w:t xml:space="preserve">    //   บรรทัดแรกของบล็อก SQL คือ `-- bind ตามลำดับ: $1=... · $2=...` ให้เรียงอาร์กิวเมนต์ตามนั้น</w:t>
         <w:br/>
         <w:t xml:space="preserve">    const rows = await this.dataSource.query(SGI_SQL.getSgiDocumentTasks, [</w:t>
         <w:br/>
-        <w:t xml:space="preserve">      // TODO: เรียงพารามิเตอร์ให้ตรงกับ $1..$n ของ SQL จริง</w:t>
+        <w:t xml:space="preserve">      // เรียงให้ตรงกับบรรทัด `-- bind ตามลำดับ:` ของ SQL เส้นนี้</w:t>
         <w:br/>
         <w:t xml:space="preserve">      userId, (page - 1) * size, size,</w:t>
         <w:br/>
@@ -8650,7 +11567,7 @@
     </w:p>
     <w:p>
       <w:pPr>
-        <w:pStyle w:val="Heading3"/>
+        <w:pStyle w:val="Heading2"/>
         <w:keepNext/>
         <w:keepLines/>
         <w:pageBreakBefore w:val="0"/>
@@ -8990,7 +11907,7 @@
     </w:p>
     <w:p>
       <w:pPr>
-        <w:pStyle w:val="Heading3"/>
+        <w:pStyle w:val="Heading2"/>
         <w:keepNext/>
         <w:keepLines/>
         <w:pageBreakBefore w:val="0"/>
@@ -9018,42 +11935,82 @@
         <w:br/>
         <w:t>export class CompensationDocument {</w:t>
         <w:br/>
-        <w:t xml:space="preserve">  @PrimaryColumn({ name: 'doc_no', type: 'varchar', length: 12 })</w:t>
-        <w:br/>
-        <w:t xml:space="preserve">  docNo: string;</w:t>
-        <w:br/>
-        <w:br/>
-        <w:t xml:space="preserve">  @Column({ name: 'impact_process_id', type: 'bigint', nullable: true })</w:t>
-        <w:br/>
-        <w:t xml:space="preserve">  impactProcessId?: number;</w:t>
-        <w:br/>
-        <w:br/>
-        <w:t xml:space="preserve">  @Column({ name: 'impacted_store_code', type: 'char', length: 5 })</w:t>
+        <w:t xml:space="preserve">  @PrimaryColumn({ name: 'id', type: 'bigint' })</w:t>
+        <w:br/>
+        <w:t xml:space="preserve">  id: number;</w:t>
+        <w:br/>
+        <w:br/>
+        <w:t xml:space="preserve">  @Column({ name: 'doc_no', type: 'varchar', length: 10, nullable: true })</w:t>
+        <w:br/>
+        <w:t xml:space="preserve">  docNo?: string;</w:t>
+        <w:br/>
+        <w:br/>
+        <w:t xml:space="preserve">  @Column({ name: 'year', type: 'int', nullable: true })</w:t>
+        <w:br/>
+        <w:t xml:space="preserve">  year?: number;</w:t>
+        <w:br/>
+        <w:br/>
+        <w:t xml:space="preserve">  @Column({ name: 'running_no', type: 'int', nullable: true })</w:t>
+        <w:br/>
+        <w:t xml:space="preserve">  runningNo?: number;</w:t>
+        <w:br/>
+        <w:br/>
+        <w:t xml:space="preserve">  @Column({ name: 'impact_process_id', type: 'bigint' })</w:t>
+        <w:br/>
+        <w:t xml:space="preserve">  impactProcessId: number;</w:t>
+        <w:br/>
+        <w:br/>
+        <w:t xml:space="preserve">  @Column({ name: 'impacted_store_code', type: 'varchar', length: 5 })</w:t>
         <w:br/>
         <w:t xml:space="preserve">  impactedStoreCode: string;</w:t>
         <w:br/>
         <w:br/>
+        <w:t xml:space="preserve">  @Column({ name: 'impact_month', type: 'char', length: 7, nullable: true })</w:t>
+        <w:br/>
+        <w:t xml:space="preserve">  impactMonth?: string;</w:t>
+        <w:br/>
+        <w:br/>
+        <w:t xml:space="preserve">  @Column({ name: 'new_store_code', type: 'varchar', length: 5, nullable: true })</w:t>
+        <w:br/>
+        <w:t xml:space="preserve">  newStoreCode?: string;</w:t>
+        <w:br/>
+        <w:br/>
+        <w:t xml:space="preserve">  @Column({ name: 'round_no', type: 'int', nullable: true })</w:t>
+        <w:br/>
+        <w:t xml:space="preserve">  roundNo?: number;</w:t>
+        <w:br/>
+        <w:br/>
+        <w:t xml:space="preserve">  @Column({ name: 'loop_no', type: 'int', nullable: true })</w:t>
+        <w:br/>
+        <w:t xml:space="preserve">  loopNo?: number;</w:t>
+        <w:br/>
+        <w:br/>
+        <w:t xml:space="preserve">  @Column({ name: 'source', type: 'varchar', length: 20, default: 'FS' })</w:t>
+        <w:br/>
+        <w:t xml:space="preserve">  source: string;</w:t>
+        <w:br/>
+        <w:br/>
         <w:t xml:space="preserve">  @Column({ name: 'status_code', type: 'varchar', length: 2 })</w:t>
         <w:br/>
         <w:t xml:space="preserve">  statusCode: string;</w:t>
         <w:br/>
         <w:br/>
-        <w:t xml:space="preserve">  @Column({ name: 'current_section_code', type: 'varchar', length: 2 })</w:t>
-        <w:br/>
-        <w:t xml:space="preserve">  currentSectionCode: string;</w:t>
-        <w:br/>
-        <w:br/>
-        <w:t xml:space="preserve">  @Column({ name: 'round_no', type: 'int', nullable: true })</w:t>
-        <w:br/>
-        <w:t xml:space="preserve">  roundNo?: number;</w:t>
-        <w:br/>
-        <w:br/>
-        <w:t xml:space="preserve">  @Column({ name: 'loop_no', type: 'int', nullable: true })</w:t>
-        <w:br/>
-        <w:t xml:space="preserve">  loopNo?: number;</w:t>
-        <w:br/>
-        <w:br/>
-        <w:t xml:space="preserve">  @Column({ name: 'statement_id', type: 'varchar', length: 30, nullable: true })</w:t>
+        <w:t xml:space="preserve">  @Column({ name: 'current_section_code', type: 'varchar', length: 2, nullable: true })</w:t>
+        <w:br/>
+        <w:t xml:space="preserve">  currentSectionCode?: string;</w:t>
+        <w:br/>
+        <w:br/>
+        <w:t xml:space="preserve">  @Column({ name: 'total_compensation_amount', type: 'numeric', precision: 14, scale: 2, default: 0 })</w:t>
+        <w:br/>
+        <w:t xml:space="preserve">  totalCompensationAmount: string;</w:t>
+        <w:br/>
+        <w:br/>
+        <w:t xml:space="preserve">  @Column({ name: 'allmap_url', type: 'varchar', length: 500, nullable: true })</w:t>
+        <w:br/>
+        <w:t xml:space="preserve">  allmapUrl?: string;</w:t>
+        <w:br/>
+        <w:br/>
+        <w:t xml:space="preserve">  @Column({ name: 'statement_id', type: 'varchar', length: 50, nullable: true })</w:t>
         <w:br/>
         <w:t xml:space="preserve">  statementId?: string;</w:t>
         <w:br/>
@@ -9073,34 +12030,39 @@
         <w:t xml:space="preserve">  accountMonth?: number;</w:t>
         <w:br/>
         <w:br/>
-        <w:t xml:space="preserve">  @Column({ name: 'compensate_amount', type: 'numeric', precision: 15, scale: 2, nullable: true })</w:t>
-        <w:br/>
-        <w:t xml:space="preserve">  compensateAmount?: string;</w:t>
-        <w:br/>
-        <w:br/>
-        <w:t xml:space="preserve">  @Column({ name: 'allmap_url', type: 'text', nullable: true })</w:t>
-        <w:br/>
-        <w:t xml:space="preserve">  allmapUrl?: string;</w:t>
-        <w:br/>
-        <w:br/>
         <w:t xml:space="preserve">  @Column({ name: 'approver_snapshot', type: 'jsonb', nullable: true })</w:t>
         <w:br/>
         <w:t xml:space="preserve">  approverSnapshot?: Record&lt;string, unknown&gt;;</w:t>
         <w:br/>
         <w:br/>
-        <w:t xml:space="preserve">  @Column({ name: 'created_at', type: 'timestamptz', nullable: true })</w:t>
-        <w:br/>
-        <w:t xml:space="preserve">  createdAt?: Date;</w:t>
-        <w:br/>
-        <w:br/>
-        <w:t xml:space="preserve">  @Column({ name: 'updated_at', type: 'timestamptz', nullable: true })</w:t>
+        <w:t xml:space="preserve">  @Column({ name: 'version_no', type: 'int', default: 1 })</w:t>
+        <w:br/>
+        <w:t xml:space="preserve">  versionNo: number;</w:t>
+        <w:br/>
+        <w:br/>
+        <w:t xml:space="preserve">  @Column({ name: 'created_by', type: 'varchar', length: 30 })</w:t>
+        <w:br/>
+        <w:t xml:space="preserve">  createdBy: string;</w:t>
+        <w:br/>
+        <w:br/>
+        <w:t xml:space="preserve">  @Column({ name: 'created_at', type: 'timestamp' })</w:t>
+        <w:br/>
+        <w:t xml:space="preserve">  createdAt: Date;</w:t>
+        <w:br/>
+        <w:br/>
+        <w:t xml:space="preserve">  @Column({ name: 'updated_by', type: 'varchar', length: 30, nullable: true })</w:t>
+        <w:br/>
+        <w:t xml:space="preserve">  updatedBy?: string;</w:t>
+        <w:br/>
+        <w:br/>
+        <w:t xml:space="preserve">  @Column({ name: 'updated_at', type: 'timestamp', nullable: true })</w:t>
         <w:br/>
         <w:t xml:space="preserve">  updatedAt?: Date;</w:t>
         <w:br/>
         <w:br/>
-        <w:t xml:space="preserve">  // TODO: ตรวจความยาว/precision กับ DDL จริงใน sql/deploy-sgi-*.sql ก่อน merge</w:t>
-        <w:br/>
-        <w:t xml:space="preserve">  //       entity ชุดนี้ไม่ประกาศ relation ตาม convention (join ด้วย raw SQL)</w:t>
+        <w:t xml:space="preserve">  // entity ชุดนี้ generate จาก DDL ใน LLDD-Database.pdf §5.2–5.4 โดยตรง — คอลัมน์/ชนิด/nullable ตรงกันเสมอ</w:t>
+        <w:br/>
+        <w:t xml:space="preserve">  // ไม่ประกาศ relation ตาม convention ของทีม (join ด้วย raw SQL)</w:t>
         <w:br/>
         <w:t>}</w:t>
       </w:r>
@@ -9124,29 +12086,29 @@
         <w:br/>
         <w:t>export class ImpactedStore {</w:t>
         <w:br/>
-        <w:t xml:space="preserve">  @PrimaryColumn({ name: 'store_code', type: 'char', length: 5 })</w:t>
+        <w:t xml:space="preserve">  @PrimaryColumn({ name: 'store_code', type: 'varchar', length: 5 })</w:t>
         <w:br/>
         <w:t xml:space="preserve">  storeCode: string;</w:t>
         <w:br/>
         <w:br/>
-        <w:t xml:space="preserve">  @Column({ name: 'store_name', type: 'varchar', length: 200 })</w:t>
-        <w:br/>
-        <w:t xml:space="preserve">  storeName: string;</w:t>
-        <w:br/>
-        <w:br/>
-        <w:t xml:space="preserve">  @Column({ name: 'zone_code', type: 'varchar', length: 10, nullable: true })</w:t>
-        <w:br/>
-        <w:t xml:space="preserve">  zoneCode?: string;</w:t>
-        <w:br/>
-        <w:br/>
-        <w:t xml:space="preserve">  @Column({ name: 'region_code', type: 'varchar', length: 10, nullable: true })</w:t>
-        <w:br/>
-        <w:t xml:space="preserve">  regionCode?: string;</w:t>
-        <w:br/>
-        <w:br/>
-        <w:t xml:space="preserve">  @Column({ name: 'store_type', type: 'varchar', length: 5, nullable: true })</w:t>
-        <w:br/>
-        <w:t xml:space="preserve">  storeType?: string;</w:t>
+        <w:t xml:space="preserve">  @Column({ name: 'dv_code', type: 'varchar', length: 20, nullable: true })</w:t>
+        <w:br/>
+        <w:t xml:space="preserve">  dvCode?: string;</w:t>
+        <w:br/>
+        <w:br/>
+        <w:t xml:space="preserve">  @Column({ name: 'opt_dv_user_id', type: 'varchar', length: 30, nullable: true })</w:t>
+        <w:br/>
+        <w:t xml:space="preserve">  optDvUserId?: string;</w:t>
+        <w:br/>
+        <w:br/>
+        <w:t xml:space="preserve">  @Column({ name: 'latitude', type: 'numeric', precision: 10, scale: 7, nullable: true })</w:t>
+        <w:br/>
+        <w:t xml:space="preserve">  latitude?: string;</w:t>
+        <w:br/>
+        <w:br/>
+        <w:t xml:space="preserve">  @Column({ name: 'longitude', type: 'numeric', precision: 10, scale: 7, nullable: true })</w:t>
+        <w:br/>
+        <w:t xml:space="preserve">  longitude?: string;</w:t>
         <w:br/>
         <w:br/>
         <w:t xml:space="preserve">  @Column({ name: 'transfer_sbp_date', type: 'date', nullable: true })</w:t>
@@ -9159,9 +12121,14 @@
         <w:t xml:space="preserve">  isActive: boolean;</w:t>
         <w:br/>
         <w:br/>
-        <w:t xml:space="preserve">  // TODO: ตรวจความยาว/precision กับ DDL จริงใน sql/deploy-sgi-*.sql ก่อน merge</w:t>
-        <w:br/>
-        <w:t xml:space="preserve">  //       entity ชุดนี้ไม่ประกาศ relation ตาม convention (join ด้วย raw SQL)</w:t>
+        <w:t xml:space="preserve">  @Column({ name: 'updated_at', type: 'timestamp' })</w:t>
+        <w:br/>
+        <w:t xml:space="preserve">  updatedAt: Date;</w:t>
+        <w:br/>
+        <w:br/>
+        <w:t xml:space="preserve">  // entity ชุดนี้ generate จาก DDL ใน LLDD-Database.pdf §5.2–5.4 โดยตรง — คอลัมน์/ชนิด/nullable ตรงกันเสมอ</w:t>
+        <w:br/>
+        <w:t xml:space="preserve">  // ไม่ประกาศ relation ตาม convention ของทีม (join ด้วย raw SQL)</w:t>
         <w:br/>
         <w:t>}</w:t>
       </w:r>
@@ -9452,11 +12419,91 @@
           </w:p>
         </w:tc>
       </w:tr>
+      <w:tr>
+        <w:trPr>
+          <w:cantSplit/>
+        </w:trPr>
+        <w:tc>
+          <w:tcPr>
+            <w:tcW w:type="dxa" w:w="3360"/>
+            <w:vAlign w:val="center"/>
+          </w:tcPr>
+          <w:p>
+            <w:pPr>
+              <w:keepLines/>
+              <w:spacing w:after="0"/>
+            </w:pPr>
+            <w:r>
+              <w:rPr>
+                <w:rFonts w:ascii="Arial" w:hAnsi="Arial" w:eastAsia="Arial" w:cs="Tahoma"/>
+                <w:sz w:val="18"/>
+              </w:rPr>
+            </w:r>
+            <w:r>
+              <w:rPr>
+                <w:rFonts w:ascii="Arial" w:hAnsi="Arial" w:eastAsia="Arial" w:cs="Tahoma"/>
+                <w:sz w:val="18"/>
+              </w:rPr>
+              <w:t>workflow_history</w:t>
+            </w:r>
+          </w:p>
+        </w:tc>
+        <w:tc>
+          <w:tcPr>
+            <w:tcW w:type="dxa" w:w="3360"/>
+            <w:vAlign w:val="center"/>
+          </w:tcPr>
+          <w:p>
+            <w:pPr>
+              <w:keepLines/>
+              <w:spacing w:after="0"/>
+            </w:pPr>
+            <w:r>
+              <w:rPr>
+                <w:rFonts w:ascii="Arial" w:hAnsi="Arial" w:eastAsia="Arial" w:cs="Tahoma"/>
+                <w:sz w:val="18"/>
+              </w:rPr>
+            </w:r>
+            <w:r>
+              <w:rPr>
+                <w:rFonts w:ascii="Arial" w:hAnsi="Arial" w:eastAsia="Arial" w:cs="Tahoma"/>
+                <w:sz w:val="18"/>
+              </w:rPr>
+              <w:t>R</w:t>
+            </w:r>
+          </w:p>
+        </w:tc>
+        <w:tc>
+          <w:tcPr>
+            <w:tcW w:type="dxa" w:w="3360"/>
+            <w:vAlign w:val="center"/>
+          </w:tcPr>
+          <w:p>
+            <w:pPr>
+              <w:keepLines/>
+              <w:spacing w:after="0"/>
+            </w:pPr>
+            <w:r>
+              <w:rPr>
+                <w:rFonts w:ascii="Arial" w:hAnsi="Arial" w:eastAsia="Arial" w:cs="Tahoma"/>
+                <w:sz w:val="18"/>
+              </w:rPr>
+            </w:r>
+            <w:r>
+              <w:rPr>
+                <w:rFonts w:ascii="Arial" w:hAnsi="Arial" w:eastAsia="Arial" w:cs="Tahoma"/>
+                <w:sz w:val="18"/>
+              </w:rPr>
+              <w:t>workflow engine @srm/glb-workflow</w:t>
+            </w:r>
+          </w:p>
+        </w:tc>
+      </w:tr>
     </w:tbl>
     <w:p/>
     <w:p>
       <w:pPr>
-        <w:pStyle w:val="Heading3"/>
+        <w:pStyle w:val="Heading2"/>
         <w:keepNext/>
         <w:keepLines/>
         <w:pageBreakBefore w:val="0"/>
@@ -9583,7 +12630,7 @@
     </w:p>
     <w:p>
       <w:pPr>
-        <w:pStyle w:val="Heading3"/>
+        <w:pStyle w:val="Heading2"/>
         <w:keepNext/>
         <w:keepLines/>
         <w:pageBreakBefore w:val="0"/>
@@ -9687,6 +12734,12 @@
         <w:br/>
         <w:t xml:space="preserve">  // BFF ไม่มี DB — หน้าที่เดียวคือแนบ user context แล้ว forward</w:t>
         <w:br/>
+        <w:t xml:space="preserve">  // ⚠️ ต้อง unwrap envelope ของ store-backend 1 ชั้นก่อนคืน (ยืนยันจากโค้ดจริง 2026-09-04):</w:t>
+        <w:br/>
+        <w:t xml:space="preserve">  //    ResponseInterceptor ระดับ global ของ BFF ห่อผลลัพธ์เป็น { success, data, requestId } อีกที</w:t>
+        <w:br/>
+        <w:t xml:space="preserve">  //    ถ้าคืน { success, data } ดิบมา FE จะได้ data.data.data — SgiClientService จึงต้องคืน .data.data</w:t>
+        <w:br/>
         <w:t xml:space="preserve">  private userHeaders(user: any) {</w:t>
         <w:br/>
         <w:t xml:space="preserve">    return {</w:t>
@@ -9725,9 +12778,9 @@
         <w:t>import { AuthGuard } from '@nestjs/passport';</w:t>
         <w:br/>
         <w:br/>
-        <w:t>// เลือก prefix แบบเดียวทั้งโมดูล: ใช้ '/bff/sgi/...' (ห้ามปนกับแบบไม่มี /bff)</w:t>
-        <w:br/>
-        <w:t>@Controller('bff/sgi/document-list-search')</w:t>
+        <w:t>// path เดียวกับที่ FE เรียก (apiClient baseURL รวม /api/v1 แล้ว) — ห้ามตั้งตามชื่อเอกสาร LLDD</w:t>
+        <w:br/>
+        <w:t>@Controller('sgi/document')</w:t>
         <w:br/>
         <w:t>@UseGuards(AuthGuard('jwt'))</w:t>
         <w:br/>
@@ -9738,7 +12791,7 @@
         <w:br/>
         <w:t xml:space="preserve">  // proxy ของ GET /api/v1/sgi/document/tasks</w:t>
         <w:br/>
-        <w:t xml:space="preserve">  @Get('sgi/document/tasks')</w:t>
+        <w:t xml:space="preserve">  @Get('tasks')</w:t>
         <w:br/>
         <w:t xml:space="preserve">  getSgiDocumentTasks(@Query() query: any, @Req() req: any) {</w:t>
         <w:br/>
@@ -9749,7 +12802,7 @@
         <w:br/>
         <w:t xml:space="preserve">  // proxy ของ GET /api/v1/sgi/document</w:t>
         <w:br/>
-        <w:t xml:space="preserve">  @Get('sgi/document')</w:t>
+        <w:t xml:space="preserve">  @Get()</w:t>
         <w:br/>
         <w:t xml:space="preserve">  getSgiDocument(@Query() query: any, @Req() req: any) {</w:t>
         <w:br/>
@@ -9775,7 +12828,7 @@
     </w:p>
     <w:p>
       <w:pPr>
-        <w:pStyle w:val="Heading3"/>
+        <w:pStyle w:val="Heading2"/>
         <w:keepNext/>
         <w:keepLines/>
         <w:pageBreakBefore w:val="0"/>
@@ -10347,11 +13400,91 @@
           </w:p>
         </w:tc>
       </w:tr>
+      <w:tr>
+        <w:trPr>
+          <w:cantSplit/>
+        </w:trPr>
+        <w:tc>
+          <w:tcPr>
+            <w:tcW w:type="dxa" w:w="3360"/>
+            <w:vAlign w:val="center"/>
+          </w:tcPr>
+          <w:p>
+            <w:pPr>
+              <w:keepLines/>
+              <w:spacing w:after="0"/>
+            </w:pPr>
+            <w:r>
+              <w:rPr>
+                <w:rFonts w:ascii="Arial" w:hAnsi="Arial" w:eastAsia="Arial" w:cs="Tahoma"/>
+                <w:sz w:val="18"/>
+              </w:rPr>
+            </w:r>
+            <w:r>
+              <w:rPr>
+                <w:rFonts w:ascii="Arial" w:hAnsi="Arial" w:eastAsia="Arial" w:cs="Tahoma"/>
+                <w:sz w:val="18"/>
+              </w:rPr>
+              <w:t>workflow_history</w:t>
+            </w:r>
+          </w:p>
+        </w:tc>
+        <w:tc>
+          <w:tcPr>
+            <w:tcW w:type="dxa" w:w="3360"/>
+            <w:vAlign w:val="center"/>
+          </w:tcPr>
+          <w:p>
+            <w:pPr>
+              <w:keepLines/>
+              <w:spacing w:after="0"/>
+            </w:pPr>
+            <w:r>
+              <w:rPr>
+                <w:rFonts w:ascii="Arial" w:hAnsi="Arial" w:eastAsia="Arial" w:cs="Tahoma"/>
+                <w:sz w:val="18"/>
+              </w:rPr>
+            </w:r>
+            <w:r>
+              <w:rPr>
+                <w:rFonts w:ascii="Arial" w:hAnsi="Arial" w:eastAsia="Arial" w:cs="Tahoma"/>
+                <w:sz w:val="18"/>
+              </w:rPr>
+              <w:t>R</w:t>
+            </w:r>
+          </w:p>
+        </w:tc>
+        <w:tc>
+          <w:tcPr>
+            <w:tcW w:type="dxa" w:w="3360"/>
+            <w:vAlign w:val="center"/>
+          </w:tcPr>
+          <w:p>
+            <w:pPr>
+              <w:keepLines/>
+              <w:spacing w:after="0"/>
+            </w:pPr>
+            <w:r>
+              <w:rPr>
+                <w:rFonts w:ascii="Arial" w:hAnsi="Arial" w:eastAsia="Arial" w:cs="Tahoma"/>
+                <w:sz w:val="18"/>
+              </w:rPr>
+            </w:r>
+            <w:r>
+              <w:rPr>
+                <w:rFonts w:ascii="Arial" w:hAnsi="Arial" w:eastAsia="Arial" w:cs="Tahoma"/>
+                <w:sz w:val="18"/>
+              </w:rPr>
+              <w:t>ใช้ของระบบเดิม: workflow engine @srm/glb-workflow</w:t>
+            </w:r>
+          </w:p>
+        </w:tc>
+      </w:tr>
     </w:tbl>
     <w:p/>
     <w:p>
       <w:pPr>
-        <w:pStyle w:val="Heading3"/>
+        <w:pStyle w:val="Heading2"/>
         <w:keepNext/>
         <w:keepLines/>
         <w:pageBreakBefore w:val="0"/>
@@ -10384,13 +13517,7 @@
           <w:rFonts w:ascii="Courier New" w:hAnsi="Courier New" w:eastAsia="Courier New" w:cs="Tahoma"/>
           <w:sz w:val="16"/>
         </w:rPr>
-        <w:t>-- ⚠️ ชื่อคอลัมน์ต่อไปนี้ไม่ตรงกับ entity ที่หัวข้อ Entity ของเอกสารนี้ประกาศไว้:</w:t>
-        <w:br/>
-        <w:t>--      total_compensation_amount  -&gt;  compensate_amount</w:t>
-        <w:br/>
-        <w:t>-- ⚠️ SQL นี้ใช้ named parameter (:name) แต่ `dataSource.query()` ของ store-backend</w:t>
-        <w:br/>
-        <w:t>--    รับเฉพาะ positional $1..$n — ต้องแปลงเป็นลำดับ หรือรันผ่าน QueryBuilder</w:t>
+        <w:t>-- bind ตามลำดับ: $1=sectionFromJwt · $2=sgiVersionId · $3=size · $4=offset</w:t>
         <w:br/>
         <w:t>-- ⚠️ ไม่มีตาราง workflow_tasks ของ SGI แล้ว — กล่องงานอ่านจาก engine กลาง (schema sps_store)</w:t>
         <w:br/>
@@ -10442,11 +13569,11 @@
         <w:br/>
         <w:t>LEFT JOIN sgi_fgi_impact_sales_summaries ss ON ss.impact_process_id = d.impact_process_id</w:t>
         <w:br/>
-        <w:t>WHERE a.state_id = :sectionFromJwt AND a.state_id = w.current_state_id AND w.version_id = :sgiVersionId</w:t>
+        <w:t>WHERE a.state_id = $1 /* sectionFromJwt */ AND a.state_id = w.current_state_id AND w.version_id = $2 /* sgiVersionId */</w:t>
         <w:br/>
         <w:t>ORDER BY w.update_date</w:t>
         <w:br/>
-        <w:t>LIMIT :size OFFSET :offset;</w:t>
+        <w:t>LIMIT $3 /* size */ OFFSET $4 /* offset */;</w:t>
       </w:r>
     </w:p>
     <w:p>
@@ -10470,15 +13597,7 @@
           <w:rFonts w:ascii="Courier New" w:hAnsi="Courier New" w:eastAsia="Courier New" w:cs="Tahoma"/>
           <w:sz w:val="16"/>
         </w:rPr>
-        <w:t>-- ⚠️ ชื่อคอลัมน์ต่อไปนี้ไม่ตรงกับ entity ที่หัวข้อ Entity ของเอกสารนี้ประกาศไว้:</w:t>
-        <w:br/>
-        <w:t>--      total_compensation_amount  -&gt;  compensate_amount</w:t>
-        <w:br/>
-        <w:t>--      d.year  -&gt;  d.account_year</w:t>
-        <w:br/>
-        <w:t>-- ⚠️ SQL นี้ใช้ named parameter (:name) แต่ `dataSource.query()` ของ store-backend</w:t>
-        <w:br/>
-        <w:t>--    รับเฉพาะ positional $1..$n — ต้องแปลงเป็นลำดับ หรือรันผ่าน QueryBuilder</w:t>
+        <w:t>-- bind ตามลำดับ: $1=statusDone · $2=year · $3=impactedStoreCode · $4=status · $5=size · $6=offset</w:t>
         <w:br/>
         <w:t>-- ต้องระบุ :year เสมอ ไม่งั้นตอบ 400 (กติกา ข้อกำหนดทางธุรกิจ)</w:t>
         <w:br/>
@@ -10502,7 +13621,7 @@
         <w:br/>
         <w:t xml:space="preserve">       -- workflow_transaction ไม่มี created_date (มีแค่ update_date) — วันที่เริ่มงานเอาจาก workflow_history</w:t>
         <w:br/>
-        <w:t xml:space="preserve">       CASE WHEN w.current_status_id &lt;&gt; :statusDone THEN GREATEST(CURRENT_DATE - wh.first_event_date::date, 0) ELSE 0 END AS "daysPending",</w:t>
+        <w:t xml:space="preserve">       CASE WHEN w.current_status_id &lt;&gt; $1 /* statusDone */ THEN GREATEST(CURRENT_DATE - wh.first_event_date::date, 0) ELSE 0 END AS "daysPending",</w:t>
         <w:br/>
         <w:t xml:space="preserve">       ss.total_working_days AS "salesDataDays"</w:t>
         <w:br/>
@@ -10514,20 +13633,20 @@
         <w:br/>
         <w:t>LEFT JOIN sps_store.workflow_transaction w ON w.reference_id = d.id::text   -- DP-1 = surrogate id (reference_id เป็น varchar(255)) AND w.version_id = :sgiVersionId   -- DP-1 · DP-2 (ไม่มี index → seq-scan)</w:t>
         <w:br/>
-        <w:t>WHERE d.year = :year</w:t>
-        <w:br/>
-        <w:t xml:space="preserve">  AND (:impactedStoreCode IS NULL OR d.impacted_store_code = :impactedStoreCode)</w:t>
-        <w:br/>
-        <w:t xml:space="preserve">  AND (:status            IS NULL OR d.status_code = :status)</w:t>
+        <w:t>WHERE d.year = $2 /* year */</w:t>
+        <w:br/>
+        <w:t xml:space="preserve">  AND ($3 /* impactedStoreCode */ IS NULL OR d.impacted_store_code = $3 /* impactedStoreCode */)</w:t>
+        <w:br/>
+        <w:t xml:space="preserve">  AND ($4 /* status */            IS NULL OR d.status_code = $4 /* status */)</w:t>
         <w:br/>
         <w:t>ORDER BY d.doc_no DESC</w:t>
         <w:br/>
-        <w:t>LIMIT :size OFFSET :offset;</w:t>
+        <w:t>LIMIT $5 /* size */ OFFSET $6 /* offset */;</w:t>
       </w:r>
     </w:p>
     <w:p>
       <w:pPr>
-        <w:pStyle w:val="Heading3"/>
+        <w:pStyle w:val="Heading2"/>
         <w:keepNext/>
         <w:keepLines/>
         <w:pageBreakBefore w:val="0"/>

--- a/LLDD/word/BE/LLDD-BE-API-Document-List-Search.docx
+++ b/LLDD/word/BE/LLDD-BE-API-Document-List-Search.docx
@@ -4613,13 +4613,33 @@
               </w:rPr>
               <w:t>{</w:t>
               <w:br/>
+              <w:t xml:space="preserve">  "status": "06",</w:t>
+              <w:br/>
+              <w:t xml:space="preserve">  "keyword": "โลตัส",</w:t>
+              <w:br/>
+              <w:t xml:space="preserve">  "regionCode": "BE",</w:t>
+              <w:br/>
+              <w:t xml:space="preserve">  "storeType": "A",</w:t>
+              <w:br/>
+              <w:t xml:space="preserve">  "createdFrom": "2026-06-01",</w:t>
+              <w:br/>
+              <w:t xml:space="preserve">  "createdTo": "2026-06-30",</w:t>
+              <w:br/>
+              <w:t xml:space="preserve">  "salesDeclineMin": 10,</w:t>
+              <w:br/>
+              <w:t xml:space="preserve">  "salesDeclineMax": 80,</w:t>
+              <w:br/>
+              <w:t xml:space="preserve">  "compensationMin": 0,</w:t>
+              <w:br/>
+              <w:t xml:space="preserve">  "compensationMax": 500000,</w:t>
+              <w:br/>
+              <w:t xml:space="preserve">  "daysPendingMin": 0,</w:t>
+              <w:br/>
+              <w:t xml:space="preserve">  "daysPendingMax": 30,</w:t>
+              <w:br/>
               <w:t xml:space="preserve">  "page": 1,</w:t>
               <w:br/>
-              <w:t xml:space="preserve">  "size": 20,</w:t>
-              <w:br/>
-              <w:t xml:space="preserve">  "status": "06",</w:t>
-              <w:br/>
-              <w:t xml:space="preserve">  "sectionCode": "06"</w:t>
+              <w:t xml:space="preserve">  "size": 20</w:t>
               <w:br/>
               <w:t>}</w:t>
             </w:r>
@@ -4770,7 +4790,7 @@
                 <w:rFonts w:ascii="Arial" w:hAnsi="Arial" w:eastAsia="Arial" w:cs="Tahoma"/>
                 <w:sz w:val="18"/>
               </w:rPr>
-              <w:t>page</w:t>
+              <w:t>status</w:t>
             </w:r>
           </w:p>
         </w:tc>
@@ -4795,7 +4815,7 @@
                 <w:rFonts w:ascii="Arial" w:hAnsi="Arial" w:eastAsia="Arial" w:cs="Tahoma"/>
                 <w:sz w:val="18"/>
               </w:rPr>
-              <w:t>integer</w:t>
+              <w:t>string</w:t>
             </w:r>
           </w:p>
         </w:tc>
@@ -4845,7 +4865,7 @@
                 <w:rFonts w:ascii="Arial" w:hAnsi="Arial" w:eastAsia="Arial" w:cs="Tahoma"/>
                 <w:sz w:val="18"/>
               </w:rPr>
-              <w:t>&gt;= 1; default 1</w:t>
+              <w:t>UTF-8; use value domain described by endpoint purpose</w:t>
             </w:r>
           </w:p>
         </w:tc>
@@ -4875,7 +4895,7 @@
                 <w:rFonts w:ascii="Arial" w:hAnsi="Arial" w:eastAsia="Arial" w:cs="Tahoma"/>
                 <w:sz w:val="18"/>
               </w:rPr>
-              <w:t>size</w:t>
+              <w:t>keyword</w:t>
             </w:r>
           </w:p>
         </w:tc>
@@ -4900,7 +4920,7 @@
                 <w:rFonts w:ascii="Arial" w:hAnsi="Arial" w:eastAsia="Arial" w:cs="Tahoma"/>
                 <w:sz w:val="18"/>
               </w:rPr>
-              <w:t>integer</w:t>
+              <w:t>string</w:t>
             </w:r>
           </w:p>
         </w:tc>
@@ -4950,7 +4970,22 @@
                 <w:rFonts w:ascii="Arial" w:hAnsi="Arial" w:eastAsia="Arial" w:cs="Tahoma"/>
                 <w:sz w:val="18"/>
               </w:rPr>
-              <w:t>1..100; default 20</w:t>
+              <w:t xml:space="preserve">ช่อง </w:t>
+            </w:r>
+            <w:r>
+              <w:rPr>
+                <w:rFonts w:ascii="Arial" w:hAnsi="Arial" w:eastAsia="Arial" w:cs="Tahoma"/>
+                <w:b/>
+                <w:sz w:val="18"/>
+              </w:rPr>
+              <w:t>ค้นหา</w:t>
+            </w:r>
+            <w:r>
+              <w:rPr>
+                <w:rFonts w:ascii="Arial" w:hAnsi="Arial" w:eastAsia="Arial" w:cs="Tahoma"/>
+                <w:sz w:val="18"/>
+              </w:rPr>
+              <w:t xml:space="preserve"> — ค้นแบบ contains ใน เลขที่เอกสาร / ชื่อร้าน / รหัสร้าน (ไม่สนตัวพิมพ์)</w:t>
             </w:r>
           </w:p>
         </w:tc>
@@ -4980,7 +5015,7 @@
                 <w:rFonts w:ascii="Arial" w:hAnsi="Arial" w:eastAsia="Arial" w:cs="Tahoma"/>
                 <w:sz w:val="18"/>
               </w:rPr>
-              <w:t>status</w:t>
+              <w:t>regionCode</w:t>
             </w:r>
           </w:p>
         </w:tc>
@@ -5055,7 +5090,50 @@
                 <w:rFonts w:ascii="Arial" w:hAnsi="Arial" w:eastAsia="Arial" w:cs="Tahoma"/>
                 <w:sz w:val="18"/>
               </w:rPr>
-              <w:t>UTF-8; use value domain described by endpoint purpose</w:t>
+              <w:t xml:space="preserve">ช่อง </w:t>
+            </w:r>
+            <w:r>
+              <w:rPr>
+                <w:rFonts w:ascii="Arial" w:hAnsi="Arial" w:eastAsia="Arial" w:cs="Tahoma"/>
+                <w:b/>
+                <w:sz w:val="18"/>
+              </w:rPr>
+              <w:t>ภาค</w:t>
+            </w:r>
+            <w:r>
+              <w:rPr>
+                <w:rFonts w:ascii="Arial" w:hAnsi="Arial" w:eastAsia="Arial" w:cs="Tahoma"/>
+                <w:sz w:val="18"/>
+              </w:rPr>
+              <w:t xml:space="preserve"> — รหัสภาคของร้าน (</w:t>
+            </w:r>
+            <w:r>
+              <w:rPr>
+                <w:rFonts w:ascii="Courier New" w:hAnsi="Courier New" w:eastAsia="Courier New" w:cs="Tahoma"/>
+                <w:sz w:val="18"/>
+              </w:rPr>
+              <w:t>store.zone_cd</w:t>
+            </w:r>
+            <w:r>
+              <w:rPr>
+                <w:rFonts w:ascii="Arial" w:hAnsi="Arial" w:eastAsia="Arial" w:cs="Tahoma"/>
+                <w:sz w:val="18"/>
+              </w:rPr>
+              <w:t xml:space="preserve">) · ค่าเดียวกับ </w:t>
+            </w:r>
+            <w:r>
+              <w:rPr>
+                <w:rFonts w:ascii="Courier New" w:hAnsi="Courier New" w:eastAsia="Courier New" w:cs="Tahoma"/>
+                <w:sz w:val="18"/>
+              </w:rPr>
+              <w:t>items[].regionCode</w:t>
+            </w:r>
+            <w:r>
+              <w:rPr>
+                <w:rFonts w:ascii="Arial" w:hAnsi="Arial" w:eastAsia="Arial" w:cs="Tahoma"/>
+                <w:sz w:val="18"/>
+              </w:rPr>
+              <w:t xml:space="preserve"> ใน response</w:t>
             </w:r>
           </w:p>
         </w:tc>
@@ -5085,7 +5163,7 @@
                 <w:rFonts w:ascii="Arial" w:hAnsi="Arial" w:eastAsia="Arial" w:cs="Tahoma"/>
                 <w:sz w:val="18"/>
               </w:rPr>
-              <w:t>sectionCode</w:t>
+              <w:t>storeType</w:t>
             </w:r>
           </w:p>
         </w:tc>
@@ -5160,7 +5238,1320 @@
                 <w:rFonts w:ascii="Arial" w:hAnsi="Arial" w:eastAsia="Arial" w:cs="Tahoma"/>
                 <w:sz w:val="18"/>
               </w:rPr>
-              <w:t>canonical code; do not replace with display label</w:t>
+              <w:t xml:space="preserve">ช่อง </w:t>
+            </w:r>
+            <w:r>
+              <w:rPr>
+                <w:rFonts w:ascii="Arial" w:hAnsi="Arial" w:eastAsia="Arial" w:cs="Tahoma"/>
+                <w:b/>
+                <w:sz w:val="18"/>
+              </w:rPr>
+              <w:t>ประเภทร้าน</w:t>
+            </w:r>
+            <w:r>
+              <w:rPr>
+                <w:rFonts w:ascii="Arial" w:hAnsi="Arial" w:eastAsia="Arial" w:cs="Tahoma"/>
+                <w:sz w:val="18"/>
+              </w:rPr>
+              <w:t xml:space="preserve"> — 7 ค่า </w:t>
+            </w:r>
+            <w:r>
+              <w:rPr>
+                <w:rFonts w:ascii="Arial" w:hAnsi="Arial" w:eastAsia="Arial" w:cs="Tahoma"/>
+                <w:color w:val="8A3324"/>
+                <w:sz w:val="18"/>
+              </w:rPr>
+              <w:t>A B C D E PTT บริษัท</w:t>
+            </w:r>
+            <w:r>
+              <w:rPr>
+                <w:rFonts w:ascii="Arial" w:hAnsi="Arial" w:eastAsia="Arial" w:cs="Tahoma"/>
+                <w:sz w:val="18"/>
+              </w:rPr>
+              <w:t xml:space="preserve"> (</w:t>
+            </w:r>
+            <w:r>
+              <w:rPr>
+                <w:rFonts w:ascii="Courier New" w:hAnsi="Courier New" w:eastAsia="Courier New" w:cs="Tahoma"/>
+                <w:sz w:val="18"/>
+              </w:rPr>
+              <w:t>store.store_type</w:t>
+            </w:r>
+            <w:r>
+              <w:rPr>
+                <w:rFonts w:ascii="Arial" w:hAnsi="Arial" w:eastAsia="Arial" w:cs="Tahoma"/>
+                <w:sz w:val="18"/>
+              </w:rPr>
+              <w:t>) ชุดเดียวกับตัวกรองในรายงาน</w:t>
+            </w:r>
+          </w:p>
+        </w:tc>
+      </w:tr>
+      <w:tr>
+        <w:trPr>
+          <w:cantSplit/>
+        </w:trPr>
+        <w:tc>
+          <w:tcPr>
+            <w:tcW w:type="dxa" w:w="2520"/>
+            <w:vAlign w:val="center"/>
+          </w:tcPr>
+          <w:p>
+            <w:pPr>
+              <w:keepLines/>
+              <w:spacing w:after="0"/>
+            </w:pPr>
+            <w:r>
+              <w:rPr>
+                <w:rFonts w:ascii="Arial" w:hAnsi="Arial" w:eastAsia="Arial" w:cs="Tahoma"/>
+                <w:sz w:val="18"/>
+              </w:rPr>
+            </w:r>
+            <w:r>
+              <w:rPr>
+                <w:rFonts w:ascii="Arial" w:hAnsi="Arial" w:eastAsia="Arial" w:cs="Tahoma"/>
+                <w:sz w:val="18"/>
+              </w:rPr>
+              <w:t>createdFrom</w:t>
+            </w:r>
+          </w:p>
+        </w:tc>
+        <w:tc>
+          <w:tcPr>
+            <w:tcW w:type="dxa" w:w="2520"/>
+            <w:vAlign w:val="center"/>
+          </w:tcPr>
+          <w:p>
+            <w:pPr>
+              <w:keepLines/>
+              <w:spacing w:after="0"/>
+            </w:pPr>
+            <w:r>
+              <w:rPr>
+                <w:rFonts w:ascii="Arial" w:hAnsi="Arial" w:eastAsia="Arial" w:cs="Tahoma"/>
+                <w:sz w:val="18"/>
+              </w:rPr>
+            </w:r>
+            <w:r>
+              <w:rPr>
+                <w:rFonts w:ascii="Arial" w:hAnsi="Arial" w:eastAsia="Arial" w:cs="Tahoma"/>
+                <w:sz w:val="18"/>
+              </w:rPr>
+              <w:t>string</w:t>
+            </w:r>
+          </w:p>
+        </w:tc>
+        <w:tc>
+          <w:tcPr>
+            <w:tcW w:type="dxa" w:w="2520"/>
+            <w:vAlign w:val="center"/>
+          </w:tcPr>
+          <w:p>
+            <w:pPr>
+              <w:keepLines/>
+              <w:spacing w:after="0"/>
+            </w:pPr>
+            <w:r>
+              <w:rPr>
+                <w:rFonts w:ascii="Arial" w:hAnsi="Arial" w:eastAsia="Arial" w:cs="Tahoma"/>
+                <w:sz w:val="18"/>
+              </w:rPr>
+            </w:r>
+            <w:r>
+              <w:rPr>
+                <w:rFonts w:ascii="Arial" w:hAnsi="Arial" w:eastAsia="Arial" w:cs="Tahoma"/>
+                <w:sz w:val="18"/>
+              </w:rPr>
+              <w:t>No</w:t>
+            </w:r>
+          </w:p>
+        </w:tc>
+        <w:tc>
+          <w:tcPr>
+            <w:tcW w:type="dxa" w:w="2520"/>
+            <w:vAlign w:val="center"/>
+          </w:tcPr>
+          <w:p>
+            <w:pPr>
+              <w:keepLines/>
+              <w:spacing w:after="0"/>
+            </w:pPr>
+            <w:r>
+              <w:rPr>
+                <w:rFonts w:ascii="Arial" w:hAnsi="Arial" w:eastAsia="Arial" w:cs="Tahoma"/>
+                <w:sz w:val="18"/>
+              </w:rPr>
+            </w:r>
+            <w:r>
+              <w:rPr>
+                <w:rFonts w:ascii="Arial" w:hAnsi="Arial" w:eastAsia="Arial" w:cs="Tahoma"/>
+                <w:sz w:val="18"/>
+              </w:rPr>
+              <w:t xml:space="preserve">ช่อง </w:t>
+            </w:r>
+            <w:r>
+              <w:rPr>
+                <w:rFonts w:ascii="Arial" w:hAnsi="Arial" w:eastAsia="Arial" w:cs="Tahoma"/>
+                <w:b/>
+                <w:sz w:val="18"/>
+              </w:rPr>
+              <w:t>วันที่สร้าง (ตั้งแต่)</w:t>
+            </w:r>
+            <w:r>
+              <w:rPr>
+                <w:rFonts w:ascii="Arial" w:hAnsi="Arial" w:eastAsia="Arial" w:cs="Tahoma"/>
+                <w:sz w:val="18"/>
+              </w:rPr>
+              <w:t xml:space="preserve"> — ISO ค.ศ. · รวมวันที่ระบุ</w:t>
+            </w:r>
+          </w:p>
+        </w:tc>
+      </w:tr>
+      <w:tr>
+        <w:trPr>
+          <w:cantSplit/>
+        </w:trPr>
+        <w:tc>
+          <w:tcPr>
+            <w:tcW w:type="dxa" w:w="2520"/>
+            <w:vAlign w:val="center"/>
+          </w:tcPr>
+          <w:p>
+            <w:pPr>
+              <w:keepLines/>
+              <w:spacing w:after="0"/>
+            </w:pPr>
+            <w:r>
+              <w:rPr>
+                <w:rFonts w:ascii="Arial" w:hAnsi="Arial" w:eastAsia="Arial" w:cs="Tahoma"/>
+                <w:sz w:val="18"/>
+              </w:rPr>
+            </w:r>
+            <w:r>
+              <w:rPr>
+                <w:rFonts w:ascii="Arial" w:hAnsi="Arial" w:eastAsia="Arial" w:cs="Tahoma"/>
+                <w:sz w:val="18"/>
+              </w:rPr>
+              <w:t>createdTo</w:t>
+            </w:r>
+          </w:p>
+        </w:tc>
+        <w:tc>
+          <w:tcPr>
+            <w:tcW w:type="dxa" w:w="2520"/>
+            <w:vAlign w:val="center"/>
+          </w:tcPr>
+          <w:p>
+            <w:pPr>
+              <w:keepLines/>
+              <w:spacing w:after="0"/>
+            </w:pPr>
+            <w:r>
+              <w:rPr>
+                <w:rFonts w:ascii="Arial" w:hAnsi="Arial" w:eastAsia="Arial" w:cs="Tahoma"/>
+                <w:sz w:val="18"/>
+              </w:rPr>
+            </w:r>
+            <w:r>
+              <w:rPr>
+                <w:rFonts w:ascii="Arial" w:hAnsi="Arial" w:eastAsia="Arial" w:cs="Tahoma"/>
+                <w:sz w:val="18"/>
+              </w:rPr>
+              <w:t>string</w:t>
+            </w:r>
+          </w:p>
+        </w:tc>
+        <w:tc>
+          <w:tcPr>
+            <w:tcW w:type="dxa" w:w="2520"/>
+            <w:vAlign w:val="center"/>
+          </w:tcPr>
+          <w:p>
+            <w:pPr>
+              <w:keepLines/>
+              <w:spacing w:after="0"/>
+            </w:pPr>
+            <w:r>
+              <w:rPr>
+                <w:rFonts w:ascii="Arial" w:hAnsi="Arial" w:eastAsia="Arial" w:cs="Tahoma"/>
+                <w:sz w:val="18"/>
+              </w:rPr>
+            </w:r>
+            <w:r>
+              <w:rPr>
+                <w:rFonts w:ascii="Arial" w:hAnsi="Arial" w:eastAsia="Arial" w:cs="Tahoma"/>
+                <w:sz w:val="18"/>
+              </w:rPr>
+              <w:t>No</w:t>
+            </w:r>
+          </w:p>
+        </w:tc>
+        <w:tc>
+          <w:tcPr>
+            <w:tcW w:type="dxa" w:w="2520"/>
+            <w:vAlign w:val="center"/>
+          </w:tcPr>
+          <w:p>
+            <w:pPr>
+              <w:keepLines/>
+              <w:spacing w:after="0"/>
+            </w:pPr>
+            <w:r>
+              <w:rPr>
+                <w:rFonts w:ascii="Arial" w:hAnsi="Arial" w:eastAsia="Arial" w:cs="Tahoma"/>
+                <w:sz w:val="18"/>
+              </w:rPr>
+            </w:r>
+            <w:r>
+              <w:rPr>
+                <w:rFonts w:ascii="Arial" w:hAnsi="Arial" w:eastAsia="Arial" w:cs="Tahoma"/>
+                <w:sz w:val="18"/>
+              </w:rPr>
+              <w:t xml:space="preserve">ช่อง </w:t>
+            </w:r>
+            <w:r>
+              <w:rPr>
+                <w:rFonts w:ascii="Arial" w:hAnsi="Arial" w:eastAsia="Arial" w:cs="Tahoma"/>
+                <w:b/>
+                <w:sz w:val="18"/>
+              </w:rPr>
+              <w:t>วันที่สร้าง (ถึง)</w:t>
+            </w:r>
+            <w:r>
+              <w:rPr>
+                <w:rFonts w:ascii="Arial" w:hAnsi="Arial" w:eastAsia="Arial" w:cs="Tahoma"/>
+                <w:sz w:val="18"/>
+              </w:rPr>
+              <w:t xml:space="preserve"> — ISO ค.ศ. · </w:t>
+            </w:r>
+            <w:r>
+              <w:rPr>
+                <w:rFonts w:ascii="Arial" w:hAnsi="Arial" w:eastAsia="Arial" w:cs="Tahoma"/>
+                <w:b/>
+                <w:sz w:val="18"/>
+              </w:rPr>
+              <w:t>รวมทั้งวัน</w:t>
+            </w:r>
+            <w:r>
+              <w:rPr>
+                <w:rFonts w:ascii="Arial" w:hAnsi="Arial" w:eastAsia="Arial" w:cs="Tahoma"/>
+                <w:sz w:val="18"/>
+              </w:rPr>
+              <w:t xml:space="preserve"> (SQL ใช้ </w:t>
+            </w:r>
+            <w:r>
+              <w:rPr>
+                <w:rFonts w:ascii="Courier New" w:hAnsi="Courier New" w:eastAsia="Courier New" w:cs="Tahoma"/>
+                <w:sz w:val="18"/>
+              </w:rPr>
+              <w:t>&lt; :createdTo + 1</w:t>
+            </w:r>
+            <w:r>
+              <w:rPr>
+                <w:rFonts w:ascii="Arial" w:hAnsi="Arial" w:eastAsia="Arial" w:cs="Tahoma"/>
+                <w:sz w:val="18"/>
+              </w:rPr>
+              <w:t>)</w:t>
+            </w:r>
+          </w:p>
+        </w:tc>
+      </w:tr>
+      <w:tr>
+        <w:trPr>
+          <w:cantSplit/>
+        </w:trPr>
+        <w:tc>
+          <w:tcPr>
+            <w:tcW w:type="dxa" w:w="2520"/>
+            <w:vAlign w:val="center"/>
+          </w:tcPr>
+          <w:p>
+            <w:pPr>
+              <w:keepLines/>
+              <w:spacing w:after="0"/>
+            </w:pPr>
+            <w:r>
+              <w:rPr>
+                <w:rFonts w:ascii="Arial" w:hAnsi="Arial" w:eastAsia="Arial" w:cs="Tahoma"/>
+                <w:sz w:val="18"/>
+              </w:rPr>
+            </w:r>
+            <w:r>
+              <w:rPr>
+                <w:rFonts w:ascii="Arial" w:hAnsi="Arial" w:eastAsia="Arial" w:cs="Tahoma"/>
+                <w:sz w:val="18"/>
+              </w:rPr>
+              <w:t>salesDeclineMin</w:t>
+            </w:r>
+          </w:p>
+        </w:tc>
+        <w:tc>
+          <w:tcPr>
+            <w:tcW w:type="dxa" w:w="2520"/>
+            <w:vAlign w:val="center"/>
+          </w:tcPr>
+          <w:p>
+            <w:pPr>
+              <w:keepLines/>
+              <w:spacing w:after="0"/>
+            </w:pPr>
+            <w:r>
+              <w:rPr>
+                <w:rFonts w:ascii="Arial" w:hAnsi="Arial" w:eastAsia="Arial" w:cs="Tahoma"/>
+                <w:sz w:val="18"/>
+              </w:rPr>
+            </w:r>
+            <w:r>
+              <w:rPr>
+                <w:rFonts w:ascii="Arial" w:hAnsi="Arial" w:eastAsia="Arial" w:cs="Tahoma"/>
+                <w:sz w:val="18"/>
+              </w:rPr>
+              <w:t>integer</w:t>
+            </w:r>
+          </w:p>
+        </w:tc>
+        <w:tc>
+          <w:tcPr>
+            <w:tcW w:type="dxa" w:w="2520"/>
+            <w:vAlign w:val="center"/>
+          </w:tcPr>
+          <w:p>
+            <w:pPr>
+              <w:keepLines/>
+              <w:spacing w:after="0"/>
+            </w:pPr>
+            <w:r>
+              <w:rPr>
+                <w:rFonts w:ascii="Arial" w:hAnsi="Arial" w:eastAsia="Arial" w:cs="Tahoma"/>
+                <w:sz w:val="18"/>
+              </w:rPr>
+            </w:r>
+            <w:r>
+              <w:rPr>
+                <w:rFonts w:ascii="Arial" w:hAnsi="Arial" w:eastAsia="Arial" w:cs="Tahoma"/>
+                <w:sz w:val="18"/>
+              </w:rPr>
+              <w:t>No</w:t>
+            </w:r>
+          </w:p>
+        </w:tc>
+        <w:tc>
+          <w:tcPr>
+            <w:tcW w:type="dxa" w:w="2520"/>
+            <w:vAlign w:val="center"/>
+          </w:tcPr>
+          <w:p>
+            <w:pPr>
+              <w:keepLines/>
+              <w:spacing w:after="0"/>
+            </w:pPr>
+            <w:r>
+              <w:rPr>
+                <w:rFonts w:ascii="Arial" w:hAnsi="Arial" w:eastAsia="Arial" w:cs="Tahoma"/>
+                <w:sz w:val="18"/>
+              </w:rPr>
+            </w:r>
+            <w:r>
+              <w:rPr>
+                <w:rFonts w:ascii="Arial" w:hAnsi="Arial" w:eastAsia="Arial" w:cs="Tahoma"/>
+                <w:sz w:val="18"/>
+              </w:rPr>
+              <w:t xml:space="preserve">ช่อง </w:t>
+            </w:r>
+            <w:r>
+              <w:rPr>
+                <w:rFonts w:ascii="Arial" w:hAnsi="Arial" w:eastAsia="Arial" w:cs="Tahoma"/>
+                <w:b/>
+                <w:sz w:val="18"/>
+              </w:rPr>
+              <w:t>ยอดขายที่ลดลง (ต่ำสุด)</w:t>
+            </w:r>
+            <w:r>
+              <w:rPr>
+                <w:rFonts w:ascii="Arial" w:hAnsi="Arial" w:eastAsia="Arial" w:cs="Tahoma"/>
+                <w:sz w:val="18"/>
+              </w:rPr>
+              <w:t xml:space="preserve"> — % เทียบกับ </w:t>
+            </w:r>
+            <w:r>
+              <w:rPr>
+                <w:rFonts w:ascii="Courier New" w:hAnsi="Courier New" w:eastAsia="Courier New" w:cs="Tahoma"/>
+                <w:sz w:val="18"/>
+              </w:rPr>
+              <w:t>items[].salesDeclinePercent</w:t>
+            </w:r>
+          </w:p>
+        </w:tc>
+      </w:tr>
+      <w:tr>
+        <w:trPr>
+          <w:cantSplit/>
+        </w:trPr>
+        <w:tc>
+          <w:tcPr>
+            <w:tcW w:type="dxa" w:w="2520"/>
+            <w:vAlign w:val="center"/>
+          </w:tcPr>
+          <w:p>
+            <w:pPr>
+              <w:keepLines/>
+              <w:spacing w:after="0"/>
+            </w:pPr>
+            <w:r>
+              <w:rPr>
+                <w:rFonts w:ascii="Arial" w:hAnsi="Arial" w:eastAsia="Arial" w:cs="Tahoma"/>
+                <w:sz w:val="18"/>
+              </w:rPr>
+            </w:r>
+            <w:r>
+              <w:rPr>
+                <w:rFonts w:ascii="Arial" w:hAnsi="Arial" w:eastAsia="Arial" w:cs="Tahoma"/>
+                <w:sz w:val="18"/>
+              </w:rPr>
+              <w:t>salesDeclineMax</w:t>
+            </w:r>
+          </w:p>
+        </w:tc>
+        <w:tc>
+          <w:tcPr>
+            <w:tcW w:type="dxa" w:w="2520"/>
+            <w:vAlign w:val="center"/>
+          </w:tcPr>
+          <w:p>
+            <w:pPr>
+              <w:keepLines/>
+              <w:spacing w:after="0"/>
+            </w:pPr>
+            <w:r>
+              <w:rPr>
+                <w:rFonts w:ascii="Arial" w:hAnsi="Arial" w:eastAsia="Arial" w:cs="Tahoma"/>
+                <w:sz w:val="18"/>
+              </w:rPr>
+            </w:r>
+            <w:r>
+              <w:rPr>
+                <w:rFonts w:ascii="Arial" w:hAnsi="Arial" w:eastAsia="Arial" w:cs="Tahoma"/>
+                <w:sz w:val="18"/>
+              </w:rPr>
+              <w:t>integer</w:t>
+            </w:r>
+          </w:p>
+        </w:tc>
+        <w:tc>
+          <w:tcPr>
+            <w:tcW w:type="dxa" w:w="2520"/>
+            <w:vAlign w:val="center"/>
+          </w:tcPr>
+          <w:p>
+            <w:pPr>
+              <w:keepLines/>
+              <w:spacing w:after="0"/>
+            </w:pPr>
+            <w:r>
+              <w:rPr>
+                <w:rFonts w:ascii="Arial" w:hAnsi="Arial" w:eastAsia="Arial" w:cs="Tahoma"/>
+                <w:sz w:val="18"/>
+              </w:rPr>
+            </w:r>
+            <w:r>
+              <w:rPr>
+                <w:rFonts w:ascii="Arial" w:hAnsi="Arial" w:eastAsia="Arial" w:cs="Tahoma"/>
+                <w:sz w:val="18"/>
+              </w:rPr>
+              <w:t>No</w:t>
+            </w:r>
+          </w:p>
+        </w:tc>
+        <w:tc>
+          <w:tcPr>
+            <w:tcW w:type="dxa" w:w="2520"/>
+            <w:vAlign w:val="center"/>
+          </w:tcPr>
+          <w:p>
+            <w:pPr>
+              <w:keepLines/>
+              <w:spacing w:after="0"/>
+            </w:pPr>
+            <w:r>
+              <w:rPr>
+                <w:rFonts w:ascii="Arial" w:hAnsi="Arial" w:eastAsia="Arial" w:cs="Tahoma"/>
+                <w:sz w:val="18"/>
+              </w:rPr>
+            </w:r>
+            <w:r>
+              <w:rPr>
+                <w:rFonts w:ascii="Arial" w:hAnsi="Arial" w:eastAsia="Arial" w:cs="Tahoma"/>
+                <w:sz w:val="18"/>
+              </w:rPr>
+              <w:t xml:space="preserve">ช่อง </w:t>
+            </w:r>
+            <w:r>
+              <w:rPr>
+                <w:rFonts w:ascii="Arial" w:hAnsi="Arial" w:eastAsia="Arial" w:cs="Tahoma"/>
+                <w:b/>
+                <w:sz w:val="18"/>
+              </w:rPr>
+              <w:t>ยอดขายที่ลดลง (สูงสุด)</w:t>
+            </w:r>
+            <w:r>
+              <w:rPr>
+                <w:rFonts w:ascii="Arial" w:hAnsi="Arial" w:eastAsia="Arial" w:cs="Tahoma"/>
+                <w:sz w:val="18"/>
+              </w:rPr>
+              <w:t xml:space="preserve"> — % เทียบกับ </w:t>
+            </w:r>
+            <w:r>
+              <w:rPr>
+                <w:rFonts w:ascii="Courier New" w:hAnsi="Courier New" w:eastAsia="Courier New" w:cs="Tahoma"/>
+                <w:sz w:val="18"/>
+              </w:rPr>
+              <w:t>items[].salesDeclinePercent</w:t>
+            </w:r>
+          </w:p>
+        </w:tc>
+      </w:tr>
+      <w:tr>
+        <w:trPr>
+          <w:cantSplit/>
+        </w:trPr>
+        <w:tc>
+          <w:tcPr>
+            <w:tcW w:type="dxa" w:w="2520"/>
+            <w:vAlign w:val="center"/>
+          </w:tcPr>
+          <w:p>
+            <w:pPr>
+              <w:keepLines/>
+              <w:spacing w:after="0"/>
+            </w:pPr>
+            <w:r>
+              <w:rPr>
+                <w:rFonts w:ascii="Arial" w:hAnsi="Arial" w:eastAsia="Arial" w:cs="Tahoma"/>
+                <w:sz w:val="18"/>
+              </w:rPr>
+            </w:r>
+            <w:r>
+              <w:rPr>
+                <w:rFonts w:ascii="Arial" w:hAnsi="Arial" w:eastAsia="Arial" w:cs="Tahoma"/>
+                <w:sz w:val="18"/>
+              </w:rPr>
+              <w:t>compensationMin</w:t>
+            </w:r>
+          </w:p>
+        </w:tc>
+        <w:tc>
+          <w:tcPr>
+            <w:tcW w:type="dxa" w:w="2520"/>
+            <w:vAlign w:val="center"/>
+          </w:tcPr>
+          <w:p>
+            <w:pPr>
+              <w:keepLines/>
+              <w:spacing w:after="0"/>
+            </w:pPr>
+            <w:r>
+              <w:rPr>
+                <w:rFonts w:ascii="Arial" w:hAnsi="Arial" w:eastAsia="Arial" w:cs="Tahoma"/>
+                <w:sz w:val="18"/>
+              </w:rPr>
+            </w:r>
+            <w:r>
+              <w:rPr>
+                <w:rFonts w:ascii="Arial" w:hAnsi="Arial" w:eastAsia="Arial" w:cs="Tahoma"/>
+                <w:sz w:val="18"/>
+              </w:rPr>
+              <w:t>integer</w:t>
+            </w:r>
+          </w:p>
+        </w:tc>
+        <w:tc>
+          <w:tcPr>
+            <w:tcW w:type="dxa" w:w="2520"/>
+            <w:vAlign w:val="center"/>
+          </w:tcPr>
+          <w:p>
+            <w:pPr>
+              <w:keepLines/>
+              <w:spacing w:after="0"/>
+            </w:pPr>
+            <w:r>
+              <w:rPr>
+                <w:rFonts w:ascii="Arial" w:hAnsi="Arial" w:eastAsia="Arial" w:cs="Tahoma"/>
+                <w:sz w:val="18"/>
+              </w:rPr>
+            </w:r>
+            <w:r>
+              <w:rPr>
+                <w:rFonts w:ascii="Arial" w:hAnsi="Arial" w:eastAsia="Arial" w:cs="Tahoma"/>
+                <w:sz w:val="18"/>
+              </w:rPr>
+              <w:t>No</w:t>
+            </w:r>
+          </w:p>
+        </w:tc>
+        <w:tc>
+          <w:tcPr>
+            <w:tcW w:type="dxa" w:w="2520"/>
+            <w:vAlign w:val="center"/>
+          </w:tcPr>
+          <w:p>
+            <w:pPr>
+              <w:keepLines/>
+              <w:spacing w:after="0"/>
+            </w:pPr>
+            <w:r>
+              <w:rPr>
+                <w:rFonts w:ascii="Arial" w:hAnsi="Arial" w:eastAsia="Arial" w:cs="Tahoma"/>
+                <w:sz w:val="18"/>
+              </w:rPr>
+            </w:r>
+            <w:r>
+              <w:rPr>
+                <w:rFonts w:ascii="Arial" w:hAnsi="Arial" w:eastAsia="Arial" w:cs="Tahoma"/>
+                <w:sz w:val="18"/>
+              </w:rPr>
+              <w:t xml:space="preserve">ช่อง </w:t>
+            </w:r>
+            <w:r>
+              <w:rPr>
+                <w:rFonts w:ascii="Arial" w:hAnsi="Arial" w:eastAsia="Arial" w:cs="Tahoma"/>
+                <w:b/>
+                <w:sz w:val="18"/>
+              </w:rPr>
+              <w:t>เงินชดเชย (ต่ำสุด)</w:t>
+            </w:r>
+            <w:r>
+              <w:rPr>
+                <w:rFonts w:ascii="Arial" w:hAnsi="Arial" w:eastAsia="Arial" w:cs="Tahoma"/>
+                <w:sz w:val="18"/>
+              </w:rPr>
+              <w:t xml:space="preserve"> — บาท เทียบกับ </w:t>
+            </w:r>
+            <w:r>
+              <w:rPr>
+                <w:rFonts w:ascii="Courier New" w:hAnsi="Courier New" w:eastAsia="Courier New" w:cs="Tahoma"/>
+                <w:sz w:val="18"/>
+              </w:rPr>
+              <w:t>items[].totalCompensationAmount</w:t>
+            </w:r>
+          </w:p>
+        </w:tc>
+      </w:tr>
+      <w:tr>
+        <w:trPr>
+          <w:cantSplit/>
+        </w:trPr>
+        <w:tc>
+          <w:tcPr>
+            <w:tcW w:type="dxa" w:w="2520"/>
+            <w:vAlign w:val="center"/>
+          </w:tcPr>
+          <w:p>
+            <w:pPr>
+              <w:keepLines/>
+              <w:spacing w:after="0"/>
+            </w:pPr>
+            <w:r>
+              <w:rPr>
+                <w:rFonts w:ascii="Arial" w:hAnsi="Arial" w:eastAsia="Arial" w:cs="Tahoma"/>
+                <w:sz w:val="18"/>
+              </w:rPr>
+            </w:r>
+            <w:r>
+              <w:rPr>
+                <w:rFonts w:ascii="Arial" w:hAnsi="Arial" w:eastAsia="Arial" w:cs="Tahoma"/>
+                <w:sz w:val="18"/>
+              </w:rPr>
+              <w:t>compensationMax</w:t>
+            </w:r>
+          </w:p>
+        </w:tc>
+        <w:tc>
+          <w:tcPr>
+            <w:tcW w:type="dxa" w:w="2520"/>
+            <w:vAlign w:val="center"/>
+          </w:tcPr>
+          <w:p>
+            <w:pPr>
+              <w:keepLines/>
+              <w:spacing w:after="0"/>
+            </w:pPr>
+            <w:r>
+              <w:rPr>
+                <w:rFonts w:ascii="Arial" w:hAnsi="Arial" w:eastAsia="Arial" w:cs="Tahoma"/>
+                <w:sz w:val="18"/>
+              </w:rPr>
+            </w:r>
+            <w:r>
+              <w:rPr>
+                <w:rFonts w:ascii="Arial" w:hAnsi="Arial" w:eastAsia="Arial" w:cs="Tahoma"/>
+                <w:sz w:val="18"/>
+              </w:rPr>
+              <w:t>integer</w:t>
+            </w:r>
+          </w:p>
+        </w:tc>
+        <w:tc>
+          <w:tcPr>
+            <w:tcW w:type="dxa" w:w="2520"/>
+            <w:vAlign w:val="center"/>
+          </w:tcPr>
+          <w:p>
+            <w:pPr>
+              <w:keepLines/>
+              <w:spacing w:after="0"/>
+            </w:pPr>
+            <w:r>
+              <w:rPr>
+                <w:rFonts w:ascii="Arial" w:hAnsi="Arial" w:eastAsia="Arial" w:cs="Tahoma"/>
+                <w:sz w:val="18"/>
+              </w:rPr>
+            </w:r>
+            <w:r>
+              <w:rPr>
+                <w:rFonts w:ascii="Arial" w:hAnsi="Arial" w:eastAsia="Arial" w:cs="Tahoma"/>
+                <w:sz w:val="18"/>
+              </w:rPr>
+              <w:t>No</w:t>
+            </w:r>
+          </w:p>
+        </w:tc>
+        <w:tc>
+          <w:tcPr>
+            <w:tcW w:type="dxa" w:w="2520"/>
+            <w:vAlign w:val="center"/>
+          </w:tcPr>
+          <w:p>
+            <w:pPr>
+              <w:keepLines/>
+              <w:spacing w:after="0"/>
+            </w:pPr>
+            <w:r>
+              <w:rPr>
+                <w:rFonts w:ascii="Arial" w:hAnsi="Arial" w:eastAsia="Arial" w:cs="Tahoma"/>
+                <w:sz w:val="18"/>
+              </w:rPr>
+            </w:r>
+            <w:r>
+              <w:rPr>
+                <w:rFonts w:ascii="Arial" w:hAnsi="Arial" w:eastAsia="Arial" w:cs="Tahoma"/>
+                <w:sz w:val="18"/>
+              </w:rPr>
+              <w:t xml:space="preserve">ช่อง </w:t>
+            </w:r>
+            <w:r>
+              <w:rPr>
+                <w:rFonts w:ascii="Arial" w:hAnsi="Arial" w:eastAsia="Arial" w:cs="Tahoma"/>
+                <w:b/>
+                <w:sz w:val="18"/>
+              </w:rPr>
+              <w:t>เงินชดเชย (สูงสุด)</w:t>
+            </w:r>
+            <w:r>
+              <w:rPr>
+                <w:rFonts w:ascii="Arial" w:hAnsi="Arial" w:eastAsia="Arial" w:cs="Tahoma"/>
+                <w:sz w:val="18"/>
+              </w:rPr>
+              <w:t xml:space="preserve"> — บาท เทียบกับ </w:t>
+            </w:r>
+            <w:r>
+              <w:rPr>
+                <w:rFonts w:ascii="Courier New" w:hAnsi="Courier New" w:eastAsia="Courier New" w:cs="Tahoma"/>
+                <w:sz w:val="18"/>
+              </w:rPr>
+              <w:t>items[].totalCompensationAmount</w:t>
+            </w:r>
+          </w:p>
+        </w:tc>
+      </w:tr>
+      <w:tr>
+        <w:trPr>
+          <w:cantSplit/>
+        </w:trPr>
+        <w:tc>
+          <w:tcPr>
+            <w:tcW w:type="dxa" w:w="2520"/>
+            <w:vAlign w:val="center"/>
+          </w:tcPr>
+          <w:p>
+            <w:pPr>
+              <w:keepLines/>
+              <w:spacing w:after="0"/>
+            </w:pPr>
+            <w:r>
+              <w:rPr>
+                <w:rFonts w:ascii="Arial" w:hAnsi="Arial" w:eastAsia="Arial" w:cs="Tahoma"/>
+                <w:sz w:val="18"/>
+              </w:rPr>
+            </w:r>
+            <w:r>
+              <w:rPr>
+                <w:rFonts w:ascii="Arial" w:hAnsi="Arial" w:eastAsia="Arial" w:cs="Tahoma"/>
+                <w:sz w:val="18"/>
+              </w:rPr>
+              <w:t>daysPendingMin</w:t>
+            </w:r>
+          </w:p>
+        </w:tc>
+        <w:tc>
+          <w:tcPr>
+            <w:tcW w:type="dxa" w:w="2520"/>
+            <w:vAlign w:val="center"/>
+          </w:tcPr>
+          <w:p>
+            <w:pPr>
+              <w:keepLines/>
+              <w:spacing w:after="0"/>
+            </w:pPr>
+            <w:r>
+              <w:rPr>
+                <w:rFonts w:ascii="Arial" w:hAnsi="Arial" w:eastAsia="Arial" w:cs="Tahoma"/>
+                <w:sz w:val="18"/>
+              </w:rPr>
+            </w:r>
+            <w:r>
+              <w:rPr>
+                <w:rFonts w:ascii="Arial" w:hAnsi="Arial" w:eastAsia="Arial" w:cs="Tahoma"/>
+                <w:sz w:val="18"/>
+              </w:rPr>
+              <w:t>integer</w:t>
+            </w:r>
+          </w:p>
+        </w:tc>
+        <w:tc>
+          <w:tcPr>
+            <w:tcW w:type="dxa" w:w="2520"/>
+            <w:vAlign w:val="center"/>
+          </w:tcPr>
+          <w:p>
+            <w:pPr>
+              <w:keepLines/>
+              <w:spacing w:after="0"/>
+            </w:pPr>
+            <w:r>
+              <w:rPr>
+                <w:rFonts w:ascii="Arial" w:hAnsi="Arial" w:eastAsia="Arial" w:cs="Tahoma"/>
+                <w:sz w:val="18"/>
+              </w:rPr>
+            </w:r>
+            <w:r>
+              <w:rPr>
+                <w:rFonts w:ascii="Arial" w:hAnsi="Arial" w:eastAsia="Arial" w:cs="Tahoma"/>
+                <w:sz w:val="18"/>
+              </w:rPr>
+              <w:t>No</w:t>
+            </w:r>
+          </w:p>
+        </w:tc>
+        <w:tc>
+          <w:tcPr>
+            <w:tcW w:type="dxa" w:w="2520"/>
+            <w:vAlign w:val="center"/>
+          </w:tcPr>
+          <w:p>
+            <w:pPr>
+              <w:keepLines/>
+              <w:spacing w:after="0"/>
+            </w:pPr>
+            <w:r>
+              <w:rPr>
+                <w:rFonts w:ascii="Arial" w:hAnsi="Arial" w:eastAsia="Arial" w:cs="Tahoma"/>
+                <w:sz w:val="18"/>
+              </w:rPr>
+            </w:r>
+            <w:r>
+              <w:rPr>
+                <w:rFonts w:ascii="Arial" w:hAnsi="Arial" w:eastAsia="Arial" w:cs="Tahoma"/>
+                <w:sz w:val="18"/>
+              </w:rPr>
+              <w:t xml:space="preserve">ช่อง </w:t>
+            </w:r>
+            <w:r>
+              <w:rPr>
+                <w:rFonts w:ascii="Arial" w:hAnsi="Arial" w:eastAsia="Arial" w:cs="Tahoma"/>
+                <w:b/>
+                <w:sz w:val="18"/>
+              </w:rPr>
+              <w:t>รอ (วัน) ต่ำสุด</w:t>
+            </w:r>
+            <w:r>
+              <w:rPr>
+                <w:rFonts w:ascii="Arial" w:hAnsi="Arial" w:eastAsia="Arial" w:cs="Tahoma"/>
+                <w:sz w:val="18"/>
+              </w:rPr>
+              <w:t xml:space="preserve"> — เทียบกับ </w:t>
+            </w:r>
+            <w:r>
+              <w:rPr>
+                <w:rFonts w:ascii="Courier New" w:hAnsi="Courier New" w:eastAsia="Courier New" w:cs="Tahoma"/>
+                <w:sz w:val="18"/>
+              </w:rPr>
+              <w:t>items[].daysPending</w:t>
+            </w:r>
+            <w:r>
+              <w:rPr>
+                <w:rFonts w:ascii="Arial" w:hAnsi="Arial" w:eastAsia="Arial" w:cs="Tahoma"/>
+                <w:sz w:val="18"/>
+              </w:rPr>
+              <w:t xml:space="preserve"> · มีเฉพาะกล่องงาน </w:t>
+            </w:r>
+            <w:r>
+              <w:rPr>
+                <w:rFonts w:ascii="Courier New" w:hAnsi="Courier New" w:eastAsia="Courier New" w:cs="Tahoma"/>
+                <w:sz w:val="18"/>
+              </w:rPr>
+              <w:t>/tasks</w:t>
+            </w:r>
+          </w:p>
+        </w:tc>
+      </w:tr>
+      <w:tr>
+        <w:trPr>
+          <w:cantSplit/>
+        </w:trPr>
+        <w:tc>
+          <w:tcPr>
+            <w:tcW w:type="dxa" w:w="2520"/>
+            <w:vAlign w:val="center"/>
+          </w:tcPr>
+          <w:p>
+            <w:pPr>
+              <w:keepLines/>
+              <w:spacing w:after="0"/>
+            </w:pPr>
+            <w:r>
+              <w:rPr>
+                <w:rFonts w:ascii="Arial" w:hAnsi="Arial" w:eastAsia="Arial" w:cs="Tahoma"/>
+                <w:sz w:val="18"/>
+              </w:rPr>
+            </w:r>
+            <w:r>
+              <w:rPr>
+                <w:rFonts w:ascii="Arial" w:hAnsi="Arial" w:eastAsia="Arial" w:cs="Tahoma"/>
+                <w:sz w:val="18"/>
+              </w:rPr>
+              <w:t>daysPendingMax</w:t>
+            </w:r>
+          </w:p>
+        </w:tc>
+        <w:tc>
+          <w:tcPr>
+            <w:tcW w:type="dxa" w:w="2520"/>
+            <w:vAlign w:val="center"/>
+          </w:tcPr>
+          <w:p>
+            <w:pPr>
+              <w:keepLines/>
+              <w:spacing w:after="0"/>
+            </w:pPr>
+            <w:r>
+              <w:rPr>
+                <w:rFonts w:ascii="Arial" w:hAnsi="Arial" w:eastAsia="Arial" w:cs="Tahoma"/>
+                <w:sz w:val="18"/>
+              </w:rPr>
+            </w:r>
+            <w:r>
+              <w:rPr>
+                <w:rFonts w:ascii="Arial" w:hAnsi="Arial" w:eastAsia="Arial" w:cs="Tahoma"/>
+                <w:sz w:val="18"/>
+              </w:rPr>
+              <w:t>integer</w:t>
+            </w:r>
+          </w:p>
+        </w:tc>
+        <w:tc>
+          <w:tcPr>
+            <w:tcW w:type="dxa" w:w="2520"/>
+            <w:vAlign w:val="center"/>
+          </w:tcPr>
+          <w:p>
+            <w:pPr>
+              <w:keepLines/>
+              <w:spacing w:after="0"/>
+            </w:pPr>
+            <w:r>
+              <w:rPr>
+                <w:rFonts w:ascii="Arial" w:hAnsi="Arial" w:eastAsia="Arial" w:cs="Tahoma"/>
+                <w:sz w:val="18"/>
+              </w:rPr>
+            </w:r>
+            <w:r>
+              <w:rPr>
+                <w:rFonts w:ascii="Arial" w:hAnsi="Arial" w:eastAsia="Arial" w:cs="Tahoma"/>
+                <w:sz w:val="18"/>
+              </w:rPr>
+              <w:t>No</w:t>
+            </w:r>
+          </w:p>
+        </w:tc>
+        <w:tc>
+          <w:tcPr>
+            <w:tcW w:type="dxa" w:w="2520"/>
+            <w:vAlign w:val="center"/>
+          </w:tcPr>
+          <w:p>
+            <w:pPr>
+              <w:keepLines/>
+              <w:spacing w:after="0"/>
+            </w:pPr>
+            <w:r>
+              <w:rPr>
+                <w:rFonts w:ascii="Arial" w:hAnsi="Arial" w:eastAsia="Arial" w:cs="Tahoma"/>
+                <w:sz w:val="18"/>
+              </w:rPr>
+            </w:r>
+            <w:r>
+              <w:rPr>
+                <w:rFonts w:ascii="Arial" w:hAnsi="Arial" w:eastAsia="Arial" w:cs="Tahoma"/>
+                <w:sz w:val="18"/>
+              </w:rPr>
+              <w:t xml:space="preserve">ช่อง </w:t>
+            </w:r>
+            <w:r>
+              <w:rPr>
+                <w:rFonts w:ascii="Arial" w:hAnsi="Arial" w:eastAsia="Arial" w:cs="Tahoma"/>
+                <w:b/>
+                <w:sz w:val="18"/>
+              </w:rPr>
+              <w:t>รอ (วัน) สูงสุด</w:t>
+            </w:r>
+            <w:r>
+              <w:rPr>
+                <w:rFonts w:ascii="Arial" w:hAnsi="Arial" w:eastAsia="Arial" w:cs="Tahoma"/>
+                <w:sz w:val="18"/>
+              </w:rPr>
+              <w:t xml:space="preserve"> — เทียบกับ </w:t>
+            </w:r>
+            <w:r>
+              <w:rPr>
+                <w:rFonts w:ascii="Courier New" w:hAnsi="Courier New" w:eastAsia="Courier New" w:cs="Tahoma"/>
+                <w:sz w:val="18"/>
+              </w:rPr>
+              <w:t>items[].daysPending</w:t>
+            </w:r>
+            <w:r>
+              <w:rPr>
+                <w:rFonts w:ascii="Arial" w:hAnsi="Arial" w:eastAsia="Arial" w:cs="Tahoma"/>
+                <w:sz w:val="18"/>
+              </w:rPr>
+              <w:t xml:space="preserve"> · มีเฉพาะกล่องงาน </w:t>
+            </w:r>
+            <w:r>
+              <w:rPr>
+                <w:rFonts w:ascii="Courier New" w:hAnsi="Courier New" w:eastAsia="Courier New" w:cs="Tahoma"/>
+                <w:sz w:val="18"/>
+              </w:rPr>
+              <w:t>/tasks</w:t>
+            </w:r>
+          </w:p>
+        </w:tc>
+      </w:tr>
+      <w:tr>
+        <w:trPr>
+          <w:cantSplit/>
+        </w:trPr>
+        <w:tc>
+          <w:tcPr>
+            <w:tcW w:type="dxa" w:w="2520"/>
+            <w:vAlign w:val="center"/>
+          </w:tcPr>
+          <w:p>
+            <w:pPr>
+              <w:keepLines/>
+              <w:spacing w:after="0"/>
+            </w:pPr>
+            <w:r>
+              <w:rPr>
+                <w:rFonts w:ascii="Arial" w:hAnsi="Arial" w:eastAsia="Arial" w:cs="Tahoma"/>
+                <w:sz w:val="18"/>
+              </w:rPr>
+            </w:r>
+            <w:r>
+              <w:rPr>
+                <w:rFonts w:ascii="Arial" w:hAnsi="Arial" w:eastAsia="Arial" w:cs="Tahoma"/>
+                <w:sz w:val="18"/>
+              </w:rPr>
+              <w:t>page</w:t>
+            </w:r>
+          </w:p>
+        </w:tc>
+        <w:tc>
+          <w:tcPr>
+            <w:tcW w:type="dxa" w:w="2520"/>
+            <w:vAlign w:val="center"/>
+          </w:tcPr>
+          <w:p>
+            <w:pPr>
+              <w:keepLines/>
+              <w:spacing w:after="0"/>
+            </w:pPr>
+            <w:r>
+              <w:rPr>
+                <w:rFonts w:ascii="Arial" w:hAnsi="Arial" w:eastAsia="Arial" w:cs="Tahoma"/>
+                <w:sz w:val="18"/>
+              </w:rPr>
+            </w:r>
+            <w:r>
+              <w:rPr>
+                <w:rFonts w:ascii="Arial" w:hAnsi="Arial" w:eastAsia="Arial" w:cs="Tahoma"/>
+                <w:sz w:val="18"/>
+              </w:rPr>
+              <w:t>integer</w:t>
+            </w:r>
+          </w:p>
+        </w:tc>
+        <w:tc>
+          <w:tcPr>
+            <w:tcW w:type="dxa" w:w="2520"/>
+            <w:vAlign w:val="center"/>
+          </w:tcPr>
+          <w:p>
+            <w:pPr>
+              <w:keepLines/>
+              <w:spacing w:after="0"/>
+            </w:pPr>
+            <w:r>
+              <w:rPr>
+                <w:rFonts w:ascii="Arial" w:hAnsi="Arial" w:eastAsia="Arial" w:cs="Tahoma"/>
+                <w:sz w:val="18"/>
+              </w:rPr>
+            </w:r>
+            <w:r>
+              <w:rPr>
+                <w:rFonts w:ascii="Arial" w:hAnsi="Arial" w:eastAsia="Arial" w:cs="Tahoma"/>
+                <w:sz w:val="18"/>
+              </w:rPr>
+              <w:t>No</w:t>
+            </w:r>
+          </w:p>
+        </w:tc>
+        <w:tc>
+          <w:tcPr>
+            <w:tcW w:type="dxa" w:w="2520"/>
+            <w:vAlign w:val="center"/>
+          </w:tcPr>
+          <w:p>
+            <w:pPr>
+              <w:keepLines/>
+              <w:spacing w:after="0"/>
+            </w:pPr>
+            <w:r>
+              <w:rPr>
+                <w:rFonts w:ascii="Arial" w:hAnsi="Arial" w:eastAsia="Arial" w:cs="Tahoma"/>
+                <w:sz w:val="18"/>
+              </w:rPr>
+            </w:r>
+            <w:r>
+              <w:rPr>
+                <w:rFonts w:ascii="Arial" w:hAnsi="Arial" w:eastAsia="Arial" w:cs="Tahoma"/>
+                <w:sz w:val="18"/>
+              </w:rPr>
+              <w:t>&gt;= 1; default 1</w:t>
+            </w:r>
+          </w:p>
+        </w:tc>
+      </w:tr>
+      <w:tr>
+        <w:trPr>
+          <w:cantSplit/>
+        </w:trPr>
+        <w:tc>
+          <w:tcPr>
+            <w:tcW w:type="dxa" w:w="2520"/>
+            <w:vAlign w:val="center"/>
+          </w:tcPr>
+          <w:p>
+            <w:pPr>
+              <w:keepLines/>
+              <w:spacing w:after="0"/>
+            </w:pPr>
+            <w:r>
+              <w:rPr>
+                <w:rFonts w:ascii="Arial" w:hAnsi="Arial" w:eastAsia="Arial" w:cs="Tahoma"/>
+                <w:sz w:val="18"/>
+              </w:rPr>
+            </w:r>
+            <w:r>
+              <w:rPr>
+                <w:rFonts w:ascii="Arial" w:hAnsi="Arial" w:eastAsia="Arial" w:cs="Tahoma"/>
+                <w:sz w:val="18"/>
+              </w:rPr>
+              <w:t>size</w:t>
+            </w:r>
+          </w:p>
+        </w:tc>
+        <w:tc>
+          <w:tcPr>
+            <w:tcW w:type="dxa" w:w="2520"/>
+            <w:vAlign w:val="center"/>
+          </w:tcPr>
+          <w:p>
+            <w:pPr>
+              <w:keepLines/>
+              <w:spacing w:after="0"/>
+            </w:pPr>
+            <w:r>
+              <w:rPr>
+                <w:rFonts w:ascii="Arial" w:hAnsi="Arial" w:eastAsia="Arial" w:cs="Tahoma"/>
+                <w:sz w:val="18"/>
+              </w:rPr>
+            </w:r>
+            <w:r>
+              <w:rPr>
+                <w:rFonts w:ascii="Arial" w:hAnsi="Arial" w:eastAsia="Arial" w:cs="Tahoma"/>
+                <w:sz w:val="18"/>
+              </w:rPr>
+              <w:t>integer</w:t>
+            </w:r>
+          </w:p>
+        </w:tc>
+        <w:tc>
+          <w:tcPr>
+            <w:tcW w:type="dxa" w:w="2520"/>
+            <w:vAlign w:val="center"/>
+          </w:tcPr>
+          <w:p>
+            <w:pPr>
+              <w:keepLines/>
+              <w:spacing w:after="0"/>
+            </w:pPr>
+            <w:r>
+              <w:rPr>
+                <w:rFonts w:ascii="Arial" w:hAnsi="Arial" w:eastAsia="Arial" w:cs="Tahoma"/>
+                <w:sz w:val="18"/>
+              </w:rPr>
+            </w:r>
+            <w:r>
+              <w:rPr>
+                <w:rFonts w:ascii="Arial" w:hAnsi="Arial" w:eastAsia="Arial" w:cs="Tahoma"/>
+                <w:sz w:val="18"/>
+              </w:rPr>
+              <w:t>No</w:t>
+            </w:r>
+          </w:p>
+        </w:tc>
+        <w:tc>
+          <w:tcPr>
+            <w:tcW w:type="dxa" w:w="2520"/>
+            <w:vAlign w:val="center"/>
+          </w:tcPr>
+          <w:p>
+            <w:pPr>
+              <w:keepLines/>
+              <w:spacing w:after="0"/>
+            </w:pPr>
+            <w:r>
+              <w:rPr>
+                <w:rFonts w:ascii="Arial" w:hAnsi="Arial" w:eastAsia="Arial" w:cs="Tahoma"/>
+                <w:sz w:val="18"/>
+              </w:rPr>
+            </w:r>
+            <w:r>
+              <w:rPr>
+                <w:rFonts w:ascii="Arial" w:hAnsi="Arial" w:eastAsia="Arial" w:cs="Tahoma"/>
+                <w:sz w:val="18"/>
+              </w:rPr>
+              <w:t>1..100; default 20</w:t>
             </w:r>
           </w:p>
         </w:tc>
@@ -5249,6 +6640,8 @@
               <w:t xml:space="preserve">      "salesDeclinePercent": 12.5,</w:t>
               <w:br/>
               <w:t xml:space="preserve">      "statusCode": "06",</w:t>
+              <w:br/>
+              <w:t xml:space="preserve">      "currentOwner": "somchai.k",</w:t>
               <w:br/>
               <w:t xml:space="preserve">      "statusName": "รอฝ่าย SBP DSA ดำเนินการ",</w:t>
               <w:br/>
@@ -6537,6 +7930,111 @@
                 <w:sz w:val="18"/>
               </w:rPr>
               <w:t>canonical code; do not replace with display label</w:t>
+            </w:r>
+          </w:p>
+        </w:tc>
+      </w:tr>
+      <w:tr>
+        <w:trPr>
+          <w:cantSplit/>
+        </w:trPr>
+        <w:tc>
+          <w:tcPr>
+            <w:tcW w:type="dxa" w:w="2520"/>
+            <w:vAlign w:val="center"/>
+          </w:tcPr>
+          <w:p>
+            <w:pPr>
+              <w:keepLines/>
+              <w:spacing w:after="0"/>
+            </w:pPr>
+            <w:r>
+              <w:rPr>
+                <w:rFonts w:ascii="Arial" w:hAnsi="Arial" w:eastAsia="Arial" w:cs="Tahoma"/>
+                <w:sz w:val="18"/>
+              </w:rPr>
+            </w:r>
+            <w:r>
+              <w:rPr>
+                <w:rFonts w:ascii="Arial" w:hAnsi="Arial" w:eastAsia="Arial" w:cs="Tahoma"/>
+                <w:sz w:val="18"/>
+              </w:rPr>
+              <w:t>items[].currentOwner</w:t>
+            </w:r>
+          </w:p>
+        </w:tc>
+        <w:tc>
+          <w:tcPr>
+            <w:tcW w:type="dxa" w:w="2520"/>
+            <w:vAlign w:val="center"/>
+          </w:tcPr>
+          <w:p>
+            <w:pPr>
+              <w:keepLines/>
+              <w:spacing w:after="0"/>
+            </w:pPr>
+            <w:r>
+              <w:rPr>
+                <w:rFonts w:ascii="Arial" w:hAnsi="Arial" w:eastAsia="Arial" w:cs="Tahoma"/>
+                <w:sz w:val="18"/>
+              </w:rPr>
+            </w:r>
+            <w:r>
+              <w:rPr>
+                <w:rFonts w:ascii="Arial" w:hAnsi="Arial" w:eastAsia="Arial" w:cs="Tahoma"/>
+                <w:sz w:val="18"/>
+              </w:rPr>
+              <w:t>string</w:t>
+            </w:r>
+          </w:p>
+        </w:tc>
+        <w:tc>
+          <w:tcPr>
+            <w:tcW w:type="dxa" w:w="2520"/>
+            <w:vAlign w:val="center"/>
+          </w:tcPr>
+          <w:p>
+            <w:pPr>
+              <w:keepLines/>
+              <w:spacing w:after="0"/>
+            </w:pPr>
+            <w:r>
+              <w:rPr>
+                <w:rFonts w:ascii="Arial" w:hAnsi="Arial" w:eastAsia="Arial" w:cs="Tahoma"/>
+                <w:sz w:val="18"/>
+              </w:rPr>
+            </w:r>
+            <w:r>
+              <w:rPr>
+                <w:rFonts w:ascii="Arial" w:hAnsi="Arial" w:eastAsia="Arial" w:cs="Tahoma"/>
+                <w:sz w:val="18"/>
+              </w:rPr>
+              <w:t>Yes</w:t>
+            </w:r>
+          </w:p>
+        </w:tc>
+        <w:tc>
+          <w:tcPr>
+            <w:tcW w:type="dxa" w:w="2520"/>
+            <w:vAlign w:val="center"/>
+          </w:tcPr>
+          <w:p>
+            <w:pPr>
+              <w:keepLines/>
+              <w:spacing w:after="0"/>
+            </w:pPr>
+            <w:r>
+              <w:rPr>
+                <w:rFonts w:ascii="Arial" w:hAnsi="Arial" w:eastAsia="Arial" w:cs="Tahoma"/>
+                <w:sz w:val="18"/>
+              </w:rPr>
+            </w:r>
+            <w:r>
+              <w:rPr>
+                <w:rFonts w:ascii="Arial" w:hAnsi="Arial" w:eastAsia="Arial" w:cs="Tahoma"/>
+                <w:sz w:val="18"/>
+              </w:rPr>
+              <w:t>UTF-8; use value domain described by endpoint purpose</w:t>
             </w:r>
           </w:p>
         </w:tc>
@@ -7043,9 +8541,29 @@
               <w:br/>
               <w:t xml:space="preserve">  "year": 2026,</w:t>
               <w:br/>
-              <w:t xml:space="preserve">  "storeCode": "00788",</w:t>
+              <w:t xml:space="preserve">  "impactedStoreCode": "00788",</w:t>
               <w:br/>
               <w:t xml:space="preserve">  "status": "06",</w:t>
+              <w:br/>
+              <w:t xml:space="preserve">  "result": "APPROVE",</w:t>
+              <w:br/>
+              <w:t xml:space="preserve">  "keyword": "โลตัส",</w:t>
+              <w:br/>
+              <w:t xml:space="preserve">  "regionCode": "BE",</w:t>
+              <w:br/>
+              <w:t xml:space="preserve">  "storeType": "A",</w:t>
+              <w:br/>
+              <w:t xml:space="preserve">  "createdFrom": "2026-06-01",</w:t>
+              <w:br/>
+              <w:t xml:space="preserve">  "createdTo": "2026-06-30",</w:t>
+              <w:br/>
+              <w:t xml:space="preserve">  "salesDeclineMin": 10,</w:t>
+              <w:br/>
+              <w:t xml:space="preserve">  "salesDeclineMax": 80,</w:t>
+              <w:br/>
+              <w:t xml:space="preserve">  "compensationMin": 0,</w:t>
+              <w:br/>
+              <w:t xml:space="preserve">  "compensationMax": 500000,</w:t>
               <w:br/>
               <w:t xml:space="preserve">  "page": 1,</w:t>
               <w:br/>
@@ -7305,7 +8823,7 @@
                 <w:rFonts w:ascii="Arial" w:hAnsi="Arial" w:eastAsia="Arial" w:cs="Tahoma"/>
                 <w:sz w:val="18"/>
               </w:rPr>
-              <w:t>storeCode</w:t>
+              <w:t>impactedStoreCode</w:t>
             </w:r>
           </w:p>
         </w:tc>
@@ -7486,6 +9004,1405 @@
                 <w:sz w:val="18"/>
               </w:rPr>
               <w:t>UTF-8; use value domain described by endpoint purpose</w:t>
+            </w:r>
+          </w:p>
+        </w:tc>
+      </w:tr>
+      <w:tr>
+        <w:trPr>
+          <w:cantSplit/>
+        </w:trPr>
+        <w:tc>
+          <w:tcPr>
+            <w:tcW w:type="dxa" w:w="2520"/>
+            <w:vAlign w:val="center"/>
+          </w:tcPr>
+          <w:p>
+            <w:pPr>
+              <w:keepLines/>
+              <w:spacing w:after="0"/>
+            </w:pPr>
+            <w:r>
+              <w:rPr>
+                <w:rFonts w:ascii="Arial" w:hAnsi="Arial" w:eastAsia="Arial" w:cs="Tahoma"/>
+                <w:sz w:val="18"/>
+              </w:rPr>
+            </w:r>
+            <w:r>
+              <w:rPr>
+                <w:rFonts w:ascii="Arial" w:hAnsi="Arial" w:eastAsia="Arial" w:cs="Tahoma"/>
+                <w:sz w:val="18"/>
+              </w:rPr>
+              <w:t>result</w:t>
+            </w:r>
+          </w:p>
+        </w:tc>
+        <w:tc>
+          <w:tcPr>
+            <w:tcW w:type="dxa" w:w="2520"/>
+            <w:vAlign w:val="center"/>
+          </w:tcPr>
+          <w:p>
+            <w:pPr>
+              <w:keepLines/>
+              <w:spacing w:after="0"/>
+            </w:pPr>
+            <w:r>
+              <w:rPr>
+                <w:rFonts w:ascii="Arial" w:hAnsi="Arial" w:eastAsia="Arial" w:cs="Tahoma"/>
+                <w:sz w:val="18"/>
+              </w:rPr>
+            </w:r>
+            <w:r>
+              <w:rPr>
+                <w:rFonts w:ascii="Arial" w:hAnsi="Arial" w:eastAsia="Arial" w:cs="Tahoma"/>
+                <w:sz w:val="18"/>
+              </w:rPr>
+              <w:t>string</w:t>
+            </w:r>
+          </w:p>
+        </w:tc>
+        <w:tc>
+          <w:tcPr>
+            <w:tcW w:type="dxa" w:w="2520"/>
+            <w:vAlign w:val="center"/>
+          </w:tcPr>
+          <w:p>
+            <w:pPr>
+              <w:keepLines/>
+              <w:spacing w:after="0"/>
+            </w:pPr>
+            <w:r>
+              <w:rPr>
+                <w:rFonts w:ascii="Arial" w:hAnsi="Arial" w:eastAsia="Arial" w:cs="Tahoma"/>
+                <w:sz w:val="18"/>
+              </w:rPr>
+            </w:r>
+            <w:r>
+              <w:rPr>
+                <w:rFonts w:ascii="Arial" w:hAnsi="Arial" w:eastAsia="Arial" w:cs="Tahoma"/>
+                <w:sz w:val="18"/>
+              </w:rPr>
+              <w:t>No</w:t>
+            </w:r>
+          </w:p>
+        </w:tc>
+        <w:tc>
+          <w:tcPr>
+            <w:tcW w:type="dxa" w:w="2520"/>
+            <w:vAlign w:val="center"/>
+          </w:tcPr>
+          <w:p>
+            <w:pPr>
+              <w:keepLines/>
+              <w:spacing w:after="0"/>
+            </w:pPr>
+            <w:r>
+              <w:rPr>
+                <w:rFonts w:ascii="Arial" w:hAnsi="Arial" w:eastAsia="Arial" w:cs="Tahoma"/>
+                <w:sz w:val="18"/>
+              </w:rPr>
+            </w:r>
+            <w:r>
+              <w:rPr>
+                <w:rFonts w:ascii="Arial" w:hAnsi="Arial" w:eastAsia="Arial" w:cs="Tahoma"/>
+                <w:sz w:val="18"/>
+              </w:rPr>
+              <w:t xml:space="preserve">ช่อง </w:t>
+            </w:r>
+            <w:r>
+              <w:rPr>
+                <w:rFonts w:ascii="Arial" w:hAnsi="Arial" w:eastAsia="Arial" w:cs="Tahoma"/>
+                <w:b/>
+                <w:sz w:val="18"/>
+              </w:rPr>
+              <w:t>ผลการพิจารณา</w:t>
+            </w:r>
+            <w:r>
+              <w:rPr>
+                <w:rFonts w:ascii="Arial" w:hAnsi="Arial" w:eastAsia="Arial" w:cs="Tahoma"/>
+                <w:sz w:val="18"/>
+              </w:rPr>
+              <w:t xml:space="preserve"> (มีเฉพาะหน้า *ที่เกี่ยวข้อง*) — </w:t>
+            </w:r>
+            <w:r>
+              <w:rPr>
+                <w:rFonts w:ascii="Courier New" w:hAnsi="Courier New" w:eastAsia="Courier New" w:cs="Tahoma"/>
+                <w:sz w:val="18"/>
+              </w:rPr>
+              <w:t>APPROVE</w:t>
+            </w:r>
+            <w:r>
+              <w:rPr>
+                <w:rFonts w:ascii="Arial" w:hAnsi="Arial" w:eastAsia="Arial" w:cs="Tahoma"/>
+                <w:sz w:val="18"/>
+              </w:rPr>
+              <w:t xml:space="preserve"> / </w:t>
+            </w:r>
+            <w:r>
+              <w:rPr>
+                <w:rFonts w:ascii="Courier New" w:hAnsi="Courier New" w:eastAsia="Courier New" w:cs="Tahoma"/>
+                <w:sz w:val="18"/>
+              </w:rPr>
+              <w:t>REJECT</w:t>
+            </w:r>
+            <w:r>
+              <w:rPr>
+                <w:rFonts w:ascii="Arial" w:hAnsi="Arial" w:eastAsia="Arial" w:cs="Tahoma"/>
+                <w:sz w:val="18"/>
+              </w:rPr>
+              <w:t xml:space="preserve"> / </w:t>
+            </w:r>
+            <w:r>
+              <w:rPr>
+                <w:rFonts w:ascii="Courier New" w:hAnsi="Courier New" w:eastAsia="Courier New" w:cs="Tahoma"/>
+                <w:sz w:val="18"/>
+              </w:rPr>
+              <w:t>CANCELLED</w:t>
+            </w:r>
+            <w:r>
+              <w:rPr>
+                <w:rFonts w:ascii="Arial" w:hAnsi="Arial" w:eastAsia="Arial" w:cs="Tahoma"/>
+                <w:sz w:val="18"/>
+              </w:rPr>
+              <w:t xml:space="preserve"> / </w:t>
+            </w:r>
+            <w:r>
+              <w:rPr>
+                <w:rFonts w:ascii="Courier New" w:hAnsi="Courier New" w:eastAsia="Courier New" w:cs="Tahoma"/>
+                <w:sz w:val="18"/>
+              </w:rPr>
+              <w:t>NONE</w:t>
+            </w:r>
+            <w:r>
+              <w:rPr>
+                <w:rFonts w:ascii="Arial" w:hAnsi="Arial" w:eastAsia="Arial" w:cs="Tahoma"/>
+                <w:sz w:val="18"/>
+              </w:rPr>
+              <w:t xml:space="preserve"> · ดูจากผลพิจารณา </w:t>
+            </w:r>
+            <w:r>
+              <w:rPr>
+                <w:rFonts w:ascii="Arial" w:hAnsi="Arial" w:eastAsia="Arial" w:cs="Tahoma"/>
+                <w:b/>
+                <w:sz w:val="18"/>
+              </w:rPr>
+              <w:t>ล่าสุด</w:t>
+            </w:r>
+            <w:r>
+              <w:rPr>
+                <w:rFonts w:ascii="Arial" w:hAnsi="Arial" w:eastAsia="Arial" w:cs="Tahoma"/>
+                <w:sz w:val="18"/>
+              </w:rPr>
+              <w:t xml:space="preserve"> ของเอกสารใน </w:t>
+            </w:r>
+            <w:r>
+              <w:rPr>
+                <w:rFonts w:ascii="Courier New" w:hAnsi="Courier New" w:eastAsia="Courier New" w:cs="Tahoma"/>
+                <w:sz w:val="18"/>
+              </w:rPr>
+              <w:t>sgi_consideration_logs</w:t>
+            </w:r>
+            <w:r>
+              <w:rPr>
+                <w:rFonts w:ascii="Arial" w:hAnsi="Arial" w:eastAsia="Arial" w:cs="Tahoma"/>
+                <w:sz w:val="18"/>
+              </w:rPr>
+              <w:t xml:space="preserve"> ไม่ได้อยู่ที่หัวเอกสาร</w:t>
+            </w:r>
+          </w:p>
+        </w:tc>
+      </w:tr>
+      <w:tr>
+        <w:trPr>
+          <w:cantSplit/>
+        </w:trPr>
+        <w:tc>
+          <w:tcPr>
+            <w:tcW w:type="dxa" w:w="2520"/>
+            <w:vAlign w:val="center"/>
+          </w:tcPr>
+          <w:p>
+            <w:pPr>
+              <w:keepLines/>
+              <w:spacing w:after="0"/>
+            </w:pPr>
+            <w:r>
+              <w:rPr>
+                <w:rFonts w:ascii="Arial" w:hAnsi="Arial" w:eastAsia="Arial" w:cs="Tahoma"/>
+                <w:sz w:val="18"/>
+              </w:rPr>
+            </w:r>
+            <w:r>
+              <w:rPr>
+                <w:rFonts w:ascii="Arial" w:hAnsi="Arial" w:eastAsia="Arial" w:cs="Tahoma"/>
+                <w:sz w:val="18"/>
+              </w:rPr>
+              <w:t>keyword</w:t>
+            </w:r>
+          </w:p>
+        </w:tc>
+        <w:tc>
+          <w:tcPr>
+            <w:tcW w:type="dxa" w:w="2520"/>
+            <w:vAlign w:val="center"/>
+          </w:tcPr>
+          <w:p>
+            <w:pPr>
+              <w:keepLines/>
+              <w:spacing w:after="0"/>
+            </w:pPr>
+            <w:r>
+              <w:rPr>
+                <w:rFonts w:ascii="Arial" w:hAnsi="Arial" w:eastAsia="Arial" w:cs="Tahoma"/>
+                <w:sz w:val="18"/>
+              </w:rPr>
+            </w:r>
+            <w:r>
+              <w:rPr>
+                <w:rFonts w:ascii="Arial" w:hAnsi="Arial" w:eastAsia="Arial" w:cs="Tahoma"/>
+                <w:sz w:val="18"/>
+              </w:rPr>
+              <w:t>string</w:t>
+            </w:r>
+          </w:p>
+        </w:tc>
+        <w:tc>
+          <w:tcPr>
+            <w:tcW w:type="dxa" w:w="2520"/>
+            <w:vAlign w:val="center"/>
+          </w:tcPr>
+          <w:p>
+            <w:pPr>
+              <w:keepLines/>
+              <w:spacing w:after="0"/>
+            </w:pPr>
+            <w:r>
+              <w:rPr>
+                <w:rFonts w:ascii="Arial" w:hAnsi="Arial" w:eastAsia="Arial" w:cs="Tahoma"/>
+                <w:sz w:val="18"/>
+              </w:rPr>
+            </w:r>
+            <w:r>
+              <w:rPr>
+                <w:rFonts w:ascii="Arial" w:hAnsi="Arial" w:eastAsia="Arial" w:cs="Tahoma"/>
+                <w:sz w:val="18"/>
+              </w:rPr>
+              <w:t>No</w:t>
+            </w:r>
+          </w:p>
+        </w:tc>
+        <w:tc>
+          <w:tcPr>
+            <w:tcW w:type="dxa" w:w="2520"/>
+            <w:vAlign w:val="center"/>
+          </w:tcPr>
+          <w:p>
+            <w:pPr>
+              <w:keepLines/>
+              <w:spacing w:after="0"/>
+            </w:pPr>
+            <w:r>
+              <w:rPr>
+                <w:rFonts w:ascii="Arial" w:hAnsi="Arial" w:eastAsia="Arial" w:cs="Tahoma"/>
+                <w:sz w:val="18"/>
+              </w:rPr>
+            </w:r>
+            <w:r>
+              <w:rPr>
+                <w:rFonts w:ascii="Arial" w:hAnsi="Arial" w:eastAsia="Arial" w:cs="Tahoma"/>
+                <w:sz w:val="18"/>
+              </w:rPr>
+              <w:t xml:space="preserve">ช่อง </w:t>
+            </w:r>
+            <w:r>
+              <w:rPr>
+                <w:rFonts w:ascii="Arial" w:hAnsi="Arial" w:eastAsia="Arial" w:cs="Tahoma"/>
+                <w:b/>
+                <w:sz w:val="18"/>
+              </w:rPr>
+              <w:t>ค้นหา</w:t>
+            </w:r>
+            <w:r>
+              <w:rPr>
+                <w:rFonts w:ascii="Arial" w:hAnsi="Arial" w:eastAsia="Arial" w:cs="Tahoma"/>
+                <w:sz w:val="18"/>
+              </w:rPr>
+              <w:t xml:space="preserve"> — ค้นแบบ contains ใน เลขที่เอกสาร / ชื่อร้าน / รหัสร้าน (ไม่สนตัวพิมพ์)</w:t>
+            </w:r>
+          </w:p>
+        </w:tc>
+      </w:tr>
+      <w:tr>
+        <w:trPr>
+          <w:cantSplit/>
+        </w:trPr>
+        <w:tc>
+          <w:tcPr>
+            <w:tcW w:type="dxa" w:w="2520"/>
+            <w:vAlign w:val="center"/>
+          </w:tcPr>
+          <w:p>
+            <w:pPr>
+              <w:keepLines/>
+              <w:spacing w:after="0"/>
+            </w:pPr>
+            <w:r>
+              <w:rPr>
+                <w:rFonts w:ascii="Arial" w:hAnsi="Arial" w:eastAsia="Arial" w:cs="Tahoma"/>
+                <w:sz w:val="18"/>
+              </w:rPr>
+            </w:r>
+            <w:r>
+              <w:rPr>
+                <w:rFonts w:ascii="Arial" w:hAnsi="Arial" w:eastAsia="Arial" w:cs="Tahoma"/>
+                <w:sz w:val="18"/>
+              </w:rPr>
+              <w:t>regionCode</w:t>
+            </w:r>
+          </w:p>
+        </w:tc>
+        <w:tc>
+          <w:tcPr>
+            <w:tcW w:type="dxa" w:w="2520"/>
+            <w:vAlign w:val="center"/>
+          </w:tcPr>
+          <w:p>
+            <w:pPr>
+              <w:keepLines/>
+              <w:spacing w:after="0"/>
+            </w:pPr>
+            <w:r>
+              <w:rPr>
+                <w:rFonts w:ascii="Arial" w:hAnsi="Arial" w:eastAsia="Arial" w:cs="Tahoma"/>
+                <w:sz w:val="18"/>
+              </w:rPr>
+            </w:r>
+            <w:r>
+              <w:rPr>
+                <w:rFonts w:ascii="Arial" w:hAnsi="Arial" w:eastAsia="Arial" w:cs="Tahoma"/>
+                <w:sz w:val="18"/>
+              </w:rPr>
+              <w:t>string</w:t>
+            </w:r>
+          </w:p>
+        </w:tc>
+        <w:tc>
+          <w:tcPr>
+            <w:tcW w:type="dxa" w:w="2520"/>
+            <w:vAlign w:val="center"/>
+          </w:tcPr>
+          <w:p>
+            <w:pPr>
+              <w:keepLines/>
+              <w:spacing w:after="0"/>
+            </w:pPr>
+            <w:r>
+              <w:rPr>
+                <w:rFonts w:ascii="Arial" w:hAnsi="Arial" w:eastAsia="Arial" w:cs="Tahoma"/>
+                <w:sz w:val="18"/>
+              </w:rPr>
+            </w:r>
+            <w:r>
+              <w:rPr>
+                <w:rFonts w:ascii="Arial" w:hAnsi="Arial" w:eastAsia="Arial" w:cs="Tahoma"/>
+                <w:sz w:val="18"/>
+              </w:rPr>
+              <w:t>No</w:t>
+            </w:r>
+          </w:p>
+        </w:tc>
+        <w:tc>
+          <w:tcPr>
+            <w:tcW w:type="dxa" w:w="2520"/>
+            <w:vAlign w:val="center"/>
+          </w:tcPr>
+          <w:p>
+            <w:pPr>
+              <w:keepLines/>
+              <w:spacing w:after="0"/>
+            </w:pPr>
+            <w:r>
+              <w:rPr>
+                <w:rFonts w:ascii="Arial" w:hAnsi="Arial" w:eastAsia="Arial" w:cs="Tahoma"/>
+                <w:sz w:val="18"/>
+              </w:rPr>
+            </w:r>
+            <w:r>
+              <w:rPr>
+                <w:rFonts w:ascii="Arial" w:hAnsi="Arial" w:eastAsia="Arial" w:cs="Tahoma"/>
+                <w:sz w:val="18"/>
+              </w:rPr>
+              <w:t xml:space="preserve">ช่อง </w:t>
+            </w:r>
+            <w:r>
+              <w:rPr>
+                <w:rFonts w:ascii="Arial" w:hAnsi="Arial" w:eastAsia="Arial" w:cs="Tahoma"/>
+                <w:b/>
+                <w:sz w:val="18"/>
+              </w:rPr>
+              <w:t>ภาค</w:t>
+            </w:r>
+            <w:r>
+              <w:rPr>
+                <w:rFonts w:ascii="Arial" w:hAnsi="Arial" w:eastAsia="Arial" w:cs="Tahoma"/>
+                <w:sz w:val="18"/>
+              </w:rPr>
+              <w:t xml:space="preserve"> — รหัสภาคของร้าน (</w:t>
+            </w:r>
+            <w:r>
+              <w:rPr>
+                <w:rFonts w:ascii="Courier New" w:hAnsi="Courier New" w:eastAsia="Courier New" w:cs="Tahoma"/>
+                <w:sz w:val="18"/>
+              </w:rPr>
+              <w:t>store.zone_cd</w:t>
+            </w:r>
+            <w:r>
+              <w:rPr>
+                <w:rFonts w:ascii="Arial" w:hAnsi="Arial" w:eastAsia="Arial" w:cs="Tahoma"/>
+                <w:sz w:val="18"/>
+              </w:rPr>
+              <w:t xml:space="preserve">) · ค่าเดียวกับ </w:t>
+            </w:r>
+            <w:r>
+              <w:rPr>
+                <w:rFonts w:ascii="Courier New" w:hAnsi="Courier New" w:eastAsia="Courier New" w:cs="Tahoma"/>
+                <w:sz w:val="18"/>
+              </w:rPr>
+              <w:t>items[].regionCode</w:t>
+            </w:r>
+            <w:r>
+              <w:rPr>
+                <w:rFonts w:ascii="Arial" w:hAnsi="Arial" w:eastAsia="Arial" w:cs="Tahoma"/>
+                <w:sz w:val="18"/>
+              </w:rPr>
+              <w:t xml:space="preserve"> ใน response</w:t>
+            </w:r>
+          </w:p>
+        </w:tc>
+      </w:tr>
+      <w:tr>
+        <w:trPr>
+          <w:cantSplit/>
+        </w:trPr>
+        <w:tc>
+          <w:tcPr>
+            <w:tcW w:type="dxa" w:w="2520"/>
+            <w:vAlign w:val="center"/>
+          </w:tcPr>
+          <w:p>
+            <w:pPr>
+              <w:keepLines/>
+              <w:spacing w:after="0"/>
+            </w:pPr>
+            <w:r>
+              <w:rPr>
+                <w:rFonts w:ascii="Arial" w:hAnsi="Arial" w:eastAsia="Arial" w:cs="Tahoma"/>
+                <w:sz w:val="18"/>
+              </w:rPr>
+            </w:r>
+            <w:r>
+              <w:rPr>
+                <w:rFonts w:ascii="Arial" w:hAnsi="Arial" w:eastAsia="Arial" w:cs="Tahoma"/>
+                <w:sz w:val="18"/>
+              </w:rPr>
+              <w:t>storeType</w:t>
+            </w:r>
+          </w:p>
+        </w:tc>
+        <w:tc>
+          <w:tcPr>
+            <w:tcW w:type="dxa" w:w="2520"/>
+            <w:vAlign w:val="center"/>
+          </w:tcPr>
+          <w:p>
+            <w:pPr>
+              <w:keepLines/>
+              <w:spacing w:after="0"/>
+            </w:pPr>
+            <w:r>
+              <w:rPr>
+                <w:rFonts w:ascii="Arial" w:hAnsi="Arial" w:eastAsia="Arial" w:cs="Tahoma"/>
+                <w:sz w:val="18"/>
+              </w:rPr>
+            </w:r>
+            <w:r>
+              <w:rPr>
+                <w:rFonts w:ascii="Arial" w:hAnsi="Arial" w:eastAsia="Arial" w:cs="Tahoma"/>
+                <w:sz w:val="18"/>
+              </w:rPr>
+              <w:t>string</w:t>
+            </w:r>
+          </w:p>
+        </w:tc>
+        <w:tc>
+          <w:tcPr>
+            <w:tcW w:type="dxa" w:w="2520"/>
+            <w:vAlign w:val="center"/>
+          </w:tcPr>
+          <w:p>
+            <w:pPr>
+              <w:keepLines/>
+              <w:spacing w:after="0"/>
+            </w:pPr>
+            <w:r>
+              <w:rPr>
+                <w:rFonts w:ascii="Arial" w:hAnsi="Arial" w:eastAsia="Arial" w:cs="Tahoma"/>
+                <w:sz w:val="18"/>
+              </w:rPr>
+            </w:r>
+            <w:r>
+              <w:rPr>
+                <w:rFonts w:ascii="Arial" w:hAnsi="Arial" w:eastAsia="Arial" w:cs="Tahoma"/>
+                <w:sz w:val="18"/>
+              </w:rPr>
+              <w:t>No</w:t>
+            </w:r>
+          </w:p>
+        </w:tc>
+        <w:tc>
+          <w:tcPr>
+            <w:tcW w:type="dxa" w:w="2520"/>
+            <w:vAlign w:val="center"/>
+          </w:tcPr>
+          <w:p>
+            <w:pPr>
+              <w:keepLines/>
+              <w:spacing w:after="0"/>
+            </w:pPr>
+            <w:r>
+              <w:rPr>
+                <w:rFonts w:ascii="Arial" w:hAnsi="Arial" w:eastAsia="Arial" w:cs="Tahoma"/>
+                <w:sz w:val="18"/>
+              </w:rPr>
+            </w:r>
+            <w:r>
+              <w:rPr>
+                <w:rFonts w:ascii="Arial" w:hAnsi="Arial" w:eastAsia="Arial" w:cs="Tahoma"/>
+                <w:sz w:val="18"/>
+              </w:rPr>
+              <w:t xml:space="preserve">ช่อง </w:t>
+            </w:r>
+            <w:r>
+              <w:rPr>
+                <w:rFonts w:ascii="Arial" w:hAnsi="Arial" w:eastAsia="Arial" w:cs="Tahoma"/>
+                <w:b/>
+                <w:sz w:val="18"/>
+              </w:rPr>
+              <w:t>ประเภทร้าน</w:t>
+            </w:r>
+            <w:r>
+              <w:rPr>
+                <w:rFonts w:ascii="Arial" w:hAnsi="Arial" w:eastAsia="Arial" w:cs="Tahoma"/>
+                <w:sz w:val="18"/>
+              </w:rPr>
+              <w:t xml:space="preserve"> — 7 ค่า </w:t>
+            </w:r>
+            <w:r>
+              <w:rPr>
+                <w:rFonts w:ascii="Arial" w:hAnsi="Arial" w:eastAsia="Arial" w:cs="Tahoma"/>
+                <w:color w:val="8A3324"/>
+                <w:sz w:val="18"/>
+              </w:rPr>
+              <w:t>A B C D E PTT บริษัท</w:t>
+            </w:r>
+            <w:r>
+              <w:rPr>
+                <w:rFonts w:ascii="Arial" w:hAnsi="Arial" w:eastAsia="Arial" w:cs="Tahoma"/>
+                <w:sz w:val="18"/>
+              </w:rPr>
+              <w:t xml:space="preserve"> (</w:t>
+            </w:r>
+            <w:r>
+              <w:rPr>
+                <w:rFonts w:ascii="Courier New" w:hAnsi="Courier New" w:eastAsia="Courier New" w:cs="Tahoma"/>
+                <w:sz w:val="18"/>
+              </w:rPr>
+              <w:t>store.store_type</w:t>
+            </w:r>
+            <w:r>
+              <w:rPr>
+                <w:rFonts w:ascii="Arial" w:hAnsi="Arial" w:eastAsia="Arial" w:cs="Tahoma"/>
+                <w:sz w:val="18"/>
+              </w:rPr>
+              <w:t>) ชุดเดียวกับตัวกรองในรายงาน</w:t>
+            </w:r>
+          </w:p>
+        </w:tc>
+      </w:tr>
+      <w:tr>
+        <w:trPr>
+          <w:cantSplit/>
+        </w:trPr>
+        <w:tc>
+          <w:tcPr>
+            <w:tcW w:type="dxa" w:w="2520"/>
+            <w:vAlign w:val="center"/>
+          </w:tcPr>
+          <w:p>
+            <w:pPr>
+              <w:keepLines/>
+              <w:spacing w:after="0"/>
+            </w:pPr>
+            <w:r>
+              <w:rPr>
+                <w:rFonts w:ascii="Arial" w:hAnsi="Arial" w:eastAsia="Arial" w:cs="Tahoma"/>
+                <w:sz w:val="18"/>
+              </w:rPr>
+            </w:r>
+            <w:r>
+              <w:rPr>
+                <w:rFonts w:ascii="Arial" w:hAnsi="Arial" w:eastAsia="Arial" w:cs="Tahoma"/>
+                <w:sz w:val="18"/>
+              </w:rPr>
+              <w:t>createdFrom</w:t>
+            </w:r>
+          </w:p>
+        </w:tc>
+        <w:tc>
+          <w:tcPr>
+            <w:tcW w:type="dxa" w:w="2520"/>
+            <w:vAlign w:val="center"/>
+          </w:tcPr>
+          <w:p>
+            <w:pPr>
+              <w:keepLines/>
+              <w:spacing w:after="0"/>
+            </w:pPr>
+            <w:r>
+              <w:rPr>
+                <w:rFonts w:ascii="Arial" w:hAnsi="Arial" w:eastAsia="Arial" w:cs="Tahoma"/>
+                <w:sz w:val="18"/>
+              </w:rPr>
+            </w:r>
+            <w:r>
+              <w:rPr>
+                <w:rFonts w:ascii="Arial" w:hAnsi="Arial" w:eastAsia="Arial" w:cs="Tahoma"/>
+                <w:sz w:val="18"/>
+              </w:rPr>
+              <w:t>string</w:t>
+            </w:r>
+          </w:p>
+        </w:tc>
+        <w:tc>
+          <w:tcPr>
+            <w:tcW w:type="dxa" w:w="2520"/>
+            <w:vAlign w:val="center"/>
+          </w:tcPr>
+          <w:p>
+            <w:pPr>
+              <w:keepLines/>
+              <w:spacing w:after="0"/>
+            </w:pPr>
+            <w:r>
+              <w:rPr>
+                <w:rFonts w:ascii="Arial" w:hAnsi="Arial" w:eastAsia="Arial" w:cs="Tahoma"/>
+                <w:sz w:val="18"/>
+              </w:rPr>
+            </w:r>
+            <w:r>
+              <w:rPr>
+                <w:rFonts w:ascii="Arial" w:hAnsi="Arial" w:eastAsia="Arial" w:cs="Tahoma"/>
+                <w:sz w:val="18"/>
+              </w:rPr>
+              <w:t>No</w:t>
+            </w:r>
+          </w:p>
+        </w:tc>
+        <w:tc>
+          <w:tcPr>
+            <w:tcW w:type="dxa" w:w="2520"/>
+            <w:vAlign w:val="center"/>
+          </w:tcPr>
+          <w:p>
+            <w:pPr>
+              <w:keepLines/>
+              <w:spacing w:after="0"/>
+            </w:pPr>
+            <w:r>
+              <w:rPr>
+                <w:rFonts w:ascii="Arial" w:hAnsi="Arial" w:eastAsia="Arial" w:cs="Tahoma"/>
+                <w:sz w:val="18"/>
+              </w:rPr>
+            </w:r>
+            <w:r>
+              <w:rPr>
+                <w:rFonts w:ascii="Arial" w:hAnsi="Arial" w:eastAsia="Arial" w:cs="Tahoma"/>
+                <w:sz w:val="18"/>
+              </w:rPr>
+              <w:t xml:space="preserve">ช่อง </w:t>
+            </w:r>
+            <w:r>
+              <w:rPr>
+                <w:rFonts w:ascii="Arial" w:hAnsi="Arial" w:eastAsia="Arial" w:cs="Tahoma"/>
+                <w:b/>
+                <w:sz w:val="18"/>
+              </w:rPr>
+              <w:t>วันที่สร้าง (ตั้งแต่)</w:t>
+            </w:r>
+            <w:r>
+              <w:rPr>
+                <w:rFonts w:ascii="Arial" w:hAnsi="Arial" w:eastAsia="Arial" w:cs="Tahoma"/>
+                <w:sz w:val="18"/>
+              </w:rPr>
+              <w:t xml:space="preserve"> — ISO ค.ศ. · รวมวันที่ระบุ</w:t>
+            </w:r>
+          </w:p>
+        </w:tc>
+      </w:tr>
+      <w:tr>
+        <w:trPr>
+          <w:cantSplit/>
+        </w:trPr>
+        <w:tc>
+          <w:tcPr>
+            <w:tcW w:type="dxa" w:w="2520"/>
+            <w:vAlign w:val="center"/>
+          </w:tcPr>
+          <w:p>
+            <w:pPr>
+              <w:keepLines/>
+              <w:spacing w:after="0"/>
+            </w:pPr>
+            <w:r>
+              <w:rPr>
+                <w:rFonts w:ascii="Arial" w:hAnsi="Arial" w:eastAsia="Arial" w:cs="Tahoma"/>
+                <w:sz w:val="18"/>
+              </w:rPr>
+            </w:r>
+            <w:r>
+              <w:rPr>
+                <w:rFonts w:ascii="Arial" w:hAnsi="Arial" w:eastAsia="Arial" w:cs="Tahoma"/>
+                <w:sz w:val="18"/>
+              </w:rPr>
+              <w:t>createdTo</w:t>
+            </w:r>
+          </w:p>
+        </w:tc>
+        <w:tc>
+          <w:tcPr>
+            <w:tcW w:type="dxa" w:w="2520"/>
+            <w:vAlign w:val="center"/>
+          </w:tcPr>
+          <w:p>
+            <w:pPr>
+              <w:keepLines/>
+              <w:spacing w:after="0"/>
+            </w:pPr>
+            <w:r>
+              <w:rPr>
+                <w:rFonts w:ascii="Arial" w:hAnsi="Arial" w:eastAsia="Arial" w:cs="Tahoma"/>
+                <w:sz w:val="18"/>
+              </w:rPr>
+            </w:r>
+            <w:r>
+              <w:rPr>
+                <w:rFonts w:ascii="Arial" w:hAnsi="Arial" w:eastAsia="Arial" w:cs="Tahoma"/>
+                <w:sz w:val="18"/>
+              </w:rPr>
+              <w:t>string</w:t>
+            </w:r>
+          </w:p>
+        </w:tc>
+        <w:tc>
+          <w:tcPr>
+            <w:tcW w:type="dxa" w:w="2520"/>
+            <w:vAlign w:val="center"/>
+          </w:tcPr>
+          <w:p>
+            <w:pPr>
+              <w:keepLines/>
+              <w:spacing w:after="0"/>
+            </w:pPr>
+            <w:r>
+              <w:rPr>
+                <w:rFonts w:ascii="Arial" w:hAnsi="Arial" w:eastAsia="Arial" w:cs="Tahoma"/>
+                <w:sz w:val="18"/>
+              </w:rPr>
+            </w:r>
+            <w:r>
+              <w:rPr>
+                <w:rFonts w:ascii="Arial" w:hAnsi="Arial" w:eastAsia="Arial" w:cs="Tahoma"/>
+                <w:sz w:val="18"/>
+              </w:rPr>
+              <w:t>No</w:t>
+            </w:r>
+          </w:p>
+        </w:tc>
+        <w:tc>
+          <w:tcPr>
+            <w:tcW w:type="dxa" w:w="2520"/>
+            <w:vAlign w:val="center"/>
+          </w:tcPr>
+          <w:p>
+            <w:pPr>
+              <w:keepLines/>
+              <w:spacing w:after="0"/>
+            </w:pPr>
+            <w:r>
+              <w:rPr>
+                <w:rFonts w:ascii="Arial" w:hAnsi="Arial" w:eastAsia="Arial" w:cs="Tahoma"/>
+                <w:sz w:val="18"/>
+              </w:rPr>
+            </w:r>
+            <w:r>
+              <w:rPr>
+                <w:rFonts w:ascii="Arial" w:hAnsi="Arial" w:eastAsia="Arial" w:cs="Tahoma"/>
+                <w:sz w:val="18"/>
+              </w:rPr>
+              <w:t xml:space="preserve">ช่อง </w:t>
+            </w:r>
+            <w:r>
+              <w:rPr>
+                <w:rFonts w:ascii="Arial" w:hAnsi="Arial" w:eastAsia="Arial" w:cs="Tahoma"/>
+                <w:b/>
+                <w:sz w:val="18"/>
+              </w:rPr>
+              <w:t>วันที่สร้าง (ถึง)</w:t>
+            </w:r>
+            <w:r>
+              <w:rPr>
+                <w:rFonts w:ascii="Arial" w:hAnsi="Arial" w:eastAsia="Arial" w:cs="Tahoma"/>
+                <w:sz w:val="18"/>
+              </w:rPr>
+              <w:t xml:space="preserve"> — ISO ค.ศ. · </w:t>
+            </w:r>
+            <w:r>
+              <w:rPr>
+                <w:rFonts w:ascii="Arial" w:hAnsi="Arial" w:eastAsia="Arial" w:cs="Tahoma"/>
+                <w:b/>
+                <w:sz w:val="18"/>
+              </w:rPr>
+              <w:t>รวมทั้งวัน</w:t>
+            </w:r>
+            <w:r>
+              <w:rPr>
+                <w:rFonts w:ascii="Arial" w:hAnsi="Arial" w:eastAsia="Arial" w:cs="Tahoma"/>
+                <w:sz w:val="18"/>
+              </w:rPr>
+              <w:t xml:space="preserve"> (SQL ใช้ </w:t>
+            </w:r>
+            <w:r>
+              <w:rPr>
+                <w:rFonts w:ascii="Courier New" w:hAnsi="Courier New" w:eastAsia="Courier New" w:cs="Tahoma"/>
+                <w:sz w:val="18"/>
+              </w:rPr>
+              <w:t>&lt; :createdTo + 1</w:t>
+            </w:r>
+            <w:r>
+              <w:rPr>
+                <w:rFonts w:ascii="Arial" w:hAnsi="Arial" w:eastAsia="Arial" w:cs="Tahoma"/>
+                <w:sz w:val="18"/>
+              </w:rPr>
+              <w:t>)</w:t>
+            </w:r>
+          </w:p>
+        </w:tc>
+      </w:tr>
+      <w:tr>
+        <w:trPr>
+          <w:cantSplit/>
+        </w:trPr>
+        <w:tc>
+          <w:tcPr>
+            <w:tcW w:type="dxa" w:w="2520"/>
+            <w:vAlign w:val="center"/>
+          </w:tcPr>
+          <w:p>
+            <w:pPr>
+              <w:keepLines/>
+              <w:spacing w:after="0"/>
+            </w:pPr>
+            <w:r>
+              <w:rPr>
+                <w:rFonts w:ascii="Arial" w:hAnsi="Arial" w:eastAsia="Arial" w:cs="Tahoma"/>
+                <w:sz w:val="18"/>
+              </w:rPr>
+            </w:r>
+            <w:r>
+              <w:rPr>
+                <w:rFonts w:ascii="Arial" w:hAnsi="Arial" w:eastAsia="Arial" w:cs="Tahoma"/>
+                <w:sz w:val="18"/>
+              </w:rPr>
+              <w:t>salesDeclineMin</w:t>
+            </w:r>
+          </w:p>
+        </w:tc>
+        <w:tc>
+          <w:tcPr>
+            <w:tcW w:type="dxa" w:w="2520"/>
+            <w:vAlign w:val="center"/>
+          </w:tcPr>
+          <w:p>
+            <w:pPr>
+              <w:keepLines/>
+              <w:spacing w:after="0"/>
+            </w:pPr>
+            <w:r>
+              <w:rPr>
+                <w:rFonts w:ascii="Arial" w:hAnsi="Arial" w:eastAsia="Arial" w:cs="Tahoma"/>
+                <w:sz w:val="18"/>
+              </w:rPr>
+            </w:r>
+            <w:r>
+              <w:rPr>
+                <w:rFonts w:ascii="Arial" w:hAnsi="Arial" w:eastAsia="Arial" w:cs="Tahoma"/>
+                <w:sz w:val="18"/>
+              </w:rPr>
+              <w:t>integer</w:t>
+            </w:r>
+          </w:p>
+        </w:tc>
+        <w:tc>
+          <w:tcPr>
+            <w:tcW w:type="dxa" w:w="2520"/>
+            <w:vAlign w:val="center"/>
+          </w:tcPr>
+          <w:p>
+            <w:pPr>
+              <w:keepLines/>
+              <w:spacing w:after="0"/>
+            </w:pPr>
+            <w:r>
+              <w:rPr>
+                <w:rFonts w:ascii="Arial" w:hAnsi="Arial" w:eastAsia="Arial" w:cs="Tahoma"/>
+                <w:sz w:val="18"/>
+              </w:rPr>
+            </w:r>
+            <w:r>
+              <w:rPr>
+                <w:rFonts w:ascii="Arial" w:hAnsi="Arial" w:eastAsia="Arial" w:cs="Tahoma"/>
+                <w:sz w:val="18"/>
+              </w:rPr>
+              <w:t>No</w:t>
+            </w:r>
+          </w:p>
+        </w:tc>
+        <w:tc>
+          <w:tcPr>
+            <w:tcW w:type="dxa" w:w="2520"/>
+            <w:vAlign w:val="center"/>
+          </w:tcPr>
+          <w:p>
+            <w:pPr>
+              <w:keepLines/>
+              <w:spacing w:after="0"/>
+            </w:pPr>
+            <w:r>
+              <w:rPr>
+                <w:rFonts w:ascii="Arial" w:hAnsi="Arial" w:eastAsia="Arial" w:cs="Tahoma"/>
+                <w:sz w:val="18"/>
+              </w:rPr>
+            </w:r>
+            <w:r>
+              <w:rPr>
+                <w:rFonts w:ascii="Arial" w:hAnsi="Arial" w:eastAsia="Arial" w:cs="Tahoma"/>
+                <w:sz w:val="18"/>
+              </w:rPr>
+              <w:t xml:space="preserve">ช่อง </w:t>
+            </w:r>
+            <w:r>
+              <w:rPr>
+                <w:rFonts w:ascii="Arial" w:hAnsi="Arial" w:eastAsia="Arial" w:cs="Tahoma"/>
+                <w:b/>
+                <w:sz w:val="18"/>
+              </w:rPr>
+              <w:t>ยอดขายที่ลดลง (ต่ำสุด)</w:t>
+            </w:r>
+            <w:r>
+              <w:rPr>
+                <w:rFonts w:ascii="Arial" w:hAnsi="Arial" w:eastAsia="Arial" w:cs="Tahoma"/>
+                <w:sz w:val="18"/>
+              </w:rPr>
+              <w:t xml:space="preserve"> — % เทียบกับ </w:t>
+            </w:r>
+            <w:r>
+              <w:rPr>
+                <w:rFonts w:ascii="Courier New" w:hAnsi="Courier New" w:eastAsia="Courier New" w:cs="Tahoma"/>
+                <w:sz w:val="18"/>
+              </w:rPr>
+              <w:t>items[].salesDeclinePercent</w:t>
+            </w:r>
+          </w:p>
+        </w:tc>
+      </w:tr>
+      <w:tr>
+        <w:trPr>
+          <w:cantSplit/>
+        </w:trPr>
+        <w:tc>
+          <w:tcPr>
+            <w:tcW w:type="dxa" w:w="2520"/>
+            <w:vAlign w:val="center"/>
+          </w:tcPr>
+          <w:p>
+            <w:pPr>
+              <w:keepLines/>
+              <w:spacing w:after="0"/>
+            </w:pPr>
+            <w:r>
+              <w:rPr>
+                <w:rFonts w:ascii="Arial" w:hAnsi="Arial" w:eastAsia="Arial" w:cs="Tahoma"/>
+                <w:sz w:val="18"/>
+              </w:rPr>
+            </w:r>
+            <w:r>
+              <w:rPr>
+                <w:rFonts w:ascii="Arial" w:hAnsi="Arial" w:eastAsia="Arial" w:cs="Tahoma"/>
+                <w:sz w:val="18"/>
+              </w:rPr>
+              <w:t>salesDeclineMax</w:t>
+            </w:r>
+          </w:p>
+        </w:tc>
+        <w:tc>
+          <w:tcPr>
+            <w:tcW w:type="dxa" w:w="2520"/>
+            <w:vAlign w:val="center"/>
+          </w:tcPr>
+          <w:p>
+            <w:pPr>
+              <w:keepLines/>
+              <w:spacing w:after="0"/>
+            </w:pPr>
+            <w:r>
+              <w:rPr>
+                <w:rFonts w:ascii="Arial" w:hAnsi="Arial" w:eastAsia="Arial" w:cs="Tahoma"/>
+                <w:sz w:val="18"/>
+              </w:rPr>
+            </w:r>
+            <w:r>
+              <w:rPr>
+                <w:rFonts w:ascii="Arial" w:hAnsi="Arial" w:eastAsia="Arial" w:cs="Tahoma"/>
+                <w:sz w:val="18"/>
+              </w:rPr>
+              <w:t>integer</w:t>
+            </w:r>
+          </w:p>
+        </w:tc>
+        <w:tc>
+          <w:tcPr>
+            <w:tcW w:type="dxa" w:w="2520"/>
+            <w:vAlign w:val="center"/>
+          </w:tcPr>
+          <w:p>
+            <w:pPr>
+              <w:keepLines/>
+              <w:spacing w:after="0"/>
+            </w:pPr>
+            <w:r>
+              <w:rPr>
+                <w:rFonts w:ascii="Arial" w:hAnsi="Arial" w:eastAsia="Arial" w:cs="Tahoma"/>
+                <w:sz w:val="18"/>
+              </w:rPr>
+            </w:r>
+            <w:r>
+              <w:rPr>
+                <w:rFonts w:ascii="Arial" w:hAnsi="Arial" w:eastAsia="Arial" w:cs="Tahoma"/>
+                <w:sz w:val="18"/>
+              </w:rPr>
+              <w:t>No</w:t>
+            </w:r>
+          </w:p>
+        </w:tc>
+        <w:tc>
+          <w:tcPr>
+            <w:tcW w:type="dxa" w:w="2520"/>
+            <w:vAlign w:val="center"/>
+          </w:tcPr>
+          <w:p>
+            <w:pPr>
+              <w:keepLines/>
+              <w:spacing w:after="0"/>
+            </w:pPr>
+            <w:r>
+              <w:rPr>
+                <w:rFonts w:ascii="Arial" w:hAnsi="Arial" w:eastAsia="Arial" w:cs="Tahoma"/>
+                <w:sz w:val="18"/>
+              </w:rPr>
+            </w:r>
+            <w:r>
+              <w:rPr>
+                <w:rFonts w:ascii="Arial" w:hAnsi="Arial" w:eastAsia="Arial" w:cs="Tahoma"/>
+                <w:sz w:val="18"/>
+              </w:rPr>
+              <w:t xml:space="preserve">ช่อง </w:t>
+            </w:r>
+            <w:r>
+              <w:rPr>
+                <w:rFonts w:ascii="Arial" w:hAnsi="Arial" w:eastAsia="Arial" w:cs="Tahoma"/>
+                <w:b/>
+                <w:sz w:val="18"/>
+              </w:rPr>
+              <w:t>ยอดขายที่ลดลง (สูงสุด)</w:t>
+            </w:r>
+            <w:r>
+              <w:rPr>
+                <w:rFonts w:ascii="Arial" w:hAnsi="Arial" w:eastAsia="Arial" w:cs="Tahoma"/>
+                <w:sz w:val="18"/>
+              </w:rPr>
+              <w:t xml:space="preserve"> — % เทียบกับ </w:t>
+            </w:r>
+            <w:r>
+              <w:rPr>
+                <w:rFonts w:ascii="Courier New" w:hAnsi="Courier New" w:eastAsia="Courier New" w:cs="Tahoma"/>
+                <w:sz w:val="18"/>
+              </w:rPr>
+              <w:t>items[].salesDeclinePercent</w:t>
+            </w:r>
+          </w:p>
+        </w:tc>
+      </w:tr>
+      <w:tr>
+        <w:trPr>
+          <w:cantSplit/>
+        </w:trPr>
+        <w:tc>
+          <w:tcPr>
+            <w:tcW w:type="dxa" w:w="2520"/>
+            <w:vAlign w:val="center"/>
+          </w:tcPr>
+          <w:p>
+            <w:pPr>
+              <w:keepLines/>
+              <w:spacing w:after="0"/>
+            </w:pPr>
+            <w:r>
+              <w:rPr>
+                <w:rFonts w:ascii="Arial" w:hAnsi="Arial" w:eastAsia="Arial" w:cs="Tahoma"/>
+                <w:sz w:val="18"/>
+              </w:rPr>
+            </w:r>
+            <w:r>
+              <w:rPr>
+                <w:rFonts w:ascii="Arial" w:hAnsi="Arial" w:eastAsia="Arial" w:cs="Tahoma"/>
+                <w:sz w:val="18"/>
+              </w:rPr>
+              <w:t>compensationMin</w:t>
+            </w:r>
+          </w:p>
+        </w:tc>
+        <w:tc>
+          <w:tcPr>
+            <w:tcW w:type="dxa" w:w="2520"/>
+            <w:vAlign w:val="center"/>
+          </w:tcPr>
+          <w:p>
+            <w:pPr>
+              <w:keepLines/>
+              <w:spacing w:after="0"/>
+            </w:pPr>
+            <w:r>
+              <w:rPr>
+                <w:rFonts w:ascii="Arial" w:hAnsi="Arial" w:eastAsia="Arial" w:cs="Tahoma"/>
+                <w:sz w:val="18"/>
+              </w:rPr>
+            </w:r>
+            <w:r>
+              <w:rPr>
+                <w:rFonts w:ascii="Arial" w:hAnsi="Arial" w:eastAsia="Arial" w:cs="Tahoma"/>
+                <w:sz w:val="18"/>
+              </w:rPr>
+              <w:t>integer</w:t>
+            </w:r>
+          </w:p>
+        </w:tc>
+        <w:tc>
+          <w:tcPr>
+            <w:tcW w:type="dxa" w:w="2520"/>
+            <w:vAlign w:val="center"/>
+          </w:tcPr>
+          <w:p>
+            <w:pPr>
+              <w:keepLines/>
+              <w:spacing w:after="0"/>
+            </w:pPr>
+            <w:r>
+              <w:rPr>
+                <w:rFonts w:ascii="Arial" w:hAnsi="Arial" w:eastAsia="Arial" w:cs="Tahoma"/>
+                <w:sz w:val="18"/>
+              </w:rPr>
+            </w:r>
+            <w:r>
+              <w:rPr>
+                <w:rFonts w:ascii="Arial" w:hAnsi="Arial" w:eastAsia="Arial" w:cs="Tahoma"/>
+                <w:sz w:val="18"/>
+              </w:rPr>
+              <w:t>No</w:t>
+            </w:r>
+          </w:p>
+        </w:tc>
+        <w:tc>
+          <w:tcPr>
+            <w:tcW w:type="dxa" w:w="2520"/>
+            <w:vAlign w:val="center"/>
+          </w:tcPr>
+          <w:p>
+            <w:pPr>
+              <w:keepLines/>
+              <w:spacing w:after="0"/>
+            </w:pPr>
+            <w:r>
+              <w:rPr>
+                <w:rFonts w:ascii="Arial" w:hAnsi="Arial" w:eastAsia="Arial" w:cs="Tahoma"/>
+                <w:sz w:val="18"/>
+              </w:rPr>
+            </w:r>
+            <w:r>
+              <w:rPr>
+                <w:rFonts w:ascii="Arial" w:hAnsi="Arial" w:eastAsia="Arial" w:cs="Tahoma"/>
+                <w:sz w:val="18"/>
+              </w:rPr>
+              <w:t xml:space="preserve">ช่อง </w:t>
+            </w:r>
+            <w:r>
+              <w:rPr>
+                <w:rFonts w:ascii="Arial" w:hAnsi="Arial" w:eastAsia="Arial" w:cs="Tahoma"/>
+                <w:b/>
+                <w:sz w:val="18"/>
+              </w:rPr>
+              <w:t>เงินชดเชย (ต่ำสุด)</w:t>
+            </w:r>
+            <w:r>
+              <w:rPr>
+                <w:rFonts w:ascii="Arial" w:hAnsi="Arial" w:eastAsia="Arial" w:cs="Tahoma"/>
+                <w:sz w:val="18"/>
+              </w:rPr>
+              <w:t xml:space="preserve"> — บาท เทียบกับ </w:t>
+            </w:r>
+            <w:r>
+              <w:rPr>
+                <w:rFonts w:ascii="Courier New" w:hAnsi="Courier New" w:eastAsia="Courier New" w:cs="Tahoma"/>
+                <w:sz w:val="18"/>
+              </w:rPr>
+              <w:t>items[].totalCompensationAmount</w:t>
+            </w:r>
+          </w:p>
+        </w:tc>
+      </w:tr>
+      <w:tr>
+        <w:trPr>
+          <w:cantSplit/>
+        </w:trPr>
+        <w:tc>
+          <w:tcPr>
+            <w:tcW w:type="dxa" w:w="2520"/>
+            <w:vAlign w:val="center"/>
+          </w:tcPr>
+          <w:p>
+            <w:pPr>
+              <w:keepLines/>
+              <w:spacing w:after="0"/>
+            </w:pPr>
+            <w:r>
+              <w:rPr>
+                <w:rFonts w:ascii="Arial" w:hAnsi="Arial" w:eastAsia="Arial" w:cs="Tahoma"/>
+                <w:sz w:val="18"/>
+              </w:rPr>
+            </w:r>
+            <w:r>
+              <w:rPr>
+                <w:rFonts w:ascii="Arial" w:hAnsi="Arial" w:eastAsia="Arial" w:cs="Tahoma"/>
+                <w:sz w:val="18"/>
+              </w:rPr>
+              <w:t>compensationMax</w:t>
+            </w:r>
+          </w:p>
+        </w:tc>
+        <w:tc>
+          <w:tcPr>
+            <w:tcW w:type="dxa" w:w="2520"/>
+            <w:vAlign w:val="center"/>
+          </w:tcPr>
+          <w:p>
+            <w:pPr>
+              <w:keepLines/>
+              <w:spacing w:after="0"/>
+            </w:pPr>
+            <w:r>
+              <w:rPr>
+                <w:rFonts w:ascii="Arial" w:hAnsi="Arial" w:eastAsia="Arial" w:cs="Tahoma"/>
+                <w:sz w:val="18"/>
+              </w:rPr>
+            </w:r>
+            <w:r>
+              <w:rPr>
+                <w:rFonts w:ascii="Arial" w:hAnsi="Arial" w:eastAsia="Arial" w:cs="Tahoma"/>
+                <w:sz w:val="18"/>
+              </w:rPr>
+              <w:t>integer</w:t>
+            </w:r>
+          </w:p>
+        </w:tc>
+        <w:tc>
+          <w:tcPr>
+            <w:tcW w:type="dxa" w:w="2520"/>
+            <w:vAlign w:val="center"/>
+          </w:tcPr>
+          <w:p>
+            <w:pPr>
+              <w:keepLines/>
+              <w:spacing w:after="0"/>
+            </w:pPr>
+            <w:r>
+              <w:rPr>
+                <w:rFonts w:ascii="Arial" w:hAnsi="Arial" w:eastAsia="Arial" w:cs="Tahoma"/>
+                <w:sz w:val="18"/>
+              </w:rPr>
+            </w:r>
+            <w:r>
+              <w:rPr>
+                <w:rFonts w:ascii="Arial" w:hAnsi="Arial" w:eastAsia="Arial" w:cs="Tahoma"/>
+                <w:sz w:val="18"/>
+              </w:rPr>
+              <w:t>No</w:t>
+            </w:r>
+          </w:p>
+        </w:tc>
+        <w:tc>
+          <w:tcPr>
+            <w:tcW w:type="dxa" w:w="2520"/>
+            <w:vAlign w:val="center"/>
+          </w:tcPr>
+          <w:p>
+            <w:pPr>
+              <w:keepLines/>
+              <w:spacing w:after="0"/>
+            </w:pPr>
+            <w:r>
+              <w:rPr>
+                <w:rFonts w:ascii="Arial" w:hAnsi="Arial" w:eastAsia="Arial" w:cs="Tahoma"/>
+                <w:sz w:val="18"/>
+              </w:rPr>
+            </w:r>
+            <w:r>
+              <w:rPr>
+                <w:rFonts w:ascii="Arial" w:hAnsi="Arial" w:eastAsia="Arial" w:cs="Tahoma"/>
+                <w:sz w:val="18"/>
+              </w:rPr>
+              <w:t xml:space="preserve">ช่อง </w:t>
+            </w:r>
+            <w:r>
+              <w:rPr>
+                <w:rFonts w:ascii="Arial" w:hAnsi="Arial" w:eastAsia="Arial" w:cs="Tahoma"/>
+                <w:b/>
+                <w:sz w:val="18"/>
+              </w:rPr>
+              <w:t>เงินชดเชย (สูงสุด)</w:t>
+            </w:r>
+            <w:r>
+              <w:rPr>
+                <w:rFonts w:ascii="Arial" w:hAnsi="Arial" w:eastAsia="Arial" w:cs="Tahoma"/>
+                <w:sz w:val="18"/>
+              </w:rPr>
+              <w:t xml:space="preserve"> — บาท เทียบกับ </w:t>
+            </w:r>
+            <w:r>
+              <w:rPr>
+                <w:rFonts w:ascii="Courier New" w:hAnsi="Courier New" w:eastAsia="Courier New" w:cs="Tahoma"/>
+                <w:sz w:val="18"/>
+              </w:rPr>
+              <w:t>items[].totalCompensationAmount</w:t>
             </w:r>
           </w:p>
         </w:tc>
@@ -11373,34 +14290,6 @@
         <w:br/>
         <w:t>export class DocumentListSearchQueryDto {</w:t>
         <w:br/>
-        <w:t xml:space="preserve">  /** pagination */</w:t>
-        <w:br/>
-        <w:t xml:space="preserve">  @IsOptional()</w:t>
-        <w:br/>
-        <w:t xml:space="preserve">  @Type(() =&gt; Number)</w:t>
-        <w:br/>
-        <w:t xml:space="preserve">  @IsInt()</w:t>
-        <w:br/>
-        <w:t xml:space="preserve">  @Min(1)</w:t>
-        <w:br/>
-        <w:t xml:space="preserve">  page?: number;</w:t>
-        <w:br/>
-        <w:br/>
-        <w:t xml:space="preserve">  /** pagination */</w:t>
-        <w:br/>
-        <w:t xml:space="preserve">  @IsOptional()</w:t>
-        <w:br/>
-        <w:t xml:space="preserve">  @Type(() =&gt; Number)</w:t>
-        <w:br/>
-        <w:t xml:space="preserve">  @IsInt()</w:t>
-        <w:br/>
-        <w:t xml:space="preserve">  @Min(1)</w:t>
-        <w:br/>
-        <w:t xml:space="preserve">  @Max(100)</w:t>
-        <w:br/>
-        <w:t xml:space="preserve">  size?: number;</w:t>
-        <w:br/>
-        <w:br/>
         <w:t xml:space="preserve">  @IsNotEmpty()</w:t>
         <w:br/>
         <w:t xml:space="preserve">  @IsString()</w:t>
@@ -11408,35 +14297,42 @@
         <w:t xml:space="preserve">  status: string;</w:t>
         <w:br/>
         <w:br/>
-        <w:t xml:space="preserve">  /** required เฉพาะบาง endpoint — ตรวจซ้ำใน service */</w:t>
-        <w:br/>
-        <w:t xml:space="preserve">  @IsOptional()</w:t>
+        <w:t xml:space="preserve">  @IsNotEmpty()</w:t>
         <w:br/>
         <w:t xml:space="preserve">  @IsString()</w:t>
         <w:br/>
-        <w:t xml:space="preserve">  sectionCode?: string;</w:t>
+        <w:t xml:space="preserve">  keyword: string;</w:t>
         <w:br/>
         <w:br/>
-        <w:t xml:space="preserve">  /** ไม่ระบุคืน 400 ตาม ข้อกำหนดทางธุรกิจ · BE ผ่าน toAD() เผื่อ client ส่ง พ.ศ. · required เฉพาะบาง endpoin… */</w:t>
-        <w:br/>
-        <w:t xml:space="preserve">  @IsOptional()</w:t>
-        <w:br/>
-        <w:t xml:space="preserve">  @Type(() =&gt; Number)</w:t>
-        <w:br/>
-        <w:t xml:space="preserve">  @IsInt()</w:t>
-        <w:br/>
-        <w:t xml:space="preserve">  year?: number;</w:t>
-        <w:br/>
-        <w:br/>
-        <w:t xml:space="preserve">  /** แสดง leading zero · required เฉพาะบาง endpoint — ตรวจซ้ำใน service */</w:t>
-        <w:br/>
-        <w:t xml:space="preserve">  @IsOptional()</w:t>
+        <w:t xml:space="preserve">  @IsNotEmpty()</w:t>
         <w:br/>
         <w:t xml:space="preserve">  @IsString()</w:t>
         <w:br/>
-        <w:t xml:space="preserve">  @Matches(/^\d{5}$/, { message: 'รหัสร้านต้องเป็นตัวเลข 5 หลัก และคงเลขศูนย์นำหน้า' })</w:t>
+        <w:t xml:space="preserve">  regionCode: string;</w:t>
         <w:br/>
-        <w:t xml:space="preserve">  storeCode?: string;</w:t>
+        <w:br/>
+        <w:t xml:space="preserve">  @IsNotEmpty()</w:t>
+        <w:br/>
+        <w:t xml:space="preserve">  @IsString()</w:t>
+        <w:br/>
+        <w:t xml:space="preserve">  storeType: string;</w:t>
+        <w:br/>
+        <w:br/>
+        <w:t xml:space="preserve">  @IsNotEmpty()</w:t>
+        <w:br/>
+        <w:t xml:space="preserve">  @IsString()</w:t>
+        <w:br/>
+        <w:t xml:space="preserve">  createdFrom: string;</w:t>
+        <w:br/>
+        <w:br/>
+        <w:t xml:space="preserve">  @IsNotEmpty()</w:t>
+        <w:br/>
+        <w:t xml:space="preserve">  @IsString()</w:t>
+        <w:br/>
+        <w:t xml:space="preserve">  createdTo: string;</w:t>
+        <w:br/>
+        <w:br/>
+        <w:t xml:space="preserve">  // TODO: เพิ่ม property ที่เหลือของ payload นี้ให้ครบตามหัวข้อฟิลด์ของเอกสารนี้</w:t>
         <w:br/>
         <w:t>}</w:t>
       </w:r>
@@ -11960,6 +14856,11 @@
         <w:t xml:space="preserve">  impactProcessId: number;</w:t>
         <w:br/>
         <w:br/>
+        <w:t xml:space="preserve">  @Column({ name: 'impact_compensation_id', type: 'bigint' })</w:t>
+        <w:br/>
+        <w:t xml:space="preserve">  impactCompensationId: number;</w:t>
+        <w:br/>
+        <w:br/>
         <w:t xml:space="preserve">  @Column({ name: 'impacted_store_code', type: 'varchar', length: 5 })</w:t>
         <w:br/>
         <w:t xml:space="preserve">  impactedStoreCode: string;</w:t>
@@ -11990,7 +14891,7 @@
         <w:t xml:space="preserve">  source: string;</w:t>
         <w:br/>
         <w:br/>
-        <w:t xml:space="preserve">  @Column({ name: 'status_code', type: 'varchar', length: 2 })</w:t>
+        <w:t xml:space="preserve">  @Column({ name: 'status_code', type: 'varchar', length: 2, default: '06' })</w:t>
         <w:br/>
         <w:t xml:space="preserve">  statusCode: string;</w:t>
         <w:br/>
@@ -13517,13 +16418,13 @@
           <w:rFonts w:ascii="Courier New" w:hAnsi="Courier New" w:eastAsia="Courier New" w:cs="Tahoma"/>
           <w:sz w:val="16"/>
         </w:rPr>
-        <w:t>-- bind ตามลำดับ: $1=sectionFromJwt · $2=sgiVersionId · $3=size · $4=offset</w:t>
+        <w:t>-- bind ตามลำดับ: $1=sectionFromJwt · $2=sgiVersionId · $3=status · $4=keyword · $5=regionCode · $6=storeType · $7=createdFrom · $8=createdTo · $9=compensationMin · $10=compensationMax · $11=salesDeclineMin · $12=salesDeclineMax · $13=daysPendingMin · $14=daysPendingMax · $15=size · $16=offset</w:t>
         <w:br/>
         <w:t>-- ⚠️ ไม่มีตาราง workflow_tasks ของ SGI แล้ว — กล่องงานอ่านจาก engine กลาง (schema sps_store)</w:t>
         <w:br/>
         <w:t xml:space="preserve">--    getPendingFlowByUser({userData}) </w:t>
         <w:br/>
-        <w:t>-- ✅ DP-1 ปิดแล้ว: reference_id = sgi_compensation_documents.id (surrogate · varchar(255)) · ⚠️ DP-2 workflow_transaction ไม่มี PK/index (19,283 แถว → seq-scan) ห้ามแก้ schema ของ library</w:t>
+        <w:t>-- ✅ DP-1 ปิดแล้ว: reference_id = sgi_compensation_documents.id (surrogate · varchar(255)) · ⚠️ DP-2 workflow_transaction ไม่มี PK/index (19,327 แถว → seq-scan) ห้ามแก้ schema ของ library</w:t>
         <w:br/>
         <w:t>--    ห้ามแก้ schema ของ library — กันซ้ำที่ระดับ application ของ SGI</w:t>
         <w:br/>
@@ -13555,6 +16456,8 @@
         <w:br/>
         <w:t xml:space="preserve">       d.current_section_code AS "currentSection",</w:t>
         <w:br/>
+        <w:t xml:space="preserve">       w.current_approver AS "currentOwner",   -- คอลัมน์ "ผู้ดำเนินการ (เจ้าของงาน)" บนหน้าจอ · เจ้าของงานอยู่ที่ engine ไม่ใช่ตารางของ SGI</w:t>
+        <w:br/>
         <w:t xml:space="preserve">       GREATEST(CURRENT_DATE - wh.first_event_date::date, 0) AS "daysPending",</w:t>
         <w:br/>
         <w:t xml:space="preserve">       ss.total_working_days AS "salesDataDays"</w:t>
@@ -13569,11 +16472,41 @@
         <w:br/>
         <w:t>LEFT JOIN sgi_fgi_impact_sales_summaries ss ON ss.impact_process_id = d.impact_process_id</w:t>
         <w:br/>
+        <w:t>-- ⚠️ ตัวกรองบนหน้าจอต้องส่งขึ้นมาที่นี่ด้วย ไม่ใช่กรองฝั่ง client (มี LIMIT/OFFSET · เพิ่ม 2026-09-09)</w:t>
+        <w:br/>
         <w:t>WHERE a.state_id = $1 /* sectionFromJwt */ AND a.state_id = w.current_state_id AND w.version_id = $2 /* sgiVersionId */</w:t>
+        <w:br/>
+        <w:t xml:space="preserve">  AND ($3 /* status */           IS NULL OR d.status_code = $3 /* status */)</w:t>
+        <w:br/>
+        <w:t xml:space="preserve">  AND ($4 /* keyword */          IS NULL OR d.doc_no ILIKE '%' || $4 /* keyword */ || '%'</w:t>
+        <w:br/>
+        <w:t xml:space="preserve">                                 OR s.store_name ILIKE '%' || $4 /* keyword */ || '%'</w:t>
+        <w:br/>
+        <w:t xml:space="preserve">                                 OR d.impacted_store_code ILIKE '%' || $4 /* keyword */ || '%')</w:t>
+        <w:br/>
+        <w:t xml:space="preserve">  AND ($5 /* regionCode */       IS NULL OR s.zone_cd = $5 /* regionCode */)</w:t>
+        <w:br/>
+        <w:t xml:space="preserve">  AND ($6 /* storeType */        IS NULL OR s.store_type = $6 /* storeType */)</w:t>
+        <w:br/>
+        <w:t xml:space="preserve">  AND ($7 /* createdFrom */      IS NULL OR d.created_at &gt;= $7 /* createdFrom */::date)</w:t>
+        <w:br/>
+        <w:t xml:space="preserve">  AND ($8 /* createdTo */        IS NULL OR d.created_at &lt;  $8 /* createdTo */::date + 1)</w:t>
+        <w:br/>
+        <w:t xml:space="preserve">  AND ($9 /* compensationMin */  IS NULL OR d.total_compensation_amount &gt;= $9 /* compensationMin */)</w:t>
+        <w:br/>
+        <w:t xml:space="preserve">  AND ($10 /* compensationMax */  IS NULL OR d.total_compensation_amount &lt;= $10 /* compensationMax */)</w:t>
+        <w:br/>
+        <w:t xml:space="preserve">  AND ($11 /* salesDeclineMin */  IS NULL OR GREATEST(COALESCE(-ss.growth_rate_diff, 0), 0) &gt;= $11 /* salesDeclineMin */)</w:t>
+        <w:br/>
+        <w:t xml:space="preserve">  AND ($12 /* salesDeclineMax */  IS NULL OR GREATEST(COALESCE(-ss.growth_rate_diff, 0), 0) &lt;= $12 /* salesDeclineMax */)</w:t>
+        <w:br/>
+        <w:t xml:space="preserve">  AND ($13 /* daysPendingMin */   IS NULL OR GREATEST(CURRENT_DATE - wh.first_event_date::date, 0) &gt;= $13 /* daysPendingMin */)</w:t>
+        <w:br/>
+        <w:t xml:space="preserve">  AND ($14 /* daysPendingMax */   IS NULL OR GREATEST(CURRENT_DATE - wh.first_event_date::date, 0) &lt;= $14 /* daysPendingMax */)</w:t>
         <w:br/>
         <w:t>ORDER BY w.update_date</w:t>
         <w:br/>
-        <w:t>LIMIT $3 /* size */ OFFSET $4 /* offset */;</w:t>
+        <w:t>LIMIT $15 /* size */ OFFSET $16 /* offset */;</w:t>
       </w:r>
     </w:p>
     <w:p>
@@ -13597,7 +16530,7 @@
           <w:rFonts w:ascii="Courier New" w:hAnsi="Courier New" w:eastAsia="Courier New" w:cs="Tahoma"/>
           <w:sz w:val="16"/>
         </w:rPr>
-        <w:t>-- bind ตามลำดับ: $1=statusDone · $2=year · $3=impactedStoreCode · $4=status · $5=size · $6=offset</w:t>
+        <w:t>-- bind ตามลำดับ: $1=statusDone · $2=year · $3=impactedStoreCode · $4=status · $5=result · $6=keyword · $7=regionCode · $8=storeType · $9=createdFrom · $10=createdTo · $11=compensationMin · $12=compensationMax · $13=salesDeclineMin · $14=salesDeclineMax · $15=size · $16=offset</w:t>
         <w:br/>
         <w:t>-- ต้องระบุ :year เสมอ ไม่งั้นตอบ 400 (กติกา ข้อกำหนดทางธุรกิจ)</w:t>
         <w:br/>
@@ -13619,6 +16552,8 @@
         <w:br/>
         <w:t xml:space="preserve">       d.current_section_code AS "currentSection",</w:t>
         <w:br/>
+        <w:t xml:space="preserve">       w.current_approver AS "currentOwner",   -- คอลัมน์ "ผู้ดำเนินการ (เจ้าของงาน)" บนหน้าจอ</w:t>
+        <w:br/>
         <w:t xml:space="preserve">       -- workflow_transaction ไม่มี created_date (มีแค่ update_date) — วันที่เริ่มงานเอาจาก workflow_history</w:t>
         <w:br/>
         <w:t xml:space="preserve">       CASE WHEN w.current_status_id &lt;&gt; $1 /* statusDone */ THEN GREATEST(CURRENT_DATE - wh.first_event_date::date, 0) ELSE 0 END AS "daysPending",</w:t>
@@ -13633,15 +16568,53 @@
         <w:br/>
         <w:t>LEFT JOIN sps_store.workflow_transaction w ON w.reference_id = d.id::text   -- DP-1 = surrogate id (reference_id เป็น varchar(255)) AND w.version_id = :sgiVersionId   -- DP-1 · DP-2 (ไม่มี index → seq-scan)</w:t>
         <w:br/>
+        <w:t>-- ⚠️ ตัวกรองทุกตัวบนหน้าจอต้องมาที่นี่ ไม่ใช่กรองฝั่ง client — เพราะมี LIMIT/OFFSET</w:t>
+        <w:br/>
+        <w:t>--    ถ้ากรองฝั่ง client ตัวกรองจะทำงานแค่แถวในหน้านั้น (เพิ่มครบ 2026-09-09)</w:t>
+        <w:br/>
         <w:t>WHERE d.year = $2 /* year */</w:t>
         <w:br/>
         <w:t xml:space="preserve">  AND ($3 /* impactedStoreCode */ IS NULL OR d.impacted_store_code = $3 /* impactedStoreCode */)</w:t>
         <w:br/>
         <w:t xml:space="preserve">  AND ($4 /* status */            IS NULL OR d.status_code = $4 /* status */)</w:t>
         <w:br/>
+        <w:t xml:space="preserve">  -- result ไม่ได้อยู่ที่หัวเอกสาร — ต้องดูผลพิจารณา *ล่าสุด* ของเอกสารจาก sgi_consideration_logs</w:t>
+        <w:br/>
+        <w:t xml:space="preserve">  AND ($5 /* result */            IS NULL OR EXISTS (</w:t>
+        <w:br/>
+        <w:t xml:space="preserve">        SELECT 1 FROM sgi_consideration_logs cl</w:t>
+        <w:br/>
+        <w:t xml:space="preserve">         WHERE cl.doc_no = d.doc_no AND cl.result_category = $5 /* result */</w:t>
+        <w:br/>
+        <w:t xml:space="preserve">           AND cl.action_datetime = (SELECT MAX(action_datetime) FROM sgi_consideration_logs</w:t>
+        <w:br/>
+        <w:t xml:space="preserve">                                      WHERE doc_no = d.doc_no)))</w:t>
+        <w:br/>
+        <w:t xml:space="preserve">  AND ($6 /* keyword */          IS NULL OR d.doc_no ILIKE '%' || $6 /* keyword */ || '%'</w:t>
+        <w:br/>
+        <w:t xml:space="preserve">                                 OR s.store_name ILIKE '%' || $6 /* keyword */ || '%'</w:t>
+        <w:br/>
+        <w:t xml:space="preserve">                                 OR d.impacted_store_code ILIKE '%' || $6 /* keyword */ || '%')</w:t>
+        <w:br/>
+        <w:t xml:space="preserve">  AND ($7 /* regionCode */       IS NULL OR s.zone_cd = $7 /* regionCode */)</w:t>
+        <w:br/>
+        <w:t xml:space="preserve">  AND ($8 /* storeType */        IS NULL OR s.store_type = $8 /* storeType */)   -- 7 ค่า A B C D E PTT บริษัท (เหมือนตัวกรองในรายงาน)</w:t>
+        <w:br/>
+        <w:t xml:space="preserve">  AND ($9 /* createdFrom */      IS NULL OR d.created_at &gt;= $9 /* createdFrom */::date)</w:t>
+        <w:br/>
+        <w:t xml:space="preserve">  AND ($10 /* createdTo */        IS NULL OR d.created_at &lt;  $10 /* createdTo */::date + 1)</w:t>
+        <w:br/>
+        <w:t xml:space="preserve">  AND ($11 /* compensationMin */  IS NULL OR d.total_compensation_amount &gt;= $11 /* compensationMin */)</w:t>
+        <w:br/>
+        <w:t xml:space="preserve">  AND ($12 /* compensationMax */  IS NULL OR d.total_compensation_amount &lt;= $12 /* compensationMax */)</w:t>
+        <w:br/>
+        <w:t xml:space="preserve">  AND ($13 /* salesDeclineMin */  IS NULL OR GREATEST(COALESCE(-ss.growth_rate_diff, 0), 0) &gt;= $13 /* salesDeclineMin */)</w:t>
+        <w:br/>
+        <w:t xml:space="preserve">  AND ($14 /* salesDeclineMax */  IS NULL OR GREATEST(COALESCE(-ss.growth_rate_diff, 0), 0) &lt;= $14 /* salesDeclineMax */)</w:t>
+        <w:br/>
         <w:t>ORDER BY d.doc_no DESC</w:t>
         <w:br/>
-        <w:t>LIMIT $5 /* size */ OFFSET $6 /* offset */;</w:t>
+        <w:t>LIMIT $15 /* size */ OFFSET $16 /* offset */;</w:t>
       </w:r>
     </w:p>
     <w:p>
@@ -13868,7 +16841,87 @@
                 <w:rFonts w:ascii="Arial" w:hAnsi="Arial" w:eastAsia="Arial" w:cs="Tahoma"/>
                 <w:sz w:val="18"/>
               </w:rPr>
-              <w:t>CREATE INDEX idx_sgi_compensation_documents_year_impacted_store_code_status_ ON sgi_compensation_documents (year, impacted_store_code, status_code);</w:t>
+              <w:t>CREATE INDEX idx_sgi_compensation_documents_status_code_created_at_total_com ON sgi_compensation_documents (status_code, created_at, total_compensation_amount);</w:t>
+            </w:r>
+          </w:p>
+        </w:tc>
+        <w:tc>
+          <w:tcPr>
+            <w:tcW w:type="dxa" w:w="3360"/>
+            <w:vAlign w:val="center"/>
+          </w:tcPr>
+          <w:p>
+            <w:pPr>
+              <w:keepLines/>
+              <w:spacing w:after="0"/>
+            </w:pPr>
+            <w:r>
+              <w:rPr>
+                <w:rFonts w:ascii="Arial" w:hAnsi="Arial" w:eastAsia="Arial" w:cs="Tahoma"/>
+                <w:sz w:val="18"/>
+              </w:rPr>
+            </w:r>
+            <w:r>
+              <w:rPr>
+                <w:rFonts w:ascii="Arial" w:hAnsi="Arial" w:eastAsia="Arial" w:cs="Tahoma"/>
+                <w:sz w:val="18"/>
+              </w:rPr>
+              <w:t>ข้อเสนอ — อนุมานจากคอลัมน์ที่ปรากฏใน WHERE/JOIN ของ SQL ด้านบน ต้องวัด EXPLAIN ก่อนใช้จริง</w:t>
+            </w:r>
+          </w:p>
+        </w:tc>
+      </w:tr>
+      <w:tr>
+        <w:trPr>
+          <w:cantSplit/>
+        </w:trPr>
+        <w:tc>
+          <w:tcPr>
+            <w:tcW w:type="dxa" w:w="3360"/>
+            <w:vAlign w:val="center"/>
+          </w:tcPr>
+          <w:p>
+            <w:pPr>
+              <w:keepLines/>
+              <w:spacing w:after="0"/>
+            </w:pPr>
+            <w:r>
+              <w:rPr>
+                <w:rFonts w:ascii="Arial" w:hAnsi="Arial" w:eastAsia="Arial" w:cs="Tahoma"/>
+                <w:sz w:val="18"/>
+              </w:rPr>
+            </w:r>
+            <w:r>
+              <w:rPr>
+                <w:rFonts w:ascii="Arial" w:hAnsi="Arial" w:eastAsia="Arial" w:cs="Tahoma"/>
+                <w:sz w:val="18"/>
+              </w:rPr>
+              <w:t>sgi_consideration_logs</w:t>
+            </w:r>
+          </w:p>
+        </w:tc>
+        <w:tc>
+          <w:tcPr>
+            <w:tcW w:type="dxa" w:w="3360"/>
+            <w:vAlign w:val="center"/>
+          </w:tcPr>
+          <w:p>
+            <w:pPr>
+              <w:keepLines/>
+              <w:spacing w:after="0"/>
+            </w:pPr>
+            <w:r>
+              <w:rPr>
+                <w:rFonts w:ascii="Arial" w:hAnsi="Arial" w:eastAsia="Arial" w:cs="Tahoma"/>
+                <w:sz w:val="18"/>
+              </w:rPr>
+            </w:r>
+            <w:r>
+              <w:rPr>
+                <w:rFonts w:ascii="Arial" w:hAnsi="Arial" w:eastAsia="Arial" w:cs="Tahoma"/>
+                <w:sz w:val="18"/>
+              </w:rPr>
+              <w:t>CREATE INDEX idx_sgi_consideration_logs_doc_no_result_category_action_dateti ON sgi_consideration_logs (doc_no, result_category, action_datetime);</w:t>
             </w:r>
           </w:p>
         </w:tc>

--- a/LLDD/word/BE/LLDD-BE-API-Document-List-Search.docx
+++ b/LLDD/word/BE/LLDD-BE-API-Document-List-Search.docx
@@ -14911,7 +14911,7 @@
         <w:t xml:space="preserve">  allmapUrl?: string;</w:t>
         <w:br/>
         <w:br/>
-        <w:t xml:space="preserve">  @Column({ name: 'statement_id', type: 'varchar', length: 50, nullable: true })</w:t>
+        <w:t xml:space="preserve">  @Column({ name: 'statement_id', type: 'varchar', length: 500, nullable: true })</w:t>
         <w:br/>
         <w:t xml:space="preserve">  statementId?: string;</w:t>
         <w:br/>

--- a/LLDD/word/BE/LLDD-BE-API-Document-List-Search.docx
+++ b/LLDD/word/BE/LLDD-BE-API-Document-List-Search.docx
@@ -14633,6 +14633,143 @@
                 <w:sz w:val="18"/>
               </w:rPr>
               <w:t xml:space="preserve"> business_user · เพิ่ม 2026-10-05 เพราะ business_user ใช้ id คนละชุดกับ ABS (วัดบน UAT 121/396 คนได้ชื่อคนอื่น)</w:t>
+            </w:r>
+          </w:p>
+        </w:tc>
+      </w:tr>
+      <w:tr>
+        <w:trPr>
+          <w:cantSplit/>
+        </w:trPr>
+        <w:tc>
+          <w:tcPr>
+            <w:tcW w:type="dxa" w:w="3360"/>
+            <w:vAlign w:val="center"/>
+          </w:tcPr>
+          <w:p>
+            <w:pPr>
+              <w:keepLines/>
+              <w:spacing w:after="0"/>
+            </w:pPr>
+            <w:r>
+              <w:rPr>
+                <w:rFonts w:ascii="Arial" w:hAnsi="Arial" w:eastAsia="Arial" w:cs="Tahoma"/>
+                <w:sz w:val="18"/>
+              </w:rPr>
+            </w:r>
+            <w:r>
+              <w:rPr>
+                <w:rFonts w:ascii="Arial" w:hAnsi="Arial" w:eastAsia="Arial" w:cs="Tahoma"/>
+                <w:sz w:val="18"/>
+              </w:rPr>
+              <w:t>sgi_section_owners</w:t>
+            </w:r>
+          </w:p>
+        </w:tc>
+        <w:tc>
+          <w:tcPr>
+            <w:tcW w:type="dxa" w:w="3360"/>
+            <w:vAlign w:val="center"/>
+          </w:tcPr>
+          <w:p>
+            <w:pPr>
+              <w:keepLines/>
+              <w:spacing w:after="0"/>
+            </w:pPr>
+            <w:r>
+              <w:rPr>
+                <w:rFonts w:ascii="Arial" w:hAnsi="Arial" w:eastAsia="Arial" w:cs="Tahoma"/>
+                <w:sz w:val="18"/>
+              </w:rPr>
+            </w:r>
+            <w:r>
+              <w:rPr>
+                <w:rFonts w:ascii="Arial" w:hAnsi="Arial" w:eastAsia="Arial" w:cs="Tahoma"/>
+                <w:sz w:val="18"/>
+              </w:rPr>
+              <w:t>R</w:t>
+            </w:r>
+          </w:p>
+        </w:tc>
+        <w:tc>
+          <w:tcPr>
+            <w:tcW w:type="dxa" w:w="3360"/>
+            <w:vAlign w:val="center"/>
+          </w:tcPr>
+          <w:p>
+            <w:pPr>
+              <w:keepLines/>
+              <w:spacing w:after="0"/>
+            </w:pPr>
+            <w:r>
+              <w:rPr>
+                <w:rFonts w:ascii="Arial" w:hAnsi="Arial" w:eastAsia="Arial" w:cs="Tahoma"/>
+                <w:sz w:val="18"/>
+              </w:rPr>
+            </w:r>
+            <w:r>
+              <w:rPr>
+                <w:rFonts w:ascii="Arial" w:hAnsi="Arial" w:eastAsia="Arial" w:cs="Tahoma"/>
+                <w:sz w:val="18"/>
+              </w:rPr>
+              <w:t xml:space="preserve">ตัดสิน </w:t>
+            </w:r>
+            <w:r>
+              <w:rPr>
+                <w:rFonts w:ascii="Courier New" w:hAnsi="Courier New" w:eastAsia="Courier New" w:cs="Tahoma"/>
+                <w:sz w:val="18"/>
+              </w:rPr>
+              <w:t>isMine</w:t>
+            </w:r>
+            <w:r>
+              <w:rPr>
+                <w:rFonts w:ascii="Arial" w:hAnsi="Arial" w:eastAsia="Arial" w:cs="Tahoma"/>
+                <w:sz w:val="18"/>
+              </w:rPr>
+              <w:t xml:space="preserve"> (badge และติ๊ก "เฉพาะรอท่านดำเนินการ") ของงานที่ส่งเข้ากลุ่ม (ขั้น 01) — ต้องอยู่กลุ่มของขั้น </w:t>
+            </w:r>
+            <w:r>
+              <w:rPr>
+                <w:rFonts w:ascii="Arial" w:hAnsi="Arial" w:eastAsia="Arial" w:cs="Tahoma"/>
+                <w:b/>
+                <w:sz w:val="18"/>
+              </w:rPr>
+              <w:t>และ</w:t>
+            </w:r>
+            <w:r>
+              <w:rPr>
+                <w:rFonts w:ascii="Arial" w:hAnsi="Arial" w:eastAsia="Arial" w:cs="Tahoma"/>
+                <w:sz w:val="18"/>
+              </w:rPr>
+              <w:t xml:space="preserve"> เป็นผู้รับผิดชอบรายบุคคล: คนเดิมของเอกสาร → คนเดิมของร้าน (</w:t>
+            </w:r>
+            <w:r>
+              <w:rPr>
+                <w:rFonts w:ascii="Courier New" w:hAnsi="Courier New" w:eastAsia="Courier New" w:cs="Tahoma"/>
+                <w:sz w:val="18"/>
+              </w:rPr>
+              <w:t>sgi_consideration_logs</w:t>
+            </w:r>
+            <w:r>
+              <w:rPr>
+                <w:rFonts w:ascii="Arial" w:hAnsi="Arial" w:eastAsia="Arial" w:cs="Tahoma"/>
+                <w:sz w:val="18"/>
+              </w:rPr>
+              <w:t>) → ทะเบียนภาค/ประเภทร้านระดับที่เจาะจงที่สุด แล้วงานค้างน้อยสุด · หาไม่ได้ = ทุกคนในกลุ่ม · ตัวเดียวกับช่อง "ผู้ดำเนินการ" ของหน้ารายละเอียด (</w:t>
+            </w:r>
+            <w:r>
+              <w:rPr>
+                <w:rFonts w:ascii="Courier New" w:hAnsi="Courier New" w:eastAsia="Courier New" w:cs="Tahoma"/>
+                <w:sz w:val="18"/>
+              </w:rPr>
+              <w:t>sgi/utils/group-owner-sql.ts</w:t>
+            </w:r>
+            <w:r>
+              <w:rPr>
+                <w:rFonts w:ascii="Arial" w:hAnsi="Arial" w:eastAsia="Arial" w:cs="Tahoma"/>
+                <w:sz w:val="18"/>
+              </w:rPr>
+              <w:t xml:space="preserve"> · เพิ่ม 2026-10-12)</w:t>
             </w:r>
           </w:p>
         </w:tc>
@@ -17417,6 +17554,15 @@
         <w:rPr>
           <w:rFonts w:ascii="Courier New" w:hAnsi="Courier New" w:eastAsia="Courier New" w:cs="Tahoma"/>
         </w:rPr>
+        <w:t>sgi_section_owners</w:t>
+      </w:r>
+      <w:r>
+        <w:t xml:space="preserve">, </w:t>
+      </w:r>
+      <w:r>
+        <w:rPr>
+          <w:rFonts w:ascii="Courier New" w:hAnsi="Courier New" w:eastAsia="Courier New" w:cs="Tahoma"/>
+        </w:rPr>
         <w:t>business_user</w:t>
       </w:r>
       <w:r>
@@ -18740,6 +18886,143 @@
                 <w:sz w:val="18"/>
               </w:rPr>
               <w:t xml:space="preserve"> business_user · เพิ่ม 2026-10-05 เพราะ business_user ใช้ id คนละชุดกับ ABS (วัดบน UAT 121/396 คนได้ชื่อคนอื่น)</w:t>
+            </w:r>
+          </w:p>
+        </w:tc>
+      </w:tr>
+      <w:tr>
+        <w:trPr>
+          <w:cantSplit/>
+        </w:trPr>
+        <w:tc>
+          <w:tcPr>
+            <w:tcW w:type="dxa" w:w="3360"/>
+            <w:vAlign w:val="center"/>
+          </w:tcPr>
+          <w:p>
+            <w:pPr>
+              <w:keepLines/>
+              <w:spacing w:after="0"/>
+            </w:pPr>
+            <w:r>
+              <w:rPr>
+                <w:rFonts w:ascii="Arial" w:hAnsi="Arial" w:eastAsia="Arial" w:cs="Tahoma"/>
+                <w:sz w:val="18"/>
+              </w:rPr>
+            </w:r>
+            <w:r>
+              <w:rPr>
+                <w:rFonts w:ascii="Arial" w:hAnsi="Arial" w:eastAsia="Arial" w:cs="Tahoma"/>
+                <w:sz w:val="18"/>
+              </w:rPr>
+              <w:t>sgi_section_owners</w:t>
+            </w:r>
+          </w:p>
+        </w:tc>
+        <w:tc>
+          <w:tcPr>
+            <w:tcW w:type="dxa" w:w="3360"/>
+            <w:vAlign w:val="center"/>
+          </w:tcPr>
+          <w:p>
+            <w:pPr>
+              <w:keepLines/>
+              <w:spacing w:after="0"/>
+            </w:pPr>
+            <w:r>
+              <w:rPr>
+                <w:rFonts w:ascii="Arial" w:hAnsi="Arial" w:eastAsia="Arial" w:cs="Tahoma"/>
+                <w:sz w:val="18"/>
+              </w:rPr>
+            </w:r>
+            <w:r>
+              <w:rPr>
+                <w:rFonts w:ascii="Arial" w:hAnsi="Arial" w:eastAsia="Arial" w:cs="Tahoma"/>
+                <w:sz w:val="18"/>
+              </w:rPr>
+              <w:t>R</w:t>
+            </w:r>
+          </w:p>
+        </w:tc>
+        <w:tc>
+          <w:tcPr>
+            <w:tcW w:type="dxa" w:w="3360"/>
+            <w:vAlign w:val="center"/>
+          </w:tcPr>
+          <w:p>
+            <w:pPr>
+              <w:keepLines/>
+              <w:spacing w:after="0"/>
+            </w:pPr>
+            <w:r>
+              <w:rPr>
+                <w:rFonts w:ascii="Arial" w:hAnsi="Arial" w:eastAsia="Arial" w:cs="Tahoma"/>
+                <w:sz w:val="18"/>
+              </w:rPr>
+            </w:r>
+            <w:r>
+              <w:rPr>
+                <w:rFonts w:ascii="Arial" w:hAnsi="Arial" w:eastAsia="Arial" w:cs="Tahoma"/>
+                <w:sz w:val="18"/>
+              </w:rPr>
+              <w:t xml:space="preserve">ตัดสิน </w:t>
+            </w:r>
+            <w:r>
+              <w:rPr>
+                <w:rFonts w:ascii="Courier New" w:hAnsi="Courier New" w:eastAsia="Courier New" w:cs="Tahoma"/>
+                <w:sz w:val="18"/>
+              </w:rPr>
+              <w:t>isMine</w:t>
+            </w:r>
+            <w:r>
+              <w:rPr>
+                <w:rFonts w:ascii="Arial" w:hAnsi="Arial" w:eastAsia="Arial" w:cs="Tahoma"/>
+                <w:sz w:val="18"/>
+              </w:rPr>
+              <w:t xml:space="preserve"> (badge และติ๊ก "เฉพาะรอท่านดำเนินการ") ของงานที่ส่งเข้ากลุ่ม (ขั้น 01) — ต้องอยู่กลุ่มของขั้น </w:t>
+            </w:r>
+            <w:r>
+              <w:rPr>
+                <w:rFonts w:ascii="Arial" w:hAnsi="Arial" w:eastAsia="Arial" w:cs="Tahoma"/>
+                <w:b/>
+                <w:sz w:val="18"/>
+              </w:rPr>
+              <w:t>และ</w:t>
+            </w:r>
+            <w:r>
+              <w:rPr>
+                <w:rFonts w:ascii="Arial" w:hAnsi="Arial" w:eastAsia="Arial" w:cs="Tahoma"/>
+                <w:sz w:val="18"/>
+              </w:rPr>
+              <w:t xml:space="preserve"> เป็นผู้รับผิดชอบรายบุคคล: คนเดิมของเอกสาร → คนเดิมของร้าน (</w:t>
+            </w:r>
+            <w:r>
+              <w:rPr>
+                <w:rFonts w:ascii="Courier New" w:hAnsi="Courier New" w:eastAsia="Courier New" w:cs="Tahoma"/>
+                <w:sz w:val="18"/>
+              </w:rPr>
+              <w:t>sgi_consideration_logs</w:t>
+            </w:r>
+            <w:r>
+              <w:rPr>
+                <w:rFonts w:ascii="Arial" w:hAnsi="Arial" w:eastAsia="Arial" w:cs="Tahoma"/>
+                <w:sz w:val="18"/>
+              </w:rPr>
+              <w:t>) → ทะเบียนภาค/ประเภทร้านระดับที่เจาะจงที่สุด แล้วงานค้างน้อยสุด · หาไม่ได้ = ทุกคนในกลุ่ม · ตัวเดียวกับช่อง "ผู้ดำเนินการ" ของหน้ารายละเอียด (</w:t>
+            </w:r>
+            <w:r>
+              <w:rPr>
+                <w:rFonts w:ascii="Courier New" w:hAnsi="Courier New" w:eastAsia="Courier New" w:cs="Tahoma"/>
+                <w:sz w:val="18"/>
+              </w:rPr>
+              <w:t>sgi/utils/group-owner-sql.ts</w:t>
+            </w:r>
+            <w:r>
+              <w:rPr>
+                <w:rFonts w:ascii="Arial" w:hAnsi="Arial" w:eastAsia="Arial" w:cs="Tahoma"/>
+                <w:sz w:val="18"/>
+              </w:rPr>
+              <w:t xml:space="preserve"> · เพิ่ม 2026-10-12)</w:t>
             </w:r>
           </w:p>
         </w:tc>

--- a/LLDD/word/BE/LLDD-BE-API-Document-List-Search.docx
+++ b/LLDD/word/BE/LLDD-BE-API-Document-List-Search.docx
@@ -14497,142 +14497,170 @@
                 <w:rFonts w:ascii="Arial" w:hAnsi="Arial" w:eastAsia="Arial" w:cs="Tahoma"/>
                 <w:sz w:val="18"/>
               </w:rPr>
+              <w:t>sps_auth.users / sps_auth.user_group_members</w:t>
+            </w:r>
+          </w:p>
+        </w:tc>
+        <w:tc>
+          <w:tcPr>
+            <w:tcW w:type="dxa" w:w="3360"/>
+            <w:vAlign w:val="center"/>
+          </w:tcPr>
+          <w:p>
+            <w:pPr>
+              <w:keepLines/>
+              <w:spacing w:after="0"/>
+            </w:pPr>
+            <w:r>
+              <w:rPr>
+                <w:rFonts w:ascii="Arial" w:hAnsi="Arial" w:eastAsia="Arial" w:cs="Tahoma"/>
+                <w:sz w:val="18"/>
+              </w:rPr>
+            </w:r>
+            <w:r>
+              <w:rPr>
+                <w:rFonts w:ascii="Arial" w:hAnsi="Arial" w:eastAsia="Arial" w:cs="Tahoma"/>
+                <w:sz w:val="18"/>
+              </w:rPr>
+              <w:t>R</w:t>
+            </w:r>
+          </w:p>
+        </w:tc>
+        <w:tc>
+          <w:tcPr>
+            <w:tcW w:type="dxa" w:w="3360"/>
+            <w:vAlign w:val="center"/>
+          </w:tcPr>
+          <w:p>
+            <w:pPr>
+              <w:keepLines/>
+              <w:spacing w:after="0"/>
+            </w:pPr>
+            <w:r>
+              <w:rPr>
+                <w:rFonts w:ascii="Arial" w:hAnsi="Arial" w:eastAsia="Arial" w:cs="Tahoma"/>
+                <w:sz w:val="18"/>
+              </w:rPr>
+            </w:r>
+            <w:r>
+              <w:rPr>
+                <w:rFonts w:ascii="Arial" w:hAnsi="Arial" w:eastAsia="Arial" w:cs="Tahoma"/>
+                <w:sz w:val="18"/>
+              </w:rPr>
+              <w:t>ชื่อเจ้าของงาน (</w:t>
+            </w:r>
+            <w:r>
+              <w:rPr>
+                <w:rFonts w:ascii="Courier New" w:hAnsi="Courier New" w:eastAsia="Courier New" w:cs="Tahoma"/>
+                <w:sz w:val="18"/>
+              </w:rPr>
+              <w:t>first_name</w:t>
+            </w:r>
+            <w:r>
+              <w:rPr>
+                <w:rFonts w:ascii="Arial" w:hAnsi="Arial" w:eastAsia="Arial" w:cs="Tahoma"/>
+                <w:sz w:val="18"/>
+              </w:rPr>
+              <w:t>/</w:t>
+            </w:r>
+            <w:r>
+              <w:rPr>
+                <w:rFonts w:ascii="Courier New" w:hAnsi="Courier New" w:eastAsia="Courier New" w:cs="Tahoma"/>
+                <w:sz w:val="18"/>
+              </w:rPr>
+              <w:t>last_name</w:t>
+            </w:r>
+            <w:r>
+              <w:rPr>
+                <w:rFonts w:ascii="Arial" w:hAnsi="Arial" w:eastAsia="Arial" w:cs="Tahoma"/>
+                <w:sz w:val="18"/>
+              </w:rPr>
+              <w:t xml:space="preserve"> ชุดเดียวกับ </w:t>
+            </w:r>
+            <w:r>
+              <w:rPr>
+                <w:rFonts w:ascii="Courier New" w:hAnsi="Courier New" w:eastAsia="Courier New" w:cs="Tahoma"/>
+                <w:sz w:val="18"/>
+              </w:rPr>
+              <w:t>x-user-id</w:t>
+            </w:r>
+            <w:r>
+              <w:rPr>
+                <w:rFonts w:ascii="Arial" w:hAnsi="Arial" w:eastAsia="Arial" w:cs="Tahoma"/>
+                <w:sz w:val="18"/>
+              </w:rPr>
+              <w:t xml:space="preserve">) — แปลง </w:t>
+            </w:r>
+            <w:r>
+              <w:rPr>
+                <w:rFonts w:ascii="Courier New" w:hAnsi="Courier New" w:eastAsia="Courier New" w:cs="Tahoma"/>
+                <w:sz w:val="18"/>
+              </w:rPr>
+              <w:t>current_approver</w:t>
+            </w:r>
+            <w:r>
+              <w:rPr>
+                <w:rFonts w:ascii="Arial" w:hAnsi="Arial" w:eastAsia="Arial" w:cs="Tahoma"/>
+                <w:sz w:val="18"/>
+              </w:rPr>
+              <w:t xml:space="preserve"> เป็น </w:t>
+            </w:r>
+            <w:r>
+              <w:rPr>
+                <w:rFonts w:ascii="Courier New" w:hAnsi="Courier New" w:eastAsia="Courier New" w:cs="Tahoma"/>
+                <w:sz w:val="18"/>
+              </w:rPr>
+              <w:t>currentOwner</w:t>
+            </w:r>
+            <w:r>
+              <w:rPr>
+                <w:rFonts w:ascii="Arial" w:hAnsi="Arial" w:eastAsia="Arial" w:cs="Tahoma"/>
+                <w:sz w:val="18"/>
+              </w:rPr>
+              <w:t>/</w:t>
+            </w:r>
+            <w:r>
+              <w:rPr>
+                <w:rFonts w:ascii="Courier New" w:hAnsi="Courier New" w:eastAsia="Courier New" w:cs="Tahoma"/>
+                <w:sz w:val="18"/>
+              </w:rPr>
+              <w:t>ownerName</w:t>
+            </w:r>
+            <w:r>
+              <w:rPr>
+                <w:rFonts w:ascii="Arial" w:hAnsi="Arial" w:eastAsia="Arial" w:cs="Tahoma"/>
+                <w:sz w:val="18"/>
+              </w:rPr>
+              <w:t xml:space="preserve"> </w:t>
+            </w:r>
+            <w:r>
+              <w:rPr>
+                <w:rFonts w:ascii="Arial" w:hAnsi="Arial" w:eastAsia="Arial" w:cs="Tahoma"/>
+                <w:b/>
+                <w:sz w:val="18"/>
+              </w:rPr>
+              <w:t>ก่อน</w:t>
+            </w:r>
+            <w:r>
+              <w:rPr>
+                <w:rFonts w:ascii="Arial" w:hAnsi="Arial" w:eastAsia="Arial" w:cs="Tahoma"/>
+                <w:sz w:val="18"/>
+              </w:rPr>
+              <w:t xml:space="preserve"> business_user · เพิ่ม 2026-10-05 เพราะ business_user ใช้ id คนละชุดกับ ABS (วัดบน UAT 121/396 คนได้ชื่อคนอื่น) · 2026-10-27 อ่านจาก sps_auth ตรง (ตารางกระจก </w:t>
+            </w:r>
+            <w:r>
+              <w:rPr>
+                <w:rFonts w:ascii="Courier New" w:hAnsi="Courier New" w:eastAsia="Courier New" w:cs="Tahoma"/>
+                <w:sz w:val="18"/>
+              </w:rPr>
               <w:t>sgi_wf_section_member</w:t>
             </w:r>
-          </w:p>
-        </w:tc>
-        <w:tc>
-          <w:tcPr>
-            <w:tcW w:type="dxa" w:w="3360"/>
-            <w:vAlign w:val="center"/>
-          </w:tcPr>
-          <w:p>
-            <w:pPr>
-              <w:keepLines/>
-              <w:spacing w:after="0"/>
-            </w:pPr>
-            <w:r>
-              <w:rPr>
-                <w:rFonts w:ascii="Arial" w:hAnsi="Arial" w:eastAsia="Arial" w:cs="Tahoma"/>
-                <w:sz w:val="18"/>
-              </w:rPr>
-            </w:r>
-            <w:r>
-              <w:rPr>
-                <w:rFonts w:ascii="Arial" w:hAnsi="Arial" w:eastAsia="Arial" w:cs="Tahoma"/>
-                <w:sz w:val="18"/>
-              </w:rPr>
-              <w:t>R</w:t>
-            </w:r>
-          </w:p>
-        </w:tc>
-        <w:tc>
-          <w:tcPr>
-            <w:tcW w:type="dxa" w:w="3360"/>
-            <w:vAlign w:val="center"/>
-          </w:tcPr>
-          <w:p>
-            <w:pPr>
-              <w:keepLines/>
-              <w:spacing w:after="0"/>
-            </w:pPr>
-            <w:r>
-              <w:rPr>
-                <w:rFonts w:ascii="Arial" w:hAnsi="Arial" w:eastAsia="Arial" w:cs="Tahoma"/>
-                <w:sz w:val="18"/>
-              </w:rPr>
-            </w:r>
-            <w:r>
-              <w:rPr>
-                <w:rFonts w:ascii="Arial" w:hAnsi="Arial" w:eastAsia="Arial" w:cs="Tahoma"/>
-                <w:sz w:val="18"/>
-              </w:rPr>
-              <w:t>ชื่อเจ้าของงาน (</w:t>
-            </w:r>
-            <w:r>
-              <w:rPr>
-                <w:rFonts w:ascii="Courier New" w:hAnsi="Courier New" w:eastAsia="Courier New" w:cs="Tahoma"/>
-                <w:sz w:val="18"/>
-              </w:rPr>
-              <w:t>full_name</w:t>
-            </w:r>
-            <w:r>
-              <w:rPr>
-                <w:rFonts w:ascii="Arial" w:hAnsi="Arial" w:eastAsia="Arial" w:cs="Tahoma"/>
-                <w:sz w:val="18"/>
-              </w:rPr>
-              <w:t xml:space="preserve"> จาก sps_auth ชุดเดียวกับ </w:t>
-            </w:r>
-            <w:r>
-              <w:rPr>
-                <w:rFonts w:ascii="Courier New" w:hAnsi="Courier New" w:eastAsia="Courier New" w:cs="Tahoma"/>
-                <w:sz w:val="18"/>
-              </w:rPr>
-              <w:t>x-user-id</w:t>
-            </w:r>
-            <w:r>
-              <w:rPr>
-                <w:rFonts w:ascii="Arial" w:hAnsi="Arial" w:eastAsia="Arial" w:cs="Tahoma"/>
-                <w:sz w:val="18"/>
-              </w:rPr>
-              <w:t xml:space="preserve">) — แปลง </w:t>
-            </w:r>
-            <w:r>
-              <w:rPr>
-                <w:rFonts w:ascii="Courier New" w:hAnsi="Courier New" w:eastAsia="Courier New" w:cs="Tahoma"/>
-                <w:sz w:val="18"/>
-              </w:rPr>
-              <w:t>current_approver</w:t>
-            </w:r>
-            <w:r>
-              <w:rPr>
-                <w:rFonts w:ascii="Arial" w:hAnsi="Arial" w:eastAsia="Arial" w:cs="Tahoma"/>
-                <w:sz w:val="18"/>
-              </w:rPr>
-              <w:t xml:space="preserve"> เป็น </w:t>
-            </w:r>
-            <w:r>
-              <w:rPr>
-                <w:rFonts w:ascii="Courier New" w:hAnsi="Courier New" w:eastAsia="Courier New" w:cs="Tahoma"/>
-                <w:sz w:val="18"/>
-              </w:rPr>
-              <w:t>currentOwner</w:t>
-            </w:r>
-            <w:r>
-              <w:rPr>
-                <w:rFonts w:ascii="Arial" w:hAnsi="Arial" w:eastAsia="Arial" w:cs="Tahoma"/>
-                <w:sz w:val="18"/>
-              </w:rPr>
-              <w:t>/</w:t>
-            </w:r>
-            <w:r>
-              <w:rPr>
-                <w:rFonts w:ascii="Courier New" w:hAnsi="Courier New" w:eastAsia="Courier New" w:cs="Tahoma"/>
-                <w:sz w:val="18"/>
-              </w:rPr>
-              <w:t>ownerName</w:t>
-            </w:r>
-            <w:r>
-              <w:rPr>
-                <w:rFonts w:ascii="Arial" w:hAnsi="Arial" w:eastAsia="Arial" w:cs="Tahoma"/>
-                <w:sz w:val="18"/>
-              </w:rPr>
-              <w:t xml:space="preserve"> </w:t>
-            </w:r>
-            <w:r>
-              <w:rPr>
-                <w:rFonts w:ascii="Arial" w:hAnsi="Arial" w:eastAsia="Arial" w:cs="Tahoma"/>
-                <w:b/>
-                <w:sz w:val="18"/>
-              </w:rPr>
-              <w:t>ก่อน</w:t>
-            </w:r>
-            <w:r>
-              <w:rPr>
-                <w:rFonts w:ascii="Arial" w:hAnsi="Arial" w:eastAsia="Arial" w:cs="Tahoma"/>
-                <w:sz w:val="18"/>
-              </w:rPr>
-              <w:t xml:space="preserve"> business_user · เพิ่ม 2026-10-05 เพราะ business_user ใช้ id คนละชุดกับ ABS (วัดบน UAT 121/396 คนได้ชื่อคนอื่น)</w:t>
+            <w:r>
+              <w:rPr>
+                <w:rFonts w:ascii="Arial" w:hAnsi="Arial" w:eastAsia="Arial" w:cs="Tahoma"/>
+                <w:sz w:val="18"/>
+              </w:rPr>
+              <w:t xml:space="preserve"> ถอดแล้ว)</w:t>
             </w:r>
           </w:p>
         </w:tc>
@@ -16186,7 +16214,7 @@
                 <w:rFonts w:ascii="Arial" w:hAnsi="Arial" w:eastAsia="Arial" w:cs="Tahoma"/>
                 <w:sz w:val="18"/>
               </w:rPr>
-              <w:t>store-backend · src/entitys/sgi-wf-section-member.entity.ts</w:t>
+              <w:t>store-backend · src/entitys/sps-auth.users.entity.ts</w:t>
             </w:r>
           </w:p>
         </w:tc>
@@ -16218,7 +16246,7 @@
                 <w:rFonts w:ascii="Courier New" w:hAnsi="Courier New" w:eastAsia="Courier New" w:cs="Tahoma"/>
                 <w:sz w:val="18"/>
               </w:rPr>
-              <w:t>sgi_wf_section_member</w:t>
+              <w:t>sps_auth.users</w:t>
             </w:r>
             <w:r>
               <w:rPr>
@@ -17545,7 +17573,16 @@
         <w:rPr>
           <w:rFonts w:ascii="Courier New" w:hAnsi="Courier New" w:eastAsia="Courier New" w:cs="Tahoma"/>
         </w:rPr>
-        <w:t>sgi_wf_section_member</w:t>
+        <w:t>sps_auth.users</w:t>
+      </w:r>
+      <w:r>
+        <w:t xml:space="preserve">, </w:t>
+      </w:r>
+      <w:r>
+        <w:rPr>
+          <w:rFonts w:ascii="Courier New" w:hAnsi="Courier New" w:eastAsia="Courier New" w:cs="Tahoma"/>
+        </w:rPr>
+        <w:t>sps_auth.user_group_members</w:t>
       </w:r>
       <w:r>
         <w:t xml:space="preserve">, </w:t>
@@ -18149,7 +18186,7 @@
         <w:br/>
         <w:t>import { ImpactedStore } from '../../entitys/sgi-impacted-stores.entity';</w:t>
         <w:br/>
-        <w:t>import { SgiWfSectionMember } from '../../entitys/sgi-wf-section-member.entity';</w:t>
+        <w:t>import { SpsAuthUser } from '../../entitys/sps-auth.users.entity';</w:t>
         <w:br/>
         <w:br/>
         <w:t>export const sgiDocumentListSearchProviders = [</w:t>
@@ -18176,9 +18213,9 @@
         <w:br/>
         <w:t xml:space="preserve">  {</w:t>
         <w:br/>
-        <w:t xml:space="preserve">    provide: 'SGI_WF_SECTION_MEMBER_REPOSITORY',</w:t>
+        <w:t xml:space="preserve">    provide: 'SPS_AUTH.USER_REPOSITORY',</w:t>
         <w:br/>
-        <w:t xml:space="preserve">    useFactory: (dataSource: DataSource) =&gt; dataSource.getRepository(SgiWfSectionMember),</w:t>
+        <w:t xml:space="preserve">    useFactory: (dataSource: DataSource) =&gt; dataSource.getRepository(SpsAuthUser),</w:t>
         <w:br/>
         <w:t xml:space="preserve">    inject: ['DATA_SOURCE'],</w:t>
         <w:br/>
@@ -18750,10 +18787,178 @@
                 <w:rFonts w:ascii="Arial" w:hAnsi="Arial" w:eastAsia="Arial" w:cs="Tahoma"/>
                 <w:sz w:val="18"/>
               </w:rPr>
+              <w:t>sps_auth.users</w:t>
+            </w:r>
+          </w:p>
+        </w:tc>
+        <w:tc>
+          <w:tcPr>
+            <w:tcW w:type="dxa" w:w="3360"/>
+            <w:vAlign w:val="center"/>
+          </w:tcPr>
+          <w:p>
+            <w:pPr>
+              <w:keepLines/>
+              <w:spacing w:after="0"/>
+            </w:pPr>
+            <w:r>
+              <w:rPr>
+                <w:rFonts w:ascii="Arial" w:hAnsi="Arial" w:eastAsia="Arial" w:cs="Tahoma"/>
+                <w:sz w:val="18"/>
+              </w:rPr>
+            </w:r>
+            <w:r>
+              <w:rPr>
+                <w:rFonts w:ascii="Arial" w:hAnsi="Arial" w:eastAsia="Arial" w:cs="Tahoma"/>
+                <w:sz w:val="18"/>
+              </w:rPr>
+              <w:t>R</w:t>
+            </w:r>
+          </w:p>
+        </w:tc>
+        <w:tc>
+          <w:tcPr>
+            <w:tcW w:type="dxa" w:w="3360"/>
+            <w:vAlign w:val="center"/>
+          </w:tcPr>
+          <w:p>
+            <w:pPr>
+              <w:keepLines/>
+              <w:spacing w:after="0"/>
+            </w:pPr>
+            <w:r>
+              <w:rPr>
+                <w:rFonts w:ascii="Arial" w:hAnsi="Arial" w:eastAsia="Arial" w:cs="Tahoma"/>
+                <w:sz w:val="18"/>
+              </w:rPr>
+            </w:r>
+            <w:r>
+              <w:rPr>
+                <w:rFonts w:ascii="Arial" w:hAnsi="Arial" w:eastAsia="Arial" w:cs="Tahoma"/>
+                <w:sz w:val="18"/>
+              </w:rPr>
+              <w:t>ชื่อเจ้าของงาน (</w:t>
+            </w:r>
+            <w:r>
+              <w:rPr>
+                <w:rFonts w:ascii="Courier New" w:hAnsi="Courier New" w:eastAsia="Courier New" w:cs="Tahoma"/>
+                <w:sz w:val="18"/>
+              </w:rPr>
+              <w:t>first_name</w:t>
+            </w:r>
+            <w:r>
+              <w:rPr>
+                <w:rFonts w:ascii="Arial" w:hAnsi="Arial" w:eastAsia="Arial" w:cs="Tahoma"/>
+                <w:sz w:val="18"/>
+              </w:rPr>
+              <w:t>/</w:t>
+            </w:r>
+            <w:r>
+              <w:rPr>
+                <w:rFonts w:ascii="Courier New" w:hAnsi="Courier New" w:eastAsia="Courier New" w:cs="Tahoma"/>
+                <w:sz w:val="18"/>
+              </w:rPr>
+              <w:t>last_name</w:t>
+            </w:r>
+            <w:r>
+              <w:rPr>
+                <w:rFonts w:ascii="Arial" w:hAnsi="Arial" w:eastAsia="Arial" w:cs="Tahoma"/>
+                <w:sz w:val="18"/>
+              </w:rPr>
+              <w:t xml:space="preserve"> ชุดเดียวกับ </w:t>
+            </w:r>
+            <w:r>
+              <w:rPr>
+                <w:rFonts w:ascii="Courier New" w:hAnsi="Courier New" w:eastAsia="Courier New" w:cs="Tahoma"/>
+                <w:sz w:val="18"/>
+              </w:rPr>
+              <w:t>x-user-id</w:t>
+            </w:r>
+            <w:r>
+              <w:rPr>
+                <w:rFonts w:ascii="Arial" w:hAnsi="Arial" w:eastAsia="Arial" w:cs="Tahoma"/>
+                <w:sz w:val="18"/>
+              </w:rPr>
+              <w:t xml:space="preserve">) — แปลง </w:t>
+            </w:r>
+            <w:r>
+              <w:rPr>
+                <w:rFonts w:ascii="Courier New" w:hAnsi="Courier New" w:eastAsia="Courier New" w:cs="Tahoma"/>
+                <w:sz w:val="18"/>
+              </w:rPr>
+              <w:t>current_approver</w:t>
+            </w:r>
+            <w:r>
+              <w:rPr>
+                <w:rFonts w:ascii="Arial" w:hAnsi="Arial" w:eastAsia="Arial" w:cs="Tahoma"/>
+                <w:sz w:val="18"/>
+              </w:rPr>
+              <w:t xml:space="preserve"> เป็น </w:t>
+            </w:r>
+            <w:r>
+              <w:rPr>
+                <w:rFonts w:ascii="Courier New" w:hAnsi="Courier New" w:eastAsia="Courier New" w:cs="Tahoma"/>
+                <w:sz w:val="18"/>
+              </w:rPr>
+              <w:t>currentOwner</w:t>
+            </w:r>
+            <w:r>
+              <w:rPr>
+                <w:rFonts w:ascii="Arial" w:hAnsi="Arial" w:eastAsia="Arial" w:cs="Tahoma"/>
+                <w:sz w:val="18"/>
+              </w:rPr>
+              <w:t>/</w:t>
+            </w:r>
+            <w:r>
+              <w:rPr>
+                <w:rFonts w:ascii="Courier New" w:hAnsi="Courier New" w:eastAsia="Courier New" w:cs="Tahoma"/>
+                <w:sz w:val="18"/>
+              </w:rPr>
+              <w:t>ownerName</w:t>
+            </w:r>
+            <w:r>
+              <w:rPr>
+                <w:rFonts w:ascii="Arial" w:hAnsi="Arial" w:eastAsia="Arial" w:cs="Tahoma"/>
+                <w:sz w:val="18"/>
+              </w:rPr>
+              <w:t xml:space="preserve"> </w:t>
+            </w:r>
+            <w:r>
+              <w:rPr>
+                <w:rFonts w:ascii="Arial" w:hAnsi="Arial" w:eastAsia="Arial" w:cs="Tahoma"/>
+                <w:b/>
+                <w:sz w:val="18"/>
+              </w:rPr>
+              <w:t>ก่อน</w:t>
+            </w:r>
+            <w:r>
+              <w:rPr>
+                <w:rFonts w:ascii="Arial" w:hAnsi="Arial" w:eastAsia="Arial" w:cs="Tahoma"/>
+                <w:sz w:val="18"/>
+              </w:rPr>
+              <w:t xml:space="preserve"> business_user · เพิ่ม 2026-10-05 เพราะ business_user ใช้ id คนละชุดกับ ABS (วัดบน UAT 121/396 คนได้ชื่อคนอื่น) · 2026-10-27 อ่านจาก sps_auth ตรง (ตารางกระจก </w:t>
+            </w:r>
+            <w:r>
+              <w:rPr>
+                <w:rFonts w:ascii="Courier New" w:hAnsi="Courier New" w:eastAsia="Courier New" w:cs="Tahoma"/>
+                <w:sz w:val="18"/>
+              </w:rPr>
               <w:t>sgi_wf_section_member</w:t>
             </w:r>
-          </w:p>
-        </w:tc>
+            <w:r>
+              <w:rPr>
+                <w:rFonts w:ascii="Arial" w:hAnsi="Arial" w:eastAsia="Arial" w:cs="Tahoma"/>
+                <w:sz w:val="18"/>
+              </w:rPr>
+              <w:t xml:space="preserve"> ถอดแล้ว)</w:t>
+            </w:r>
+          </w:p>
+        </w:tc>
+      </w:tr>
+      <w:tr>
+        <w:trPr>
+          <w:cantSplit/>
+        </w:trPr>
         <w:tc>
           <w:tcPr>
             <w:tcW w:type="dxa" w:w="3360"/>
@@ -18775,6 +18980,31 @@
                 <w:rFonts w:ascii="Arial" w:hAnsi="Arial" w:eastAsia="Arial" w:cs="Tahoma"/>
                 <w:sz w:val="18"/>
               </w:rPr>
+              <w:t>sps_auth.user_group_members</w:t>
+            </w:r>
+          </w:p>
+        </w:tc>
+        <w:tc>
+          <w:tcPr>
+            <w:tcW w:type="dxa" w:w="3360"/>
+            <w:vAlign w:val="center"/>
+          </w:tcPr>
+          <w:p>
+            <w:pPr>
+              <w:keepLines/>
+              <w:spacing w:after="0"/>
+            </w:pPr>
+            <w:r>
+              <w:rPr>
+                <w:rFonts w:ascii="Arial" w:hAnsi="Arial" w:eastAsia="Arial" w:cs="Tahoma"/>
+                <w:sz w:val="18"/>
+              </w:rPr>
+            </w:r>
+            <w:r>
+              <w:rPr>
+                <w:rFonts w:ascii="Arial" w:hAnsi="Arial" w:eastAsia="Arial" w:cs="Tahoma"/>
+                <w:sz w:val="18"/>
+              </w:rPr>
               <w:t>R</w:t>
             </w:r>
           </w:p>
@@ -18807,20 +19037,34 @@
                 <w:rFonts w:ascii="Courier New" w:hAnsi="Courier New" w:eastAsia="Courier New" w:cs="Tahoma"/>
                 <w:sz w:val="18"/>
               </w:rPr>
-              <w:t>full_name</w:t>
-            </w:r>
-            <w:r>
-              <w:rPr>
-                <w:rFonts w:ascii="Arial" w:hAnsi="Arial" w:eastAsia="Arial" w:cs="Tahoma"/>
-                <w:sz w:val="18"/>
-              </w:rPr>
-              <w:t xml:space="preserve"> จาก sps_auth ชุดเดียวกับ </w:t>
+              <w:t>first_name</w:t>
+            </w:r>
+            <w:r>
+              <w:rPr>
+                <w:rFonts w:ascii="Arial" w:hAnsi="Arial" w:eastAsia="Arial" w:cs="Tahoma"/>
+                <w:sz w:val="18"/>
+              </w:rPr>
+              <w:t>/</w:t>
             </w:r>
             <w:r>
               <w:rPr>
                 <w:rFonts w:ascii="Courier New" w:hAnsi="Courier New" w:eastAsia="Courier New" w:cs="Tahoma"/>
                 <w:sz w:val="18"/>
               </w:rPr>
+              <w:t>last_name</w:t>
+            </w:r>
+            <w:r>
+              <w:rPr>
+                <w:rFonts w:ascii="Arial" w:hAnsi="Arial" w:eastAsia="Arial" w:cs="Tahoma"/>
+                <w:sz w:val="18"/>
+              </w:rPr>
+              <w:t xml:space="preserve"> ชุดเดียวกับ </w:t>
+            </w:r>
+            <w:r>
+              <w:rPr>
+                <w:rFonts w:ascii="Courier New" w:hAnsi="Courier New" w:eastAsia="Courier New" w:cs="Tahoma"/>
+                <w:sz w:val="18"/>
+              </w:rPr>
               <w:t>x-user-id</w:t>
             </w:r>
             <w:r>
@@ -18885,7 +19129,21 @@
                 <w:rFonts w:ascii="Arial" w:hAnsi="Arial" w:eastAsia="Arial" w:cs="Tahoma"/>
                 <w:sz w:val="18"/>
               </w:rPr>
-              <w:t xml:space="preserve"> business_user · เพิ่ม 2026-10-05 เพราะ business_user ใช้ id คนละชุดกับ ABS (วัดบน UAT 121/396 คนได้ชื่อคนอื่น)</w:t>
+              <w:t xml:space="preserve"> business_user · เพิ่ม 2026-10-05 เพราะ business_user ใช้ id คนละชุดกับ ABS (วัดบน UAT 121/396 คนได้ชื่อคนอื่น) · 2026-10-27 อ่านจาก sps_auth ตรง (ตารางกระจก </w:t>
+            </w:r>
+            <w:r>
+              <w:rPr>
+                <w:rFonts w:ascii="Courier New" w:hAnsi="Courier New" w:eastAsia="Courier New" w:cs="Tahoma"/>
+                <w:sz w:val="18"/>
+              </w:rPr>
+              <w:t>sgi_wf_section_member</w:t>
+            </w:r>
+            <w:r>
+              <w:rPr>
+                <w:rFonts w:ascii="Arial" w:hAnsi="Arial" w:eastAsia="Arial" w:cs="Tahoma"/>
+                <w:sz w:val="18"/>
+              </w:rPr>
+              <w:t xml:space="preserve"> ถอดแล้ว)</w:t>
             </w:r>
           </w:p>
         </w:tc>
